--- a/three-generations-healthcare-it_2col.docx
+++ b/three-generations-healthcare-it_2col.docx
@@ -27,7 +27,7 @@
       </w:pPr>
       <w:r>
         <w:rPr>
-          <w:rFonts w:ascii="Times New Roman" w:hAnsi="Times New Roman"/>
+          <w:rFonts w:ascii="Georgia" w:hAnsi="Georgia"/>
           <w:b w:val="0"/>
           <w:i/>
           <w:sz w:val="19"/>
@@ -36,7 +36,7 @@
       </w:r>
       <w:r>
         <w:rPr>
-          <w:rFonts w:ascii="Times New Roman" w:hAnsi="Times New Roman"/>
+          <w:rFonts w:ascii="Georgia" w:hAnsi="Georgia"/>
           <w:b w:val="0"/>
           <w:i/>
           <w:sz w:val="19"/>
@@ -46,7 +46,7 @@
       </w:r>
       <w:r>
         <w:rPr>
-          <w:rFonts w:ascii="Times New Roman" w:hAnsi="Times New Roman"/>
+          <w:rFonts w:ascii="Georgia" w:hAnsi="Georgia"/>
           <w:b w:val="0"/>
           <w:i/>
           <w:sz w:val="19"/>
@@ -55,7 +55,7 @@
       </w:r>
       <w:r>
         <w:rPr>
-          <w:rFonts w:ascii="Times New Roman" w:hAnsi="Times New Roman"/>
+          <w:rFonts w:ascii="Georgia" w:hAnsi="Georgia"/>
           <w:b w:val="0"/>
           <w:i/>
           <w:sz w:val="19"/>
@@ -75,7 +75,7 @@
       </w:pPr>
       <w:r>
         <w:rPr>
-          <w:rFonts w:ascii="Times New Roman" w:hAnsi="Times New Roman"/>
+          <w:rFonts w:ascii="Georgia" w:hAnsi="Georgia"/>
           <w:b w:val="0"/>
           <w:i/>
           <w:sz w:val="19"/>
@@ -85,7 +85,7 @@
       </w:r>
       <w:r>
         <w:rPr>
-          <w:rFonts w:ascii="Times New Roman" w:hAnsi="Times New Roman"/>
+          <w:rFonts w:ascii="Georgia" w:hAnsi="Georgia"/>
           <w:b w:val="0"/>
           <w:i/>
           <w:sz w:val="19"/>
@@ -94,7 +94,7 @@
       </w:r>
       <w:r>
         <w:rPr>
-          <w:rFonts w:ascii="Times New Roman" w:hAnsi="Times New Roman"/>
+          <w:rFonts w:ascii="Georgia" w:hAnsi="Georgia"/>
           <w:b w:val="0"/>
           <w:i/>
           <w:sz w:val="19"/>
@@ -103,7 +103,7 @@
       </w:r>
       <w:r>
         <w:rPr>
-          <w:rFonts w:ascii="Times New Roman" w:hAnsi="Times New Roman"/>
+          <w:rFonts w:ascii="Georgia" w:hAnsi="Georgia"/>
           <w:b w:val="0"/>
           <w:i/>
           <w:sz w:val="19"/>
@@ -113,7 +113,7 @@
       </w:r>
       <w:r>
         <w:rPr>
-          <w:rFonts w:ascii="Times New Roman" w:hAnsi="Times New Roman"/>
+          <w:rFonts w:ascii="Georgia" w:hAnsi="Georgia"/>
           <w:b w:val="0"/>
           <w:i/>
           <w:sz w:val="19"/>
@@ -132,7 +132,7 @@
       </w:pPr>
       <w:r>
         <w:rPr>
-          <w:rFonts w:ascii="Times New Roman" w:hAnsi="Times New Roman"/>
+          <w:rFonts w:ascii="Georgia" w:hAnsi="Georgia"/>
           <w:b/>
           <w:i w:val="0"/>
           <w:sz w:val="22"/>
@@ -164,7 +164,20 @@
         <w:widowControl w:val="1"/>
       </w:pPr>
       <w:r>
-        <w:t xml:space="preserve">Healthcare information technology has advanced through two well-defined generations and is entering a third. The first generation</w:t>
+        <w:t xml:space="preserve">Healthcare information technology can be read as a progression in the</w:t>
+      </w:r>
+      <w:r>
+        <w:t xml:space="preserve"> </w:t>
+      </w:r>
+      <w:r>
+        <w:rPr>
+          <w:i/>
+          <w:iCs/>
+        </w:rPr>
+        <w:t xml:space="preserve">unit of information it makes computable</w:t>
+      </w:r>
+      <w:r>
+        <w:t xml:space="preserve">. The first generation made the clinical</w:t>
       </w:r>
       <w:r>
         <w:t xml:space="preserve"> </w:t>
@@ -174,10 +187,13 @@
           <w:b/>
           <w:bCs/>
         </w:rPr>
-        <w:t xml:space="preserve">digitized the record</w:t>
-      </w:r>
-      <w:r>
-        <w:t xml:space="preserve">, replacing paper charts with electronic documents and transactional databases. The second generation</w:t>
+        <w:t xml:space="preserve">record</w:t>
+      </w:r>
+      <w:r>
+        <w:t xml:space="preserve"> </w:t>
+      </w:r>
+      <w:r>
+        <w:t xml:space="preserve">computable, replacing paper charts with electronic documents and transactional databases. The second generation made the clinical</w:t>
       </w:r>
       <w:r>
         <w:t xml:space="preserve"> </w:t>
@@ -187,10 +203,13 @@
           <w:b/>
           <w:bCs/>
         </w:rPr>
-        <w:t xml:space="preserve">digitized clinical facts</w:t>
-      </w:r>
-      <w:r>
-        <w:t xml:space="preserve">, using clinical natural-language processing (NLP) together with controlled terminologies and interoperability standards to encode diagnoses, medications, procedures, and results as structured, computable data. Yet much of the care process itself, what should happen next, when, under which conditions, and by whom, still lives in free-form communication: notes, discharge instructions, referrals, handovers, and messages. We argue that an emerging</w:t>
+        <w:t xml:space="preserve">fact</w:t>
+      </w:r>
+      <w:r>
+        <w:t xml:space="preserve"> </w:t>
+      </w:r>
+      <w:r>
+        <w:t xml:space="preserve">computable, using controlled terminologies, structured systems, interoperability standards, and clinical natural-language processing to encode diagnoses, medications, procedures, and results as computable clinical state. We argue that an emerging</w:t>
       </w:r>
       <w:r>
         <w:t xml:space="preserve"> </w:t>
@@ -200,10 +219,91 @@
           <w:b/>
           <w:bCs/>
         </w:rPr>
-        <w:t xml:space="preserve">third generation, driven by modern artificial intelligence and large language models (LLMs) coupled with symbolic reasoning, digitizes the care process</w:t>
-      </w:r>
-      <w:r>
-        <w:t xml:space="preserve">, converting clinical communication into structured, executable representations. Each generation is defined by the unit of information it makes computable and by the technology that makes it so: databases, then clinical NLP, then LLM-based neural-symbolic systems. We give explicit criteria for what constitutes a generation, characterize the three along representative systems, algorithms and technology stack, and use cases and needs, distinguish the third generation from classical clinical NLP and from computer-interpretable guidelines, and identify the capabilities it requires: reliable extraction, verifiable temporal reasoning, auditability, and calibrated human oversight. We ground the argument in a working instance, reliable extraction of follow-up instructions, where a hybrid neural-symbolic pipeline reaches action–time Pair F1 of 0.997 while general-purpose LLMs reach about 0.53, and set out testable predictions and a research agenda.</w:t>
+        <w:t xml:space="preserve">third generation makes patient-specific clinical intent computable from clinical communication</w:t>
+      </w:r>
+      <w:r>
+        <w:t xml:space="preserve">: what should happen next, when, under which conditions, and by whom, information that today lives in free-form notes, discharge instructions, referrals, handovers, and messages. The claim is deliberately narrow. Existing standards and workflow systems, FHIR</w:t>
+      </w:r>
+      <w:r>
+        <w:t xml:space="preserve"> </w:t>
+      </w:r>
+      <w:r>
+        <w:rPr>
+          <w:i/>
+          <w:iCs/>
+        </w:rPr>
+        <w:t xml:space="preserve">CarePlan</w:t>
+      </w:r>
+      <w:r>
+        <w:t xml:space="preserve">,</w:t>
+      </w:r>
+      <w:r>
+        <w:t xml:space="preserve"> </w:t>
+      </w:r>
+      <w:r>
+        <w:rPr>
+          <w:i/>
+          <w:iCs/>
+        </w:rPr>
+        <w:t xml:space="preserve">ServiceRequest</w:t>
+      </w:r>
+      <w:r>
+        <w:t xml:space="preserve">,</w:t>
+      </w:r>
+      <w:r>
+        <w:t xml:space="preserve"> </w:t>
+      </w:r>
+      <w:r>
+        <w:rPr>
+          <w:i/>
+          <w:iCs/>
+        </w:rPr>
+        <w:t xml:space="preserve">Task</w:t>
+      </w:r>
+      <w:r>
+        <w:t xml:space="preserve">, and</w:t>
+      </w:r>
+      <w:r>
+        <w:t xml:space="preserve"> </w:t>
+      </w:r>
+      <w:r>
+        <w:rPr>
+          <w:i/>
+          <w:iCs/>
+        </w:rPr>
+        <w:t xml:space="preserve">PlanDefinition</w:t>
+      </w:r>
+      <w:r>
+        <w:t xml:space="preserve">, computer-interpretable guidelines, and process-mining pipelines, can already represent orders, tasks, care plans, and executable protocols</w:t>
+      </w:r>
+      <w:r>
+        <w:t xml:space="preserve"> </w:t>
+      </w:r>
+      <w:r>
+        <w:rPr>
+          <w:i/>
+          <w:iCs/>
+        </w:rPr>
+        <w:t xml:space="preserve">once these have been explicitly encoded</w:t>
+      </w:r>
+      <w:r>
+        <w:t xml:space="preserve">. The unresolved gap is upstream: much patient-specific intent is expressed only in natural communication and therefore never enters this computable process layer. We define the</w:t>
+      </w:r>
+      <w:r>
+        <w:t xml:space="preserve"> </w:t>
+      </w:r>
+      <w:r>
+        <w:rPr>
+          <w:b/>
+          <w:bCs/>
+        </w:rPr>
+        <w:t xml:space="preserve">Actionable Clinical Record (ACR)</w:t>
+      </w:r>
+      <w:r>
+        <w:t xml:space="preserve"> </w:t>
+      </w:r>
+      <w:r>
+        <w:t xml:space="preserve">as the atomic object of that layer: a source-grounded representation of an intended clinical action together with its temporal, conditional, responsibility, dependency, status, and confidence semantics. Modern AI, large language models (LLMs) for semantic interpretation coupled with symbolic reasoning for verifiable structure, is what finally makes ACR recovery tractable, and it positions existing workflow infrastructure as the downstream machinery the third generation can at last populate automatically. We give explicit criteria for a generation, distinguish prescribed, observed, and intended process, define an ACR maturity ladder and an executable-correctness benchmark suite, and state reliability as a formal system property rather than a slogan. We ground the argument in a working instance, reliable follow-up extraction, where a hybrid neural-symbolic pipeline reaches action–time Pair F1 of 0.997 on a controlled benchmark while general-purpose LLMs reach about 0.53, and set out testable predictions and the Computable Care Process research agenda.</w:t>
       </w:r>
     </w:p>
     <w:p>
@@ -225,7 +325,7 @@
         <w:t xml:space="preserve"> </w:t>
       </w:r>
       <w:r>
-        <w:t xml:space="preserve">healthcare IT; electronic health records; clinical NLP; large language models; neural-symbolic AI; temporal reasoning; care-process automation; clinical decision support</w:t>
+        <w:t xml:space="preserve">healthcare IT; electronic health records; unit of computability; actionable clinical record; clinical intent; large language models; neural-symbolic AI; temporal reasoning; care-process automation; FHIR workflow</w:t>
       </w:r>
     </w:p>
     <w:p>
@@ -276,7 +376,7 @@
         <w:widowControl w:val="1"/>
       </w:pPr>
       <w:r>
-        <w:t xml:space="preserve">Every generation of healthcare information technology can be described by the</w:t>
+        <w:t xml:space="preserve">Healthcare information technology is best read not through the technologies that happen to be fashionable in a given decade but through the</w:t>
       </w:r>
       <w:r>
         <w:t xml:space="preserve"> </w:t>
@@ -289,55 +389,161 @@
         <w:t xml:space="preserve">unit of information it makes computable</w:t>
       </w:r>
       <w:r>
-        <w:t xml:space="preserve">. The first made the</w:t>
-      </w:r>
-      <w:r>
-        <w:t xml:space="preserve"> </w:t>
-      </w:r>
-      <w:r>
-        <w:rPr>
+        <w:t xml:space="preserve">. Technologies turn over quickly; the computational object persists. Organized this way, the field’s history is a single sentence:</w:t>
+      </w:r>
+      <w:r>
+        <w:t xml:space="preserve"> </w:t>
+      </w:r>
+      <w:r>
+        <w:rPr>
+          <w:b/>
+          <w:bCs/>
+        </w:rPr>
+        <w:t xml:space="preserve">the first generation made clinical information</w:t>
+      </w:r>
+      <w:r>
+        <w:rPr>
+          <w:b/>
+          <w:bCs/>
+        </w:rPr>
+        <w:t xml:space="preserve"> </w:t>
+      </w:r>
+      <w:r>
+        <w:rPr>
+          <w:b/>
+          <w:bCs/>
           <w:i/>
           <w:iCs/>
         </w:rPr>
-        <w:t xml:space="preserve">document</w:t>
-      </w:r>
-      <w:r>
-        <w:t xml:space="preserve"> </w:t>
-      </w:r>
-      <w:r>
-        <w:t xml:space="preserve">computable; the second made the</w:t>
-      </w:r>
-      <w:r>
-        <w:t xml:space="preserve"> </w:t>
-      </w:r>
-      <w:r>
-        <w:rPr>
+        <w:t xml:space="preserve">available</w:t>
+      </w:r>
+      <w:r>
+        <w:rPr>
+          <w:b/>
+          <w:bCs/>
+        </w:rPr>
+        <w:t xml:space="preserve"> </w:t>
+      </w:r>
+      <w:r>
+        <w:rPr>
+          <w:b/>
+          <w:bCs/>
+        </w:rPr>
+        <w:t xml:space="preserve">to computers; the second made clinical state</w:t>
+      </w:r>
+      <w:r>
+        <w:rPr>
+          <w:b/>
+          <w:bCs/>
+        </w:rPr>
+        <w:t xml:space="preserve"> </w:t>
+      </w:r>
+      <w:r>
+        <w:rPr>
+          <w:b/>
+          <w:bCs/>
           <w:i/>
           <w:iCs/>
         </w:rPr>
-        <w:t xml:space="preserve">fact</w:t>
-      </w:r>
-      <w:r>
-        <w:t xml:space="preserve"> </w:t>
-      </w:r>
-      <w:r>
-        <w:t xml:space="preserve">computable; the third, we argue, makes the</w:t>
-      </w:r>
-      <w:r>
-        <w:t xml:space="preserve"> </w:t>
-      </w:r>
-      <w:r>
-        <w:rPr>
+        <w:t xml:space="preserve">interpretable</w:t>
+      </w:r>
+      <w:r>
+        <w:rPr>
+          <w:b/>
+          <w:bCs/>
+        </w:rPr>
+        <w:t xml:space="preserve"> </w:t>
+      </w:r>
+      <w:r>
+        <w:rPr>
+          <w:b/>
+          <w:bCs/>
+        </w:rPr>
+        <w:t xml:space="preserve">by computers; the third makes clinical intent</w:t>
+      </w:r>
+      <w:r>
+        <w:rPr>
+          <w:b/>
+          <w:bCs/>
+        </w:rPr>
+        <w:t xml:space="preserve"> </w:t>
+      </w:r>
+      <w:r>
+        <w:rPr>
+          <w:b/>
+          <w:bCs/>
           <w:i/>
           <w:iCs/>
         </w:rPr>
-        <w:t xml:space="preserve">care process</w:t>
-      </w:r>
-      <w:r>
-        <w:t xml:space="preserve"> </w:t>
-      </w:r>
-      <w:r>
-        <w:t xml:space="preserve">computable (Figure 1). Generational language has been used before for electronic medical records and for the twenty-five-year evolution of health IT,</w:t>
+        <w:t xml:space="preserve">operational</w:t>
+      </w:r>
+      <w:r>
+        <w:rPr>
+          <w:b/>
+          <w:bCs/>
+        </w:rPr>
+        <w:t xml:space="preserve"> </w:t>
+      </w:r>
+      <w:r>
+        <w:rPr>
+          <w:b/>
+          <w:bCs/>
+        </w:rPr>
+        <w:t xml:space="preserve">by computers.</w:t>
+      </w:r>
+      <w:r>
+        <w:t xml:space="preserve"> </w:t>
+      </w:r>
+      <w:r>
+        <w:t xml:space="preserve">The first made the</w:t>
+      </w:r>
+      <w:r>
+        <w:t xml:space="preserve"> </w:t>
+      </w:r>
+      <w:r>
+        <w:rPr>
+          <w:i/>
+          <w:iCs/>
+        </w:rPr>
+        <w:t xml:space="preserve">record</w:t>
+      </w:r>
+      <w:r>
+        <w:t xml:space="preserve"> </w:t>
+      </w:r>
+      <w:r>
+        <w:t xml:space="preserve">computable; the second made the</w:t>
+      </w:r>
+      <w:r>
+        <w:t xml:space="preserve"> </w:t>
+      </w:r>
+      <w:r>
+        <w:rPr>
+          <w:i/>
+          <w:iCs/>
+        </w:rPr>
+        <w:t xml:space="preserve">fact</w:t>
+      </w:r>
+      <w:r>
+        <w:t xml:space="preserve"> </w:t>
+      </w:r>
+      <w:r>
+        <w:t xml:space="preserve">computable; the third, we argue, makes patient-specific</w:t>
+      </w:r>
+      <w:r>
+        <w:t xml:space="preserve"> </w:t>
+      </w:r>
+      <w:r>
+        <w:rPr>
+          <w:i/>
+          <w:iCs/>
+        </w:rPr>
+        <w:t xml:space="preserve">clinical intent</w:t>
+      </w:r>
+      <w:r>
+        <w:t xml:space="preserve"> </w:t>
+      </w:r>
+      <w:r>
+        <w:t xml:space="preserve">computable from communication (Figure 1). Generational language has been used before for electronic medical records and for the twenty-five-year evolution of health IT,</w:t>
       </w:r>
       <w:r>
         <w:rPr>
@@ -349,7 +555,7 @@
         <w:t xml:space="preserve"> </w:t>
       </w:r>
       <w:r>
-        <w:t xml:space="preserve">but the organizing principle we propose, the unit of computability paired with its enabling technology, is a synthesis rather than a restatement: each transition unlocked a distinct class of systems, required a distinct algorithmic stack, and served a distinct set of clinical needs, and each left a residue that the next generation had to address.</w:t>
+        <w:t xml:space="preserve">but the organizing principle we propose, the unit of computability paired with its enabling computational stack, is a synthesis rather than a restatement: each transition unlocked a distinct class of computation, required a distinct stack, and served a distinct set of clinical needs, and each left a residue that the next generation had to address.</w:t>
       </w:r>
     </w:p>
     <w:p>
@@ -462,13 +668,13 @@
           <w:b/>
           <w:bCs/>
         </w:rPr>
-        <w:t xml:space="preserve">Contributions.</w:t>
-      </w:r>
-      <w:r>
-        <w:t xml:space="preserve"> </w:t>
-      </w:r>
-      <w:r>
-        <w:t xml:space="preserve">(1) explicit criteria for what constitutes a generation of healthcare IT, and a three-generation model organized by the unit of computability and its enabling technology; (2) for each generation, representative</w:t>
+        <w:t xml:space="preserve">What the claim is, and is not.</w:t>
+      </w:r>
+      <w:r>
+        <w:t xml:space="preserve"> </w:t>
+      </w:r>
+      <w:r>
+        <w:t xml:space="preserve">It would be wrong to say healthcare IT could not represent process before LLMs. It could, whenever a person or system had already structured that process. FHIR represents patient-specific intent through</w:t>
       </w:r>
       <w:r>
         <w:t xml:space="preserve"> </w:t>
@@ -478,10 +684,13 @@
           <w:i/>
           <w:iCs/>
         </w:rPr>
-        <w:t xml:space="preserve">systems</w:t>
-      </w:r>
-      <w:r>
-        <w:t xml:space="preserve">,</w:t>
+        <w:t xml:space="preserve">CarePlan</w:t>
+      </w:r>
+      <w:r>
+        <w:t xml:space="preserve"> </w:t>
+      </w:r>
+      <w:r>
+        <w:t xml:space="preserve">and</w:t>
       </w:r>
       <w:r>
         <w:t xml:space="preserve"> </w:t>
@@ -491,10 +700,13 @@
           <w:i/>
           <w:iCs/>
         </w:rPr>
-        <w:t xml:space="preserve">algorithms and technology stack</w:t>
-      </w:r>
-      <w:r>
-        <w:t xml:space="preserve">, and</w:t>
+        <w:t xml:space="preserve">ServiceRequest</w:t>
+      </w:r>
+      <w:r>
+        <w:t xml:space="preserve"> </w:t>
+      </w:r>
+      <w:r>
+        <w:t xml:space="preserve">and generic plans through</w:t>
       </w:r>
       <w:r>
         <w:t xml:space="preserve"> </w:t>
@@ -504,10 +716,187 @@
           <w:i/>
           <w:iCs/>
         </w:rPr>
-        <w:t xml:space="preserve">use cases and needs</w:t>
-      </w:r>
-      <w:r>
-        <w:t xml:space="preserve">, with concrete examples; (3) a definition of the third generation and the actionable clinical record it produces, distinguished from classical clinical NLP and from computer-interpretable guidelines; (4) the enabling technologies and reliability requirements it imposes; (5) a working instance with empirical evidence, convergent evidence from adjacent systems, and testable predictions.</w:t>
+        <w:t xml:space="preserve">PlanDefinition</w:t>
+      </w:r>
+      <w:r>
+        <w:t xml:space="preserve">;</w:t>
+      </w:r>
+      <w:r>
+        <w:rPr>
+          <w:vertAlign w:val="superscript"/>
+        </w:rPr>
+        <w:t xml:space="preserve">[15]</w:t>
+      </w:r>
+      <w:r>
+        <w:t xml:space="preserve"> </w:t>
+      </w:r>
+      <w:r>
+        <w:t xml:space="preserve">computer-interpretable guidelines have encoded executable protocols for decades;</w:t>
+      </w:r>
+      <w:r>
+        <w:rPr>
+          <w:vertAlign w:val="superscript"/>
+        </w:rPr>
+        <w:t xml:space="preserve">[35,36]</w:t>
+      </w:r>
+      <w:r>
+        <w:t xml:space="preserve"> </w:t>
+      </w:r>
+      <w:r>
+        <w:t xml:space="preserve">and process-mining pipelines reconstruct patient pathways from event logs.</w:t>
+      </w:r>
+      <w:r>
+        <w:rPr>
+          <w:vertAlign w:val="superscript"/>
+        </w:rPr>
+        <w:t xml:space="preserve">[42]</w:t>
+      </w:r>
+      <w:r>
+        <w:t xml:space="preserve"> </w:t>
+      </w:r>
+      <w:r>
+        <w:t xml:space="preserve">These are not competitors to the third generation but its downstream infrastructure. It helps to separate three fundamentally different kinds of process information:</w:t>
+      </w:r>
+      <w:r>
+        <w:t xml:space="preserve"> </w:t>
+      </w:r>
+      <w:r>
+        <w:rPr>
+          <w:i/>
+          <w:iCs/>
+        </w:rPr>
+        <w:t xml:space="preserve">prescribed</w:t>
+      </w:r>
+      <w:r>
+        <w:t xml:space="preserve"> </w:t>
+      </w:r>
+      <w:r>
+        <w:t xml:space="preserve">process (“patients with X should undergo Y”), the domain of guidelines;</w:t>
+      </w:r>
+      <w:r>
+        <w:t xml:space="preserve"> </w:t>
+      </w:r>
+      <w:r>
+        <w:rPr>
+          <w:i/>
+          <w:iCs/>
+        </w:rPr>
+        <w:t xml:space="preserve">observed</w:t>
+      </w:r>
+      <w:r>
+        <w:t xml:space="preserve"> </w:t>
+      </w:r>
+      <w:r>
+        <w:t xml:space="preserve">process (“the patient actually underwent A → B → C”), the domain of records and process mining; and</w:t>
+      </w:r>
+      <w:r>
+        <w:t xml:space="preserve"> </w:t>
+      </w:r>
+      <w:r>
+        <w:rPr>
+          <w:i/>
+          <w:iCs/>
+        </w:rPr>
+        <w:t xml:space="preserve">intended</w:t>
+      </w:r>
+      <w:r>
+        <w:t xml:space="preserve"> </w:t>
+      </w:r>
+      <w:r>
+        <w:t xml:space="preserve">process (“for</w:t>
+      </w:r>
+      <w:r>
+        <w:t xml:space="preserve"> </w:t>
+      </w:r>
+      <w:r>
+        <w:rPr>
+          <w:i/>
+          <w:iCs/>
+        </w:rPr>
+        <w:t xml:space="preserve">this</w:t>
+      </w:r>
+      <w:r>
+        <w:t xml:space="preserve"> </w:t>
+      </w:r>
+      <w:r>
+        <w:t xml:space="preserve">patient, do X in two weeks, unless Y”), which is communicated during care. Guidelines address the first, process mining the second. The third generation targets the third, and the defining problem is not generating clinical text but</w:t>
+      </w:r>
+      <w:r>
+        <w:t xml:space="preserve"> </w:t>
+      </w:r>
+      <w:r>
+        <w:rPr>
+          <w:b/>
+          <w:bCs/>
+        </w:rPr>
+        <w:t xml:space="preserve">transforming what people communicate about future care into source-grounded, verifiable, executable, and monitorable clinical commitments.</w:t>
+      </w:r>
+    </w:p>
+    <w:p>
+      <w:pPr>
+        <w:pStyle w:val="BodyText"/>
+        <w:jc w:val="both"/>
+        <w:keepNext w:val="0"/>
+        <w:keepLines w:val="0"/>
+        <w:widowControl w:val="1"/>
+      </w:pPr>
+      <w:r>
+        <w:rPr>
+          <w:b/>
+          <w:bCs/>
+        </w:rPr>
+        <w:t xml:space="preserve">Contributions.</w:t>
+      </w:r>
+      <w:r>
+        <w:t xml:space="preserve"> </w:t>
+      </w:r>
+      <w:r>
+        <w:t xml:space="preserve">(1) explicit criteria for what constitutes a generation of healthcare IT, and a three-generation model organized by the unit of computability and its enabling computational stack; (2) a formal definition of the</w:t>
+      </w:r>
+      <w:r>
+        <w:t xml:space="preserve"> </w:t>
+      </w:r>
+      <w:r>
+        <w:rPr>
+          <w:i/>
+          <w:iCs/>
+        </w:rPr>
+        <w:t xml:space="preserve">Actionable Clinical Record</w:t>
+      </w:r>
+      <w:r>
+        <w:t xml:space="preserve"> </w:t>
+      </w:r>
+      <w:r>
+        <w:t xml:space="preserve">(ACR), the atomic object the third generation produces, with a maturity ladder from</w:t>
+      </w:r>
+      <w:r>
+        <w:t xml:space="preserve"> </w:t>
+      </w:r>
+      <w:r>
+        <w:rPr>
+          <w:i/>
+          <w:iCs/>
+        </w:rPr>
+        <w:t xml:space="preserve">mentioned</w:t>
+      </w:r>
+      <w:r>
+        <w:t xml:space="preserve"> </w:t>
+      </w:r>
+      <w:r>
+        <w:t xml:space="preserve">to</w:t>
+      </w:r>
+      <w:r>
+        <w:t xml:space="preserve"> </w:t>
+      </w:r>
+      <w:r>
+        <w:rPr>
+          <w:i/>
+          <w:iCs/>
+        </w:rPr>
+        <w:t xml:space="preserve">closed</w:t>
+      </w:r>
+      <w:r>
+        <w:t xml:space="preserve">; (3) the transformation Communication → ACR → workflow, positioning the ACR as the missing middle between natural clinical communication and existing structured infrastructure; (4) reliability stated as a formal system property, and an executable-correctness benchmark suite; (5) a working instance with empirical evidence, convergent evidence from adjacent systems, testable predictions, and the Computable Care Process research agenda.</w:t>
       </w:r>
     </w:p>
     <w:p>
@@ -553,7 +942,7 @@
               <a:graphicData uri="http://schemas.openxmlformats.org/drawingml/2006/picture">
                 <pic:pic>
                   <pic:nvPicPr>
-                    <pic:cNvPr descr="E:/tmp/html2doc_svg_Bgv23H/svg_0.png" id="13" name="Picture"/>
+                    <pic:cNvPr descr="E:/tmp/html2doc_svg_y2uBnl/svg_0.png" id="13" name="Picture"/>
                     <pic:cNvPicPr>
                       <a:picLocks noChangeArrowheads="1" noChangeAspect="1"/>
                     </pic:cNvPicPr>
@@ -614,7 +1003,7 @@
           <w:b w:val="0"/>
           <w:i/>
         </w:rPr>
-        <w:t>Three generations of healthcare IT, organized by the unit of information each makes computable and the technology that makes it computable.</w:t>
+        <w:t>Three generations of healthcare IT, organized by the unit of information each makes computable and the enabling computational stack. The bottom row is the paper’s shorthand: each generation answers a different question.</w:t>
       </w:r>
     </w:p>
     <w:p>
@@ -814,7 +1203,7 @@
             </w:pPr>
             <w:r>
               <w:rPr>
-                <w:rFonts w:ascii="Times New Roman" w:hAnsi="Times New Roman"/>
+                <w:rFonts w:ascii="Georgia" w:hAnsi="Georgia"/>
                 <w:b/>
                 <w:sz w:val="19"/>
               </w:rPr>
@@ -844,7 +1233,7 @@
             </w:pPr>
             <w:r>
               <w:rPr>
-                <w:rFonts w:ascii="Times New Roman" w:hAnsi="Times New Roman"/>
+                <w:rFonts w:ascii="Georgia" w:hAnsi="Georgia"/>
                 <w:b/>
                 <w:sz w:val="19"/>
               </w:rPr>
@@ -874,7 +1263,7 @@
             </w:pPr>
             <w:r>
               <w:rPr>
-                <w:rFonts w:ascii="Times New Roman" w:hAnsi="Times New Roman"/>
+                <w:rFonts w:ascii="Georgia" w:hAnsi="Georgia"/>
                 <w:b/>
                 <w:sz w:val="19"/>
               </w:rPr>
@@ -904,7 +1293,7 @@
             </w:pPr>
             <w:r>
               <w:rPr>
-                <w:rFonts w:ascii="Times New Roman" w:hAnsi="Times New Roman"/>
+                <w:rFonts w:ascii="Georgia" w:hAnsi="Georgia"/>
                 <w:b/>
                 <w:sz w:val="19"/>
               </w:rPr>
@@ -935,7 +1324,7 @@
             </w:pPr>
             <w:r>
               <w:rPr>
-                <w:rFonts w:ascii="Times New Roman" w:hAnsi="Times New Roman"/>
+                <w:rFonts w:ascii="Georgia" w:hAnsi="Georgia"/>
                 <w:sz w:val="19"/>
               </w:rPr>
               <w:t xml:space="preserve">Unit of computability</w:t>
@@ -963,7 +1352,7 @@
             </w:pPr>
             <w:r>
               <w:rPr>
-                <w:rFonts w:ascii="Times New Roman" w:hAnsi="Times New Roman"/>
+                <w:rFonts w:ascii="Georgia" w:hAnsi="Georgia"/>
                 <w:sz w:val="19"/>
               </w:rPr>
               <w:t xml:space="preserve">Clinical document</w:t>
@@ -991,7 +1380,7 @@
             </w:pPr>
             <w:r>
               <w:rPr>
-                <w:rFonts w:ascii="Times New Roman" w:hAnsi="Times New Roman"/>
+                <w:rFonts w:ascii="Georgia" w:hAnsi="Georgia"/>
                 <w:sz w:val="19"/>
               </w:rPr>
               <w:t xml:space="preserve">Discrete clinical fact</w:t>
@@ -1019,10 +1408,10 @@
             </w:pPr>
             <w:r>
               <w:rPr>
-                <w:rFonts w:ascii="Times New Roman" w:hAnsi="Times New Roman"/>
+                <w:rFonts w:ascii="Georgia" w:hAnsi="Georgia"/>
                 <w:sz w:val="19"/>
               </w:rPr>
-              <w:t xml:space="preserve">Intended action / process step</w:t>
+              <w:t xml:space="preserve">Intended clinical action (the ACR)</w:t>
             </w:r>
           </w:p>
         </w:tc>
@@ -1049,7 +1438,7 @@
             </w:pPr>
             <w:r>
               <w:rPr>
-                <w:rFonts w:ascii="Times New Roman" w:hAnsi="Times New Roman"/>
+                <w:rFonts w:ascii="Georgia" w:hAnsi="Georgia"/>
                 <w:sz w:val="19"/>
               </w:rPr>
               <w:t xml:space="preserve">Driving force</w:t>
@@ -1077,7 +1466,7 @@
             </w:pPr>
             <w:r>
               <w:rPr>
-                <w:rFonts w:ascii="Times New Roman" w:hAnsi="Times New Roman"/>
+                <w:rFonts w:ascii="Georgia" w:hAnsi="Georgia"/>
                 <w:sz w:val="19"/>
               </w:rPr>
               <w:t xml:space="preserve">HITECH / Meaningful Use policy and reimbursement</w:t>
@@ -1105,7 +1494,7 @@
             </w:pPr>
             <w:r>
               <w:rPr>
-                <w:rFonts w:ascii="Times New Roman" w:hAnsi="Times New Roman"/>
+                <w:rFonts w:ascii="Georgia" w:hAnsi="Georgia"/>
                 <w:sz w:val="19"/>
               </w:rPr>
               <w:t xml:space="preserve">Interoperability and quality-measurement mandates</w:t>
@@ -1133,7 +1522,7 @@
             </w:pPr>
             <w:r>
               <w:rPr>
-                <w:rFonts w:ascii="Times New Roman" w:hAnsi="Times New Roman"/>
+                <w:rFonts w:ascii="Georgia" w:hAnsi="Georgia"/>
                 <w:sz w:val="19"/>
               </w:rPr>
               <w:t xml:space="preserve">Maturation of clinical NLP and LLMs; care-continuity and safety pressure</w:t>
@@ -1163,7 +1552,7 @@
             </w:pPr>
             <w:r>
               <w:rPr>
-                <w:rFonts w:ascii="Times New Roman" w:hAnsi="Times New Roman"/>
+                <w:rFonts w:ascii="Georgia" w:hAnsi="Georgia"/>
                 <w:sz w:val="19"/>
               </w:rPr>
               <w:t xml:space="preserve">Class of computation unlocked</w:t>
@@ -1191,7 +1580,7 @@
             </w:pPr>
             <w:r>
               <w:rPr>
-                <w:rFonts w:ascii="Times New Roman" w:hAnsi="Times New Roman"/>
+                <w:rFonts w:ascii="Georgia" w:hAnsi="Georgia"/>
                 <w:sz w:val="19"/>
               </w:rPr>
               <w:t xml:space="preserve">Store, retrieve, exchange documents</w:t>
@@ -1219,21 +1608,21 @@
             </w:pPr>
             <w:r>
               <w:rPr>
-                <w:rFonts w:ascii="Times New Roman" w:hAnsi="Times New Roman"/>
+                <w:rFonts w:ascii="Georgia" w:hAnsi="Georgia"/>
                 <w:sz w:val="19"/>
               </w:rPr>
               <w:t xml:space="preserve">Compute</w:t>
             </w:r>
             <w:r>
               <w:rPr>
-                <w:rFonts w:ascii="Times New Roman" w:hAnsi="Times New Roman"/>
+                <w:rFonts w:ascii="Georgia" w:hAnsi="Georgia"/>
                 <w:sz w:val="19"/>
               </w:rPr>
               <w:t xml:space="preserve"> </w:t>
             </w:r>
             <w:r>
               <w:rPr>
-                <w:rFonts w:ascii="Times New Roman" w:hAnsi="Times New Roman"/>
+                <w:rFonts w:ascii="Georgia" w:hAnsi="Georgia"/>
                 <w:i/>
                 <w:iCs/>
                 <w:sz w:val="19"/>
@@ -1242,14 +1631,14 @@
             </w:r>
             <w:r>
               <w:rPr>
-                <w:rFonts w:ascii="Times New Roman" w:hAnsi="Times New Roman"/>
+                <w:rFonts w:ascii="Georgia" w:hAnsi="Georgia"/>
                 <w:sz w:val="19"/>
               </w:rPr>
               <w:t xml:space="preserve"> </w:t>
             </w:r>
             <w:r>
               <w:rPr>
-                <w:rFonts w:ascii="Times New Roman" w:hAnsi="Times New Roman"/>
+                <w:rFonts w:ascii="Georgia" w:hAnsi="Georgia"/>
                 <w:sz w:val="19"/>
               </w:rPr>
               <w:t xml:space="preserve">facts (decision support, quality, research)</w:t>
@@ -1277,21 +1666,21 @@
             </w:pPr>
             <w:r>
               <w:rPr>
-                <w:rFonts w:ascii="Times New Roman" w:hAnsi="Times New Roman"/>
+                <w:rFonts w:ascii="Georgia" w:hAnsi="Georgia"/>
                 <w:sz w:val="19"/>
               </w:rPr>
               <w:t xml:space="preserve">Compute</w:t>
             </w:r>
             <w:r>
               <w:rPr>
-                <w:rFonts w:ascii="Times New Roman" w:hAnsi="Times New Roman"/>
+                <w:rFonts w:ascii="Georgia" w:hAnsi="Georgia"/>
                 <w:sz w:val="19"/>
               </w:rPr>
               <w:t xml:space="preserve"> </w:t>
             </w:r>
             <w:r>
               <w:rPr>
-                <w:rFonts w:ascii="Times New Roman" w:hAnsi="Times New Roman"/>
+                <w:rFonts w:ascii="Georgia" w:hAnsi="Georgia"/>
                 <w:i/>
                 <w:iCs/>
                 <w:sz w:val="19"/>
@@ -1300,14 +1689,14 @@
             </w:r>
             <w:r>
               <w:rPr>
-                <w:rFonts w:ascii="Times New Roman" w:hAnsi="Times New Roman"/>
+                <w:rFonts w:ascii="Georgia" w:hAnsi="Georgia"/>
                 <w:sz w:val="19"/>
               </w:rPr>
               <w:t xml:space="preserve"> </w:t>
             </w:r>
             <w:r>
               <w:rPr>
-                <w:rFonts w:ascii="Times New Roman" w:hAnsi="Times New Roman"/>
+                <w:rFonts w:ascii="Georgia" w:hAnsi="Georgia"/>
                 <w:sz w:val="19"/>
               </w:rPr>
               <w:t xml:space="preserve">process (monitor, prioritize, close loops)</w:t>
@@ -1337,7 +1726,7 @@
             </w:pPr>
             <w:r>
               <w:rPr>
-                <w:rFonts w:ascii="Times New Roman" w:hAnsi="Times New Roman"/>
+                <w:rFonts w:ascii="Georgia" w:hAnsi="Georgia"/>
                 <w:sz w:val="19"/>
               </w:rPr>
               <w:t xml:space="preserve">Residual limitation (seeds next)</w:t>
@@ -1365,7 +1754,7 @@
             </w:pPr>
             <w:r>
               <w:rPr>
-                <w:rFonts w:ascii="Times New Roman" w:hAnsi="Times New Roman"/>
+                <w:rFonts w:ascii="Georgia" w:hAnsi="Georgia"/>
                 <w:sz w:val="19"/>
               </w:rPr>
               <w:t xml:space="preserve">Content is unstructured narrative</w:t>
@@ -1393,7 +1782,7 @@
             </w:pPr>
             <w:r>
               <w:rPr>
-                <w:rFonts w:ascii="Times New Roman" w:hAnsi="Times New Roman"/>
+                <w:rFonts w:ascii="Georgia" w:hAnsi="Georgia"/>
                 <w:sz w:val="19"/>
               </w:rPr>
               <w:t xml:space="preserve">Facts are coded, but actions and process are not</w:t>
@@ -1421,7 +1810,7 @@
             </w:pPr>
             <w:r>
               <w:rPr>
-                <w:rFonts w:ascii="Times New Roman" w:hAnsi="Times New Roman"/>
+                <w:rFonts w:ascii="Georgia" w:hAnsi="Georgia"/>
                 <w:sz w:val="19"/>
               </w:rPr>
               <w:t xml:space="preserve">Reliability, safety, evaluation, integration (open)</w:t>
@@ -1741,7 +2130,7 @@
     </w:p>
     <w:bookmarkEnd w:id="16"/>
     <w:bookmarkEnd w:id="17"/>
-    <w:bookmarkStart w:id="19" w:name="X013ebad5fc468943357ad929ec95f848a8c9a6c"/>
+    <w:bookmarkStart w:id="19" w:name="Xf097a5b3e9a098bd217d8da287956ba75285d28"/>
     <w:p>
       <w:pPr>
         <w:pStyle w:val="Heading2"/>
@@ -1750,7 +2139,7 @@
         <w:widowControl w:val="1"/>
       </w:pPr>
       <w:r>
-        <w:t xml:space="preserve">4. Generation Two: Digitizing Clinical Facts (the NLP-Based Generation)</w:t>
+        <w:t xml:space="preserve">4. Generation Two: Digitizing Clinical Facts (Computable Clinical State)</w:t>
       </w:r>
     </w:p>
     <w:p>
@@ -1762,31 +2151,7 @@
         <w:widowControl w:val="1"/>
       </w:pPr>
       <w:r>
-        <w:t xml:space="preserve">The second generation made discrete clinical facts computable and exchangeable. Its enabling technology was clinical natural-language processing: systems such as MedLEE and cTAKES parsed narrative reports into coded concepts, turning text into computable facts,</w:t>
-      </w:r>
-      <w:r>
-        <w:rPr>
-          <w:vertAlign w:val="superscript"/>
-        </w:rPr>
-        <w:t xml:space="preserve">[12,13]</w:t>
-      </w:r>
-      <w:r>
-        <w:t xml:space="preserve"> </w:t>
-      </w:r>
-      <w:r>
-        <w:t xml:space="preserve">which then moved from free text into structured fields governed by controlled terminologies, with interoperability standards letting those facts move between systems.</w:t>
-      </w:r>
-      <w:r>
-        <w:rPr>
-          <w:vertAlign w:val="superscript"/>
-        </w:rPr>
-        <w:t xml:space="preserve">[14,15]</w:t>
-      </w:r>
-      <w:r>
-        <w:t xml:space="preserve"> </w:t>
-      </w:r>
-      <w:r>
-        <w:t xml:space="preserve">This enabled the first broad wave of computation</w:t>
+        <w:t xml:space="preserve">The second generation made discrete clinical facts computable and exchangeable, turning the record into computable clinical</w:t>
       </w:r>
       <w:r>
         <w:t xml:space="preserve"> </w:t>
@@ -1796,6 +2161,59 @@
           <w:i/>
           <w:iCs/>
         </w:rPr>
+        <w:t xml:space="preserve">state</w:t>
+      </w:r>
+      <w:r>
+        <w:t xml:space="preserve">. Its enabling stack was broad, and it is a mistake to reduce it to one technique: structured data entry and templates, controlled terminologies and ontologies, computerized order entry and coded problem and medication lists, clinical data warehouses, and interoperability standards were at least as important as language processing.</w:t>
+      </w:r>
+      <w:r>
+        <w:rPr>
+          <w:vertAlign w:val="superscript"/>
+        </w:rPr>
+        <w:t xml:space="preserve">[14,15]</w:t>
+      </w:r>
+      <w:r>
+        <w:t xml:space="preserve"> </w:t>
+      </w:r>
+      <w:r>
+        <w:t xml:space="preserve">Clinical natural-language processing was</w:t>
+      </w:r>
+      <w:r>
+        <w:t xml:space="preserve"> </w:t>
+      </w:r>
+      <w:r>
+        <w:rPr>
+          <w:i/>
+          <w:iCs/>
+        </w:rPr>
+        <w:t xml:space="preserve">one route</w:t>
+      </w:r>
+      <w:r>
+        <w:t xml:space="preserve"> </w:t>
+      </w:r>
+      <w:r>
+        <w:t xml:space="preserve">by which narrative facts entered this semantic layer: systems such as MedLEE and cTAKES parsed reports into coded concepts,</w:t>
+      </w:r>
+      <w:r>
+        <w:rPr>
+          <w:vertAlign w:val="superscript"/>
+        </w:rPr>
+        <w:t xml:space="preserve">[12,13]</w:t>
+      </w:r>
+      <w:r>
+        <w:t xml:space="preserve"> </w:t>
+      </w:r>
+      <w:r>
+        <w:t xml:space="preserve">complementing facts that were captured as structured data at the point of entry. Together these enabled the first broad wave of computation</w:t>
+      </w:r>
+      <w:r>
+        <w:t xml:space="preserve"> </w:t>
+      </w:r>
+      <w:r>
+        <w:rPr>
+          <w:i/>
+          <w:iCs/>
+        </w:rPr>
         <w:t xml:space="preserve">on</w:t>
       </w:r>
       <w:r>
@@ -1814,7 +2232,20 @@
         <w:t xml:space="preserve"> </w:t>
       </w:r>
       <w:r>
-        <w:t xml:space="preserve">Yet a persistent tension appeared: forcing clinical meaning into structured fields captures some facts while much of the reasoning stays in narrative.</w:t>
+        <w:t xml:space="preserve">Yet a persistent tension appeared: forcing clinical meaning into structured fields captures some facts while much of the reasoning, and nearly all of the intended</w:t>
+      </w:r>
+      <w:r>
+        <w:t xml:space="preserve"> </w:t>
+      </w:r>
+      <w:r>
+        <w:rPr>
+          <w:i/>
+          <w:iCs/>
+        </w:rPr>
+        <w:t xml:space="preserve">action</w:t>
+      </w:r>
+      <w:r>
+        <w:t xml:space="preserve">, stays in narrative.</w:t>
       </w:r>
       <w:r>
         <w:rPr>
@@ -2171,13 +2602,13 @@
           <w:b/>
           <w:bCs/>
         </w:rPr>
-        <w:t xml:space="preserve">Generation 3 (care process):</w:t>
-      </w:r>
-      <w:r>
-        <w:t xml:space="preserve"> </w:t>
-      </w:r>
-      <w:r>
-        <w:t xml:space="preserve">two actionable records are emitted, each linked to its source span and monitorable:</w:t>
+        <w:t xml:space="preserve">Generation 3 (clinical intent):</w:t>
+      </w:r>
+      <w:r>
+        <w:t xml:space="preserve"> </w:t>
+      </w:r>
+      <w:r>
+        <w:t xml:space="preserve">two Actionable Clinical Records are emitted, each grounded in its source span and monitorable:</w:t>
       </w:r>
     </w:p>
     <w:p>
@@ -2189,7 +2620,7 @@
         <w:widowControl w:val="1"/>
       </w:pPr>
       <w:r>
-        <w:t xml:space="preserve">{action: repeat CBC, time: +14 days, status: pending}</w:t>
+        <w:t xml:space="preserve">{action: repeat CBC, temporal: +14 days, status: pending, provenance: span#1}</w:t>
       </w:r>
     </w:p>
     <w:p>
@@ -2201,12 +2632,12 @@
         <w:widowControl w:val="1"/>
       </w:pPr>
       <w:r>
-        <w:t xml:space="preserve">{action: cardiology referral, condition: chest pain persists, actor: physician, status: conditional}</w:t>
+        <w:t xml:space="preserve">{action: cardiology referral, condition: chest pain persists, actor: physician, status: conditional, provenance: span#2}</w:t>
       </w:r>
     </w:p>
     <w:bookmarkEnd w:id="20"/>
     <w:bookmarkEnd w:id="21"/>
-    <w:bookmarkStart w:id="29" w:name="X42487810caf4219ef5cd68a25912ae059b94f11"/>
+    <w:bookmarkStart w:id="39" w:name="X5c25242c605f106c08f50870a524e1c4b49ad45"/>
     <w:p>
       <w:pPr>
         <w:pStyle w:val="Heading2"/>
@@ -2215,7 +2646,7 @@
         <w:widowControl w:val="1"/>
       </w:pPr>
       <w:r>
-        <w:t xml:space="preserve">6. Generation Three: Digitizing the Care Process (the AI/LLM-Based Generation)</w:t>
+        <w:t xml:space="preserve">6. Generation Three: Making Clinical Intent Computable from Communication</w:t>
       </w:r>
     </w:p>
     <w:p>
@@ -2227,7 +2658,7 @@
         <w:widowControl w:val="1"/>
       </w:pPr>
       <w:r>
-        <w:t xml:space="preserve">The third generation makes the care process computable by converting clinical communication into structured, executable records. Its enabling technology is modern AI: large language models for semantic interpretation, coupled with symbolic reasoning for verifiable structure. The atomic object is no longer a document or a fact but an</w:t>
+        <w:t xml:space="preserve">The third generation makes patient-specific clinical intent computable by recovering it from clinical communication and emitting it as structured, executable records. Its enabling stack is modern AI: large language models for semantic interpretation, coupled with symbolic reasoning for verifiable structure. The atomic object is no longer a document or a fact but the</w:t>
       </w:r>
       <w:r>
         <w:t xml:space="preserve"> </w:t>
@@ -2237,10 +2668,74 @@
           <w:b/>
           <w:bCs/>
         </w:rPr>
-        <w:t xml:space="preserve">actionable clinical record</w:t>
-      </w:r>
-      <w:r>
-        <w:t xml:space="preserve">: a normalized statement of an intended action together with the metadata needed to schedule, monitor, and audit it. Concretely, the representation extends from the simple</w:t>
+        <w:t xml:space="preserve">Actionable Clinical Record (ACR)</w:t>
+      </w:r>
+      <w:r>
+        <w:t xml:space="preserve">: a source-grounded, normalized statement of an intended clinical action together with the semantics needed to schedule, assign, monitor, and audit it. We define it formally below, because a named, shared object is what lets others build on the framework, extending the schema, evaluating ACR recovery, or mapping ACRs to workflow, rather than agreeing with an essay.</w:t>
+      </w:r>
+    </w:p>
+    <w:bookmarkStart w:id="26" w:name="the-actionable-clinical-record-defined"/>
+    <w:p>
+      <w:pPr>
+        <w:pStyle w:val="Heading3"/>
+        <w:keepNext/>
+        <w:keepLines/>
+        <w:widowControl w:val="1"/>
+      </w:pPr>
+      <w:r>
+        <w:t xml:space="preserve">6.1 The Actionable Clinical Record, defined</w:t>
+      </w:r>
+    </w:p>
+    <w:p>
+      <w:pPr>
+        <w:pStyle w:val="FirstParagraph"/>
+        <w:jc w:val="both"/>
+        <w:keepNext w:val="0"/>
+        <w:keepLines w:val="0"/>
+        <w:widowControl w:val="1"/>
+      </w:pPr>
+      <w:r>
+        <w:t xml:space="preserve">An ACR is a tuple</w:t>
+      </w:r>
+    </w:p>
+    <w:p>
+      <w:pPr>
+        <w:pStyle w:val="BodyText"/>
+        <w:jc w:val="both"/>
+        <w:keepNext w:val="0"/>
+        <w:keepLines w:val="0"/>
+        <w:widowControl w:val="1"/>
+      </w:pPr>
+      <w:r>
+        <w:t xml:space="preserve">ACR = ⟨ action, target, actor, temporal constraint, condition, dependency, status, provenance, confidence ⟩</w:t>
+      </w:r>
+    </w:p>
+    <w:p>
+      <w:pPr>
+        <w:pStyle w:val="BodyText"/>
+        <w:jc w:val="both"/>
+        <w:keepNext w:val="0"/>
+        <w:keepLines w:val="0"/>
+        <w:widowControl w:val="1"/>
+      </w:pPr>
+      <w:r>
+        <w:t xml:space="preserve">with</w:t>
+      </w:r>
+      <w:r>
+        <w:t xml:space="preserve"> </w:t>
+      </w:r>
+      <w:r>
+        <w:rPr>
+          <w:b/>
+          <w:bCs/>
+        </w:rPr>
+        <w:t xml:space="preserve">required</w:t>
+      </w:r>
+      <w:r>
+        <w:t xml:space="preserve"> </w:t>
+      </w:r>
+      <w:r>
+        <w:t xml:space="preserve">fields</w:t>
       </w:r>
       <w:r>
         <w:t xml:space="preserve"> </w:t>
@@ -2250,13 +2745,261 @@
           <w:i/>
           <w:iCs/>
         </w:rPr>
+        <w:t xml:space="preserve">action</w:t>
+      </w:r>
+      <w:r>
+        <w:t xml:space="preserve">,</w:t>
+      </w:r>
+      <w:r>
+        <w:t xml:space="preserve"> </w:t>
+      </w:r>
+      <w:r>
+        <w:rPr>
+          <w:i/>
+          <w:iCs/>
+        </w:rPr>
+        <w:t xml:space="preserve">status</w:t>
+      </w:r>
+      <w:r>
+        <w:t xml:space="preserve">, and</w:t>
+      </w:r>
+      <w:r>
+        <w:t xml:space="preserve"> </w:t>
+      </w:r>
+      <w:r>
+        <w:rPr>
+          <w:i/>
+          <w:iCs/>
+        </w:rPr>
+        <w:t xml:space="preserve">provenance</w:t>
+      </w:r>
+      <w:r>
+        <w:t xml:space="preserve">, the minimum for a record that is safe to act on and to audit, and</w:t>
+      </w:r>
+      <w:r>
+        <w:t xml:space="preserve"> </w:t>
+      </w:r>
+      <w:r>
+        <w:rPr>
+          <w:b/>
+          <w:bCs/>
+        </w:rPr>
+        <w:t xml:space="preserve">optional</w:t>
+      </w:r>
+      <w:r>
+        <w:t xml:space="preserve"> </w:t>
+      </w:r>
+      <w:r>
+        <w:t xml:space="preserve">fields that are present when the communication supports them. The fields are defined semantically, not as free text:</w:t>
+      </w:r>
+    </w:p>
+    <w:bookmarkStart w:id="22" w:name="acr-field-semantics"/>
+    <w:p>
+      <w:pPr>
+        <w:pStyle w:val="Heading4"/>
+        <w:keepNext/>
+        <w:keepLines/>
+        <w:widowControl w:val="1"/>
+      </w:pPr>
+      <w:r>
+        <w:t xml:space="preserve">ACR field semantics</w:t>
+      </w:r>
+    </w:p>
+    <w:p>
+      <w:pPr>
+        <w:pStyle w:val="FirstParagraph"/>
+        <w:jc w:val="both"/>
+        <w:keepNext w:val="0"/>
+        <w:keepLines w:val="0"/>
+        <w:widowControl w:val="1"/>
+      </w:pPr>
+      <w:r>
+        <w:rPr>
+          <w:b/>
+          <w:bCs/>
+        </w:rPr>
+        <w:t xml:space="preserve">action</w:t>
+      </w:r>
+      <w:r>
+        <w:t xml:space="preserve"> </w:t>
+      </w:r>
+      <w:r>
+        <w:t xml:space="preserve">the intended clinical act (e.g. repeat a test, refer, adjust a medication, escalate).</w:t>
+      </w:r>
+      <w:r>
+        <w:t xml:space="preserve"> </w:t>
+      </w:r>
+      <w:r>
+        <w:rPr>
+          <w:b/>
+          <w:bCs/>
+        </w:rPr>
+        <w:t xml:space="preserve">target</w:t>
+      </w:r>
+      <w:r>
+        <w:t xml:space="preserve"> </w:t>
+      </w:r>
+      <w:r>
+        <w:t xml:space="preserve">the object of the action (the CBC, cardiology, the drug and new dose), linked where possible to a Gen-2 coded concept.</w:t>
+      </w:r>
+    </w:p>
+    <w:p>
+      <w:pPr>
+        <w:pStyle w:val="BodyText"/>
+        <w:jc w:val="both"/>
+        <w:keepNext w:val="0"/>
+        <w:keepLines w:val="0"/>
+        <w:widowControl w:val="1"/>
+      </w:pPr>
+      <w:r>
+        <w:rPr>
+          <w:b/>
+          <w:bCs/>
+        </w:rPr>
+        <w:t xml:space="preserve">actor</w:t>
+      </w:r>
+      <w:r>
+        <w:t xml:space="preserve"> </w:t>
+      </w:r>
+      <w:r>
+        <w:t xml:space="preserve">the responsible party (ordering physician, specialty service, patient, nurse); may be unresolved and flagged as such.</w:t>
+      </w:r>
+      <w:r>
+        <w:t xml:space="preserve"> </w:t>
+      </w:r>
+      <w:r>
+        <w:rPr>
+          <w:b/>
+          <w:bCs/>
+        </w:rPr>
+        <w:t xml:space="preserve">temporal constraint</w:t>
+      </w:r>
+      <w:r>
+        <w:t xml:space="preserve"> </w:t>
+      </w:r>
+      <w:r>
+        <w:t xml:space="preserve">a normalized time semantics, not merely a date: absolute (“within six months”), relative (“before the next visit”), event-anchored (“after finishing antibiotics”), or conditional-recurring, any of which may resolve to a computed due date.</w:t>
+      </w:r>
+    </w:p>
+    <w:p>
+      <w:pPr>
+        <w:pStyle w:val="BodyText"/>
+        <w:jc w:val="both"/>
+        <w:keepNext w:val="0"/>
+        <w:keepLines w:val="0"/>
+        <w:widowControl w:val="1"/>
+      </w:pPr>
+      <w:r>
+        <w:rPr>
+          <w:b/>
+          <w:bCs/>
+        </w:rPr>
+        <w:t xml:space="preserve">condition</w:t>
+      </w:r>
+      <w:r>
+        <w:t xml:space="preserve"> </w:t>
+      </w:r>
+      <w:r>
+        <w:t xml:space="preserve">the clinical trigger or precondition (“if chest pain persists”).</w:t>
+      </w:r>
+      <w:r>
+        <w:t xml:space="preserve"> </w:t>
+      </w:r>
+      <w:r>
+        <w:rPr>
+          <w:b/>
+          <w:bCs/>
+        </w:rPr>
+        <w:t xml:space="preserve">dependency</w:t>
+      </w:r>
+      <w:r>
+        <w:t xml:space="preserve"> </w:t>
+      </w:r>
+      <w:r>
+        <w:t xml:space="preserve">ordering or prerequisite relations to other ACRs or results.</w:t>
+      </w:r>
+      <w:r>
+        <w:t xml:space="preserve"> </w:t>
+      </w:r>
+      <w:r>
+        <w:rPr>
+          <w:b/>
+          <w:bCs/>
+        </w:rPr>
+        <w:t xml:space="preserve">status</w:t>
+      </w:r>
+      <w:r>
+        <w:t xml:space="preserve"> </w:t>
+      </w:r>
+      <w:r>
+        <w:t xml:space="preserve">position on the maturity ladder below (mentioned…closed).</w:t>
+      </w:r>
+    </w:p>
+    <w:p>
+      <w:pPr>
+        <w:pStyle w:val="BodyText"/>
+        <w:jc w:val="both"/>
+        <w:keepNext w:val="0"/>
+        <w:keepLines w:val="0"/>
+        <w:widowControl w:val="1"/>
+      </w:pPr>
+      <w:r>
+        <w:rPr>
+          <w:b/>
+          <w:bCs/>
+        </w:rPr>
+        <w:t xml:space="preserve">provenance</w:t>
+      </w:r>
+      <w:r>
+        <w:t xml:space="preserve"> </w:t>
+      </w:r>
+      <w:r>
+        <w:t xml:space="preserve">(required) the grounding of the record: source communication, source span, speaker, and encounter, so every executable item traces to the exact text that produced it.</w:t>
+      </w:r>
+      <w:r>
+        <w:t xml:space="preserve"> </w:t>
+      </w:r>
+      <w:r>
+        <w:rPr>
+          <w:b/>
+          <w:bCs/>
+        </w:rPr>
+        <w:t xml:space="preserve">confidence</w:t>
+      </w:r>
+      <w:r>
+        <w:t xml:space="preserve"> </w:t>
+      </w:r>
+      <w:r>
+        <w:t xml:space="preserve">a calibrated, per-field uncertainty used to route uncertain records to human review.</w:t>
+      </w:r>
+    </w:p>
+    <w:bookmarkEnd w:id="22"/>
+    <w:p>
+      <w:pPr>
+        <w:pStyle w:val="BodyText"/>
+        <w:jc w:val="both"/>
+        <w:keepNext w:val="0"/>
+        <w:keepLines w:val="0"/>
+        <w:widowControl w:val="1"/>
+      </w:pPr>
+      <w:r>
+        <w:t xml:space="preserve">Concretely, the representation extends from the simple</w:t>
+      </w:r>
+      <w:r>
+        <w:t xml:space="preserve"> </w:t>
+      </w:r>
+      <w:r>
+        <w:rPr>
+          <w:i/>
+          <w:iCs/>
+        </w:rPr>
         <w:t xml:space="preserve">Action + Time</w:t>
       </w:r>
       <w:r>
         <w:t xml:space="preserve"> </w:t>
       </w:r>
       <w:r>
-        <w:t xml:space="preserve">pair to a richer tuple (Figure 2):</w:t>
+        <w:t xml:space="preserve">pair proven in Section 8 to this full tuple (Figure 2), with provenance and confidence present on every record:</w:t>
       </w:r>
     </w:p>
     <w:p>
@@ -2295,20 +3038,20 @@
       <w:r>
         <w:drawing>
           <wp:inline>
-            <wp:extent cx="6400800" cy="656492"/>
+            <wp:extent cx="6400800" cy="1000125"/>
             <wp:effectExtent b="0" l="0" r="0" t="0"/>
-            <wp:docPr descr="" title="" id="23" name="Picture"/>
+            <wp:docPr descr="" title="" id="24" name="Picture"/>
             <a:graphic>
               <a:graphicData uri="http://schemas.openxmlformats.org/drawingml/2006/picture">
                 <pic:pic>
                   <pic:nvPicPr>
-                    <pic:cNvPr descr="E:/tmp/html2doc_svg_Bgv23H/svg_1.png" id="24" name="Picture"/>
+                    <pic:cNvPr descr="E:/tmp/html2doc_svg_y2uBnl/svg_1.png" id="25" name="Picture"/>
                     <pic:cNvPicPr>
                       <a:picLocks noChangeArrowheads="1" noChangeAspect="1"/>
                     </pic:cNvPicPr>
                   </pic:nvPicPr>
                   <pic:blipFill>
-                    <a:blip r:embed="rId22"/>
+                    <a:blip r:embed="rId23"/>
                     <a:stretch>
                       <a:fillRect/>
                     </a:stretch>
@@ -2316,7 +3059,7 @@
                   <pic:spPr bwMode="auto">
                     <a:xfrm>
                       <a:off x="0" y="0"/>
-                      <a:ext cx="6400800" cy="656492"/>
+                      <a:ext cx="6400800" cy="1000125"/>
                     </a:xfrm>
                     <a:prstGeom prst="rect">
                       <a:avLst/>
@@ -2363,7 +3106,7 @@
           <w:b w:val="0"/>
           <w:i/>
         </w:rPr>
-        <w:t>The care-process object. Blue: the proven core (Action + Time). Green: the extensions that make an instruction schedulable, assignable, and monitorable.</w:t>
+        <w:t>The ACR schema. action, status, and provenance are required; the remaining fields are populated when the communication supports them. Every record carries a per-field confidence used for selective human review.</w:t>
       </w:r>
     </w:p>
     <w:p>
@@ -2391,16 +3134,17 @@
         </w:sectPr>
       </w:pPr>
     </w:p>
-    <w:bookmarkStart w:id="25" w:name="generation-3-concrete-examples"/>
+    <w:bookmarkEnd w:id="26"/>
+    <w:bookmarkStart w:id="31" w:name="the-acr-maturity-ladder"/>
     <w:p>
       <w:pPr>
-        <w:pStyle w:val="Heading4"/>
+        <w:pStyle w:val="Heading3"/>
         <w:keepNext/>
         <w:keepLines/>
         <w:widowControl w:val="1"/>
       </w:pPr>
       <w:r>
-        <w:t xml:space="preserve">Generation 3: concrete examples</w:t>
+        <w:t xml:space="preserve">6.2 The ACR maturity ladder</w:t>
       </w:r>
     </w:p>
     <w:p>
@@ -2412,6 +3156,239 @@
         <w:widowControl w:val="1"/>
       </w:pPr>
       <w:r>
+        <w:t xml:space="preserve">“Generation 3” is not a single capability but a ladder, and separating its rungs prevents both over- and under-claiming. Recognizing that “CBC” appears in a note is Gen 2. Extracting</w:t>
+      </w:r>
+      <w:r>
+        <w:t xml:space="preserve"> </w:t>
+      </w:r>
+      <w:r>
+        <w:rPr>
+          <w:i/>
+          <w:iCs/>
+        </w:rPr>
+        <w:t xml:space="preserve">repeat CBC</w:t>
+      </w:r>
+      <w:r>
+        <w:t xml:space="preserve"> </w:t>
+      </w:r>
+      <w:r>
+        <w:t xml:space="preserve">as an intended action is only partial Gen 3. Linking that action to “two weeks” and to a responsible actor produces an ACR; mapping it to a computed due date and a FHIR object makes it executable; detecting completion or escalation closes the loop. We name the rungs</w:t>
+      </w:r>
+      <w:r>
+        <w:t xml:space="preserve"> </w:t>
+      </w:r>
+      <w:r>
+        <w:rPr>
+          <w:b/>
+          <w:bCs/>
+        </w:rPr>
+        <w:t xml:space="preserve">mentioned → interpreted → actionable → executable → monitored → closed</w:t>
+      </w:r>
+      <w:r>
+        <w:t xml:space="preserve">, which also draws the distinction between an</w:t>
+      </w:r>
+      <w:r>
+        <w:t xml:space="preserve"> </w:t>
+      </w:r>
+      <w:r>
+        <w:rPr>
+          <w:i/>
+          <w:iCs/>
+        </w:rPr>
+        <w:t xml:space="preserve">actionable</w:t>
+      </w:r>
+      <w:r>
+        <w:t xml:space="preserve"> </w:t>
+      </w:r>
+      <w:r>
+        <w:t xml:space="preserve">record (a well-formed intent) and an</w:t>
+      </w:r>
+      <w:r>
+        <w:t xml:space="preserve"> </w:t>
+      </w:r>
+      <w:r>
+        <w:rPr>
+          <w:i/>
+          <w:iCs/>
+        </w:rPr>
+        <w:t xml:space="preserve">executable</w:t>
+      </w:r>
+      <w:r>
+        <w:t xml:space="preserve"> </w:t>
+      </w:r>
+      <w:r>
+        <w:t xml:space="preserve">one (an intent with enough resolved information to act on automatically). Systems can be classified by the highest rung they reach reliably, and the same ladder doubles as the</w:t>
+      </w:r>
+      <w:r>
+        <w:t xml:space="preserve"> </w:t>
+      </w:r>
+      <w:r>
+        <w:rPr>
+          <w:i/>
+          <w:iCs/>
+        </w:rPr>
+        <w:t xml:space="preserve">status</w:t>
+      </w:r>
+      <w:r>
+        <w:t xml:space="preserve"> </w:t>
+      </w:r>
+      <w:r>
+        <w:t xml:space="preserve">field of the ACR.</w:t>
+      </w:r>
+    </w:p>
+    <w:p>
+      <w:pPr>
+        <w:spacing w:before="0" w:after="0" w:line="440" w:lineRule="exact"/>
+        <w:rPr>
+          <w:sz w:val="2"/>
+          <w:szCs w:val="2"/>
+        </w:rPr>
+      </w:pPr>
+    </w:p>
+    <w:p>
+      <w:pPr>
+        <w:spacing w:before="0" w:after="0" w:line="20" w:lineRule="exact"/>
+        <w:rPr>
+          <w:sz w:val="2"/>
+          <w:szCs w:val="2"/>
+        </w:rPr>
+        <w:sectPr>
+          <w:type w:val="continuous"/>
+          <w:pgSz w:h="15840" w:w="12240"/>
+          <w:pgMar w:bottom="1080" w:footer="720" w:gutter="0" w:header="720" w:left="1080" w:right="1080" w:top="1080"/>
+          <w:cols w:num="2" w:space="288" w:equalWidth="1"/>
+          <w:docGrid w:linePitch="360"/>
+        </w:sectPr>
+      </w:pPr>
+    </w:p>
+    <w:p>
+      <w:pPr>
+        <w:pStyle w:val="BodyText"/>
+        <w:jc w:val="center"/>
+        <w:keepNext/>
+        <w:keepLines/>
+        <w:widowControl w:val="1"/>
+      </w:pPr>
+      <w:r>
+        <w:drawing>
+          <wp:inline>
+            <wp:extent cx="6400800" cy="444368"/>
+            <wp:effectExtent b="0" l="0" r="0" t="0"/>
+            <wp:docPr descr="" title="" id="28" name="Picture"/>
+            <a:graphic>
+              <a:graphicData uri="http://schemas.openxmlformats.org/drawingml/2006/picture">
+                <pic:pic>
+                  <pic:nvPicPr>
+                    <pic:cNvPr descr="E:/tmp/html2doc_svg_y2uBnl/svg_2.png" id="29" name="Picture"/>
+                    <pic:cNvPicPr>
+                      <a:picLocks noChangeArrowheads="1" noChangeAspect="1"/>
+                    </pic:cNvPicPr>
+                  </pic:nvPicPr>
+                  <pic:blipFill>
+                    <a:blip r:embed="rId27"/>
+                    <a:stretch>
+                      <a:fillRect/>
+                    </a:stretch>
+                  </pic:blipFill>
+                  <pic:spPr bwMode="auto">
+                    <a:xfrm>
+                      <a:off x="0" y="0"/>
+                      <a:ext cx="6400800" cy="444368"/>
+                    </a:xfrm>
+                    <a:prstGeom prst="rect">
+                      <a:avLst/>
+                    </a:prstGeom>
+                    <a:noFill/>
+                    <a:ln w="9525">
+                      <a:noFill/>
+                      <a:headEnd/>
+                      <a:tailEnd/>
+                    </a:ln>
+                  </pic:spPr>
+                </pic:pic>
+              </a:graphicData>
+            </a:graphic>
+          </wp:inline>
+        </w:drawing>
+      </w:r>
+    </w:p>
+    <w:p>
+      <w:pPr>
+        <w:pStyle w:val="ImageCaption"/>
+        <w:spacing w:before="80" w:after="120" w:line="240" w:lineRule="auto"/>
+        <w:jc w:val="center"/>
+        <w:keepNext w:val="0"/>
+        <w:keepLines/>
+        <w:widowControl w:val="1"/>
+      </w:pPr>
+      <w:r>
+        <w:rPr>
+          <w:b/>
+          <w:i/>
+        </w:rPr>
+        <w:t>Figure 3.</w:t>
+      </w:r>
+      <w:r>
+        <w:rPr>
+          <w:b w:val="0"/>
+          <w:i/>
+        </w:rPr>
+        <w:t xml:space="preserve"> </w:t>
+      </w:r>
+      <w:r>
+        <w:rPr>
+          <w:b w:val="0"/>
+          <w:i/>
+        </w:rPr>
+        <w:t>The Gen-3 maturity ladder. Recognition of concepts is Gen 2; the third generation begins at interpreted intent and matures toward closed-loop execution.</w:t>
+      </w:r>
+    </w:p>
+    <w:p>
+      <w:pPr>
+        <w:spacing w:before="0" w:after="0" w:line="440" w:lineRule="exact"/>
+        <w:rPr>
+          <w:sz w:val="2"/>
+          <w:szCs w:val="2"/>
+        </w:rPr>
+      </w:pPr>
+    </w:p>
+    <w:p>
+      <w:pPr>
+        <w:spacing w:before="0" w:after="0" w:line="20" w:lineRule="exact"/>
+        <w:rPr>
+          <w:sz w:val="2"/>
+          <w:szCs w:val="2"/>
+        </w:rPr>
+        <w:sectPr>
+          <w:type w:val="continuous"/>
+          <w:pgSz w:h="15840" w:w="12240"/>
+          <w:pgMar w:bottom="1080" w:footer="720" w:gutter="0" w:header="720" w:left="1080" w:right="1080" w:top="1080"/>
+          <w:cols w:num="1" w:space="288"/>
+          <w:docGrid w:linePitch="360"/>
+        </w:sectPr>
+      </w:pPr>
+    </w:p>
+    <w:bookmarkStart w:id="30" w:name="generation-3-concrete-examples"/>
+    <w:p>
+      <w:pPr>
+        <w:pStyle w:val="Heading4"/>
+        <w:keepNext/>
+        <w:keepLines/>
+        <w:widowControl w:val="1"/>
+      </w:pPr>
+      <w:r>
+        <w:t xml:space="preserve">Generation 3: concrete examples</w:t>
+      </w:r>
+    </w:p>
+    <w:p>
+      <w:pPr>
+        <w:pStyle w:val="FirstParagraph"/>
+        <w:jc w:val="both"/>
+        <w:keepNext w:val="0"/>
+        <w:keepLines w:val="0"/>
+        <w:widowControl w:val="1"/>
+      </w:pPr>
+      <w:r>
         <w:rPr>
           <w:b/>
           <w:bCs/>
@@ -2553,8 +3530,9 @@
         <w:t xml:space="preserve">follow-up instruction extraction; care-gap and referral-loop closure; scheduling and reminder automation; quality and safety monitoring; safe handovers; patient-message triage; turning ambient-captured encounters into executable tasks. Needs it imposes: reliability over fluency, correct temporal computation, source-linked auditability, and human oversight for uncertain cases.</w:t>
       </w:r>
     </w:p>
-    <w:bookmarkEnd w:id="25"/>
-    <w:bookmarkStart w:id="26" w:name="what-the-third-generation-is-not"/>
+    <w:bookmarkEnd w:id="30"/>
+    <w:bookmarkEnd w:id="31"/>
+    <w:bookmarkStart w:id="35" w:name="X4b5b63aa035eb4a43efec76bc9267e368666453"/>
     <w:p>
       <w:pPr>
         <w:pStyle w:val="Heading3"/>
@@ -2563,7 +3541,7 @@
         <w:widowControl w:val="1"/>
       </w:pPr>
       <w:r>
-        <w:t xml:space="preserve">6.1 What the third generation is not</w:t>
+        <w:t xml:space="preserve">6.3 From communication to workflow: the missing middle</w:t>
       </w:r>
     </w:p>
     <w:p>
@@ -2575,23 +3553,7 @@
         <w:widowControl w:val="1"/>
       </w:pPr>
       <w:r>
-        <w:t xml:space="preserve">Two mature lines can each be mistaken for the third generation, and the distinction sharpens the claim.</w:t>
-      </w:r>
-      <w:r>
-        <w:t xml:space="preserve"> </w:t>
-      </w:r>
-      <w:r>
-        <w:rPr>
-          <w:b/>
-          <w:bCs/>
-        </w:rPr>
-        <w:t xml:space="preserve">It is not classical clinical NLP.</w:t>
-      </w:r>
-      <w:r>
-        <w:t xml:space="preserve"> </w:t>
-      </w:r>
-      <w:r>
-        <w:t xml:space="preserve">Concept extraction from notes has existed for decades (MedLEE, cTAKES, CLAMP), but it produces</w:t>
+        <w:t xml:space="preserve">The third generation is best understood as a bridge, not a replacement EHR. Its input surface is the full range of clinical communication, discharge instructions, patient–clinician conversation, EMS and nurse handovers, referral correspondence, portal messages, telephone calls, and ambient encounter transcripts. Its output is a layer of ACRs that maps onto infrastructure the field already has: FHIR</w:t>
       </w:r>
       <w:r>
         <w:t xml:space="preserve"> </w:t>
@@ -2601,22 +3563,10 @@
           <w:i/>
           <w:iCs/>
         </w:rPr>
-        <w:t xml:space="preserve">facts</w:t>
-      </w:r>
-      <w:r>
-        <w:t xml:space="preserve">: it records that “MRI” appears, feeding the second-generation structured layer.</w:t>
-      </w:r>
-      <w:r>
-        <w:rPr>
-          <w:vertAlign w:val="superscript"/>
-        </w:rPr>
-        <w:t xml:space="preserve">[12,13,27]</w:t>
-      </w:r>
-      <w:r>
-        <w:t xml:space="preserve"> </w:t>
-      </w:r>
-      <w:r>
-        <w:t xml:space="preserve">The third generation produces an</w:t>
+        <w:t xml:space="preserve">Task</w:t>
+      </w:r>
+      <w:r>
+        <w:t xml:space="preserve">,</w:t>
       </w:r>
       <w:r>
         <w:t xml:space="preserve"> </w:t>
@@ -2626,26 +3576,10 @@
           <w:i/>
           <w:iCs/>
         </w:rPr>
-        <w:t xml:space="preserve">executable action</w:t>
-      </w:r>
-      <w:r>
-        <w:t xml:space="preserve">: that an MRI is due in two weeks, still pending, owned by a specific actor, at a reliability high enough to act on rather than only index. The object is different (process, not fact), the bar is different (act, not retrieve), and LLM-era semantics are what finally make it tractable at scale. Clinical NLP improving is therefore not, on its own, a generational shift: generations here are cumulative layers, and the third is distinguished by the object it makes computable and the reliability bar it must clear, not by the raw technique.</w:t>
-      </w:r>
-      <w:r>
-        <w:t xml:space="preserve"> </w:t>
-      </w:r>
-      <w:r>
-        <w:rPr>
-          <w:b/>
-          <w:bCs/>
-        </w:rPr>
-        <w:t xml:space="preserve">It is not computer-interpretable guidelines.</w:t>
-      </w:r>
-      <w:r>
-        <w:t xml:space="preserve"> </w:t>
-      </w:r>
-      <w:r>
-        <w:t xml:space="preserve">That program encoded</w:t>
+        <w:t xml:space="preserve">ServiceRequest</w:t>
+      </w:r>
+      <w:r>
+        <w:t xml:space="preserve">, and</w:t>
       </w:r>
       <w:r>
         <w:t xml:space="preserve"> </w:t>
@@ -2655,25 +3589,22 @@
           <w:i/>
           <w:iCs/>
         </w:rPr>
-        <w:t xml:space="preserve">generic, top-down, population-level</w:t>
-      </w:r>
-      <w:r>
-        <w:t xml:space="preserve"> </w:t>
-      </w:r>
-      <w:r>
-        <w:t xml:space="preserve">protocols as executable models.</w:t>
+        <w:t xml:space="preserve">CarePlan</w:t>
+      </w:r>
+      <w:r>
+        <w:t xml:space="preserve">, schedulers, alerts and work queues, referral systems, and results management.</w:t>
       </w:r>
       <w:r>
         <w:rPr>
           <w:vertAlign w:val="superscript"/>
         </w:rPr>
-        <w:t xml:space="preserve">[35,36]</w:t>
-      </w:r>
-      <w:r>
-        <w:t xml:space="preserve"> </w:t>
-      </w:r>
-      <w:r>
-        <w:t xml:space="preserve">The third generation extracts</w:t>
+        <w:t xml:space="preserve">[15]</w:t>
+      </w:r>
+      <w:r>
+        <w:t xml:space="preserve"> </w:t>
+      </w:r>
+      <w:r>
+        <w:t xml:space="preserve">Healthcare already knows how to</w:t>
       </w:r>
       <w:r>
         <w:t xml:space="preserve"> </w:t>
@@ -2683,17 +3614,1032 @@
           <w:i/>
           <w:iCs/>
         </w:rPr>
-        <w:t xml:space="preserve">patient-specific, bottom-up</w:t>
-      </w:r>
-      <w:r>
-        <w:t xml:space="preserve"> </w:t>
-      </w:r>
-      <w:r>
-        <w:t xml:space="preserve">actionable records from the actual communication of a given encounter. The two are complementary: guidelines say what should generally happen; the third generation captures what a clinician actually instructed for this patient.</w:t>
+        <w:t xml:space="preserve">execute</w:t>
+      </w:r>
+      <w:r>
+        <w:t xml:space="preserve"> </w:t>
+      </w:r>
+      <w:r>
+        <w:t xml:space="preserve">known instructions; the unmet need is making instructions</w:t>
+      </w:r>
+      <w:r>
+        <w:t xml:space="preserve"> </w:t>
+      </w:r>
+      <w:r>
+        <w:rPr>
+          <w:i/>
+          <w:iCs/>
+        </w:rPr>
+        <w:t xml:space="preserve">known to the machine</w:t>
+      </w:r>
+      <w:r>
+        <w:t xml:space="preserve"> </w:t>
+      </w:r>
+      <w:r>
+        <w:t xml:space="preserve">when they originate as natural communication (Figure 4).</w:t>
       </w:r>
     </w:p>
-    <w:bookmarkEnd w:id="26"/>
-    <w:bookmarkStart w:id="27" w:name="Xb3d53152f5c9e76dda479ed01443ee0cf43a20b"/>
+    <w:p>
+      <w:pPr>
+        <w:spacing w:before="0" w:after="0" w:line="440" w:lineRule="exact"/>
+        <w:rPr>
+          <w:sz w:val="2"/>
+          <w:szCs w:val="2"/>
+        </w:rPr>
+      </w:pPr>
+    </w:p>
+    <w:p>
+      <w:pPr>
+        <w:spacing w:before="0" w:after="0" w:line="20" w:lineRule="exact"/>
+        <w:rPr>
+          <w:sz w:val="2"/>
+          <w:szCs w:val="2"/>
+        </w:rPr>
+        <w:sectPr>
+          <w:type w:val="continuous"/>
+          <w:pgSz w:h="15840" w:w="12240"/>
+          <w:pgMar w:bottom="1080" w:footer="720" w:gutter="0" w:header="720" w:left="1080" w:right="1080" w:top="1080"/>
+          <w:cols w:num="2" w:space="288" w:equalWidth="1"/>
+          <w:docGrid w:linePitch="360"/>
+        </w:sectPr>
+      </w:pPr>
+    </w:p>
+    <w:p>
+      <w:pPr>
+        <w:pStyle w:val="BodyText"/>
+        <w:jc w:val="center"/>
+        <w:keepNext/>
+        <w:keepLines/>
+        <w:widowControl w:val="1"/>
+      </w:pPr>
+      <w:r>
+        <w:drawing>
+          <wp:inline>
+            <wp:extent cx="6400800" cy="1802442"/>
+            <wp:effectExtent b="0" l="0" r="0" t="0"/>
+            <wp:docPr descr="" title="" id="33" name="Picture"/>
+            <a:graphic>
+              <a:graphicData uri="http://schemas.openxmlformats.org/drawingml/2006/picture">
+                <pic:pic>
+                  <pic:nvPicPr>
+                    <pic:cNvPr descr="E:/tmp/html2doc_svg_y2uBnl/svg_3.png" id="34" name="Picture"/>
+                    <pic:cNvPicPr>
+                      <a:picLocks noChangeArrowheads="1" noChangeAspect="1"/>
+                    </pic:cNvPicPr>
+                  </pic:nvPicPr>
+                  <pic:blipFill>
+                    <a:blip r:embed="rId32"/>
+                    <a:stretch>
+                      <a:fillRect/>
+                    </a:stretch>
+                  </pic:blipFill>
+                  <pic:spPr bwMode="auto">
+                    <a:xfrm>
+                      <a:off x="0" y="0"/>
+                      <a:ext cx="6400800" cy="1802442"/>
+                    </a:xfrm>
+                    <a:prstGeom prst="rect">
+                      <a:avLst/>
+                    </a:prstGeom>
+                    <a:noFill/>
+                    <a:ln w="9525">
+                      <a:noFill/>
+                      <a:headEnd/>
+                      <a:tailEnd/>
+                    </a:ln>
+                  </pic:spPr>
+                </pic:pic>
+              </a:graphicData>
+            </a:graphic>
+          </wp:inline>
+        </w:drawing>
+      </w:r>
+    </w:p>
+    <w:p>
+      <w:pPr>
+        <w:pStyle w:val="ImageCaption"/>
+        <w:spacing w:before="80" w:after="120" w:line="240" w:lineRule="auto"/>
+        <w:jc w:val="center"/>
+        <w:keepNext w:val="0"/>
+        <w:keepLines/>
+        <w:widowControl w:val="1"/>
+      </w:pPr>
+      <w:r>
+        <w:rPr>
+          <w:b/>
+          <w:i/>
+        </w:rPr>
+        <w:t>Figure 4.</w:t>
+      </w:r>
+      <w:r>
+        <w:rPr>
+          <w:b w:val="0"/>
+          <w:i/>
+        </w:rPr>
+        <w:t xml:space="preserve"> </w:t>
+      </w:r>
+      <w:r>
+        <w:rPr>
+          <w:b w:val="0"/>
+          <w:i/>
+        </w:rPr>
+        <w:t>The missing middle. Healthcare already has infrastructure to execute known instructions (right); the ACR layer (center) recovers patient-specific intent from natural communication (left) so it can reach that infrastructure automatically.</w:t>
+      </w:r>
+    </w:p>
+    <w:p>
+      <w:pPr>
+        <w:spacing w:before="0" w:after="0" w:line="440" w:lineRule="exact"/>
+        <w:rPr>
+          <w:sz w:val="2"/>
+          <w:szCs w:val="2"/>
+        </w:rPr>
+      </w:pPr>
+    </w:p>
+    <w:p>
+      <w:pPr>
+        <w:spacing w:before="0" w:after="0" w:line="20" w:lineRule="exact"/>
+        <w:rPr>
+          <w:sz w:val="2"/>
+          <w:szCs w:val="2"/>
+        </w:rPr>
+        <w:sectPr>
+          <w:type w:val="continuous"/>
+          <w:pgSz w:h="15840" w:w="12240"/>
+          <w:pgMar w:bottom="1080" w:footer="720" w:gutter="0" w:header="720" w:left="1080" w:right="1080" w:top="1080"/>
+          <w:cols w:num="1" w:space="288"/>
+          <w:docGrid w:linePitch="360"/>
+        </w:sectPr>
+      </w:pPr>
+    </w:p>
+    <w:p>
+      <w:pPr>
+        <w:pStyle w:val="BodyText"/>
+        <w:jc w:val="both"/>
+        <w:keepNext w:val="0"/>
+        <w:keepLines w:val="0"/>
+        <w:widowControl w:val="1"/>
+      </w:pPr>
+      <w:r>
+        <w:t xml:space="preserve">Follow-up is the most obvious case because its safety and economic consequences are documented, but it is one member of a category. Table 2 lists communication-derived process objects that the same ACR machinery targets.</w:t>
+      </w:r>
+    </w:p>
+    <w:p>
+      <w:pPr>
+        <w:spacing w:before="0" w:after="0" w:line="440" w:lineRule="exact"/>
+        <w:rPr>
+          <w:sz w:val="2"/>
+          <w:szCs w:val="2"/>
+        </w:rPr>
+      </w:pPr>
+    </w:p>
+    <w:p>
+      <w:pPr>
+        <w:spacing w:before="0" w:after="0" w:line="20" w:lineRule="exact"/>
+        <w:rPr>
+          <w:sz w:val="2"/>
+          <w:szCs w:val="2"/>
+        </w:rPr>
+        <w:sectPr>
+          <w:type w:val="continuous"/>
+          <w:pgSz w:h="15840" w:w="12240"/>
+          <w:pgMar w:bottom="1080" w:footer="720" w:gutter="0" w:header="720" w:left="1080" w:right="1080" w:top="1080"/>
+          <w:cols w:num="2" w:space="288" w:equalWidth="1"/>
+          <w:docGrid w:linePitch="360"/>
+        </w:sectPr>
+      </w:pPr>
+    </w:p>
+    <w:tbl>
+      <w:tblPr>
+        <w:tblStyle w:val="Table"/>
+        <w:tblW w:type="pct" w:w="5000"/>
+        <w:jc w:val="center"/>
+        <w:tblLook w:firstRow="1" w:lastRow="0" w:firstColumn="0" w:lastColumn="0" w:noHBand="0" w:noVBand="0" w:val="0020"/>
+        <w:tblLayout w:type="autofit"/>
+        <w:tblBorders>
+          <w:top w:val="single" w:sz="10" w:color="4F6272"/>
+          <w:bottom w:val="single" w:sz="10" w:color="4F6272"/>
+          <w:insideH w:val="single" w:sz="5" w:color="9FB0C2"/>
+          <w:left w:val="single" w:sz="6" w:color="9FB0C2"/>
+          <w:right w:val="single" w:sz="6" w:color="9FB0C2"/>
+          <w:insideV w:val="single" w:sz="5" w:color="D9E1E8"/>
+        </w:tblBorders>
+      </w:tblPr>
+      <w:tblGrid>
+        <w:gridCol w:w="2640"/>
+        <w:gridCol w:w="2640"/>
+        <w:gridCol w:w="2640"/>
+      </w:tblGrid>
+      <w:tr>
+        <w:trPr>
+          <w:tblHeader w:val="on"/>
+        </w:trPr>
+        <w:tc>
+          <w:tcPr>
+            <w:shd w:fill="EEF3F7"/>
+            <w:tcBorders>
+              <w:left w:val="nil"/>
+              <w:right w:val="nil"/>
+              <w:top w:val="nil"/>
+              <w:bottom w:val="single" w:sz="8" w:color="9FB0C2"/>
+            </w:tcBorders>
+            <w:vAlign w:val="center"/>
+          </w:tcPr>
+          <w:p>
+            <w:pPr>
+              <w:pStyle w:val="Compact"/>
+              <w:spacing w:before="0" w:after="20" w:line="240" w:lineRule="auto"/>
+              <w:jc w:val="center"/>
+              <w:keepNext w:val="0"/>
+              <w:keepLines/>
+              <w:widowControl w:val="1"/>
+            </w:pPr>
+            <w:r>
+              <w:rPr>
+                <w:rFonts w:ascii="Georgia" w:hAnsi="Georgia"/>
+                <w:b/>
+                <w:sz w:val="19"/>
+              </w:rPr>
+              <w:t xml:space="preserve">Process object</w:t>
+            </w:r>
+          </w:p>
+        </w:tc>
+        <w:tc>
+          <w:tcPr>
+            <w:shd w:fill="EEF3F7"/>
+            <w:tcBorders>
+              <w:left w:val="nil"/>
+              <w:right w:val="nil"/>
+              <w:top w:val="nil"/>
+              <w:bottom w:val="single" w:sz="8" w:color="9FB0C2"/>
+            </w:tcBorders>
+            <w:vAlign w:val="center"/>
+          </w:tcPr>
+          <w:p>
+            <w:pPr>
+              <w:pStyle w:val="Compact"/>
+              <w:spacing w:before="0" w:after="20" w:line="240" w:lineRule="auto"/>
+              <w:jc w:val="center"/>
+              <w:keepNext w:val="0"/>
+              <w:keepLines/>
+              <w:widowControl w:val="1"/>
+            </w:pPr>
+            <w:r>
+              <w:rPr>
+                <w:rFonts w:ascii="Georgia" w:hAnsi="Georgia"/>
+                <w:b/>
+                <w:sz w:val="19"/>
+              </w:rPr>
+              <w:t xml:space="preserve">Example communication</w:t>
+            </w:r>
+          </w:p>
+        </w:tc>
+        <w:tc>
+          <w:tcPr>
+            <w:shd w:fill="EEF3F7"/>
+            <w:tcBorders>
+              <w:left w:val="nil"/>
+              <w:right w:val="nil"/>
+              <w:top w:val="nil"/>
+              <w:bottom w:val="single" w:sz="8" w:color="9FB0C2"/>
+            </w:tcBorders>
+            <w:vAlign w:val="center"/>
+          </w:tcPr>
+          <w:p>
+            <w:pPr>
+              <w:pStyle w:val="Compact"/>
+              <w:spacing w:before="0" w:after="20" w:line="240" w:lineRule="auto"/>
+              <w:jc w:val="center"/>
+              <w:keepNext w:val="0"/>
+              <w:keepLines/>
+              <w:widowControl w:val="1"/>
+            </w:pPr>
+            <w:r>
+              <w:rPr>
+                <w:rFonts w:ascii="Georgia" w:hAnsi="Georgia"/>
+                <w:b/>
+                <w:sz w:val="19"/>
+              </w:rPr>
+              <w:t xml:space="preserve">Salient ACR fields</w:t>
+            </w:r>
+          </w:p>
+        </w:tc>
+      </w:tr>
+      <w:tr>
+        <w:tc>
+          <w:tcPr>
+            <w:tcBorders>
+              <w:left w:val="nil"/>
+              <w:right w:val="nil"/>
+              <w:top w:val="nil"/>
+              <w:bottom w:val="single" w:sz="4" w:color="D9E1E8"/>
+            </w:tcBorders>
+            <w:vAlign w:val="center"/>
+          </w:tcPr>
+          <w:p>
+            <w:pPr>
+              <w:pStyle w:val="Compact"/>
+              <w:spacing w:before="0" w:after="20" w:line="240" w:lineRule="auto"/>
+              <w:jc w:val="center"/>
+              <w:keepNext w:val="0"/>
+              <w:keepLines/>
+              <w:widowControl w:val="1"/>
+            </w:pPr>
+            <w:r>
+              <w:rPr>
+                <w:rFonts w:ascii="Georgia" w:hAnsi="Georgia"/>
+                <w:sz w:val="19"/>
+              </w:rPr>
+              <w:t xml:space="preserve">Follow-up</w:t>
+            </w:r>
+          </w:p>
+        </w:tc>
+        <w:tc>
+          <w:tcPr>
+            <w:tcBorders>
+              <w:left w:val="nil"/>
+              <w:right w:val="nil"/>
+              <w:top w:val="nil"/>
+              <w:bottom w:val="single" w:sz="4" w:color="D9E1E8"/>
+            </w:tcBorders>
+            <w:vAlign w:val="center"/>
+          </w:tcPr>
+          <w:p>
+            <w:pPr>
+              <w:pStyle w:val="Compact"/>
+              <w:spacing w:before="0" w:after="20" w:line="240" w:lineRule="auto"/>
+              <w:jc w:val="center"/>
+              <w:keepNext w:val="0"/>
+              <w:keepLines/>
+              <w:widowControl w:val="1"/>
+            </w:pPr>
+            <w:r>
+              <w:rPr>
+                <w:rFonts w:ascii="Georgia" w:hAnsi="Georgia"/>
+                <w:sz w:val="19"/>
+              </w:rPr>
+              <w:t xml:space="preserve">“Repeat CBC in two weeks.”</w:t>
+            </w:r>
+          </w:p>
+        </w:tc>
+        <w:tc>
+          <w:tcPr>
+            <w:tcBorders>
+              <w:left w:val="nil"/>
+              <w:right w:val="nil"/>
+              <w:top w:val="nil"/>
+              <w:bottom w:val="single" w:sz="4" w:color="D9E1E8"/>
+            </w:tcBorders>
+            <w:vAlign w:val="center"/>
+          </w:tcPr>
+          <w:p>
+            <w:pPr>
+              <w:pStyle w:val="Compact"/>
+              <w:spacing w:before="0" w:after="20" w:line="240" w:lineRule="auto"/>
+              <w:jc w:val="center"/>
+              <w:keepNext w:val="0"/>
+              <w:keepLines/>
+              <w:widowControl w:val="1"/>
+            </w:pPr>
+            <w:r>
+              <w:rPr>
+                <w:rFonts w:ascii="Georgia" w:hAnsi="Georgia"/>
+                <w:sz w:val="19"/>
+              </w:rPr>
+              <w:t xml:space="preserve">action, temporal constraint (+14d), actor</w:t>
+            </w:r>
+          </w:p>
+        </w:tc>
+      </w:tr>
+      <w:tr>
+        <w:tc>
+          <w:tcPr>
+            <w:tcBorders>
+              <w:left w:val="nil"/>
+              <w:right w:val="nil"/>
+              <w:top w:val="nil"/>
+              <w:bottom w:val="single" w:sz="4" w:color="D9E1E8"/>
+            </w:tcBorders>
+            <w:vAlign w:val="center"/>
+          </w:tcPr>
+          <w:p>
+            <w:pPr>
+              <w:pStyle w:val="Compact"/>
+              <w:spacing w:before="0" w:after="20" w:line="240" w:lineRule="auto"/>
+              <w:jc w:val="center"/>
+              <w:keepNext w:val="0"/>
+              <w:keepLines/>
+              <w:widowControl w:val="1"/>
+            </w:pPr>
+            <w:r>
+              <w:rPr>
+                <w:rFonts w:ascii="Georgia" w:hAnsi="Georgia"/>
+                <w:sz w:val="19"/>
+              </w:rPr>
+              <w:t xml:space="preserve">Conditional escalation</w:t>
+            </w:r>
+          </w:p>
+        </w:tc>
+        <w:tc>
+          <w:tcPr>
+            <w:tcBorders>
+              <w:left w:val="nil"/>
+              <w:right w:val="nil"/>
+              <w:top w:val="nil"/>
+              <w:bottom w:val="single" w:sz="4" w:color="D9E1E8"/>
+            </w:tcBorders>
+            <w:vAlign w:val="center"/>
+          </w:tcPr>
+          <w:p>
+            <w:pPr>
+              <w:pStyle w:val="Compact"/>
+              <w:spacing w:before="0" w:after="20" w:line="240" w:lineRule="auto"/>
+              <w:jc w:val="center"/>
+              <w:keepNext w:val="0"/>
+              <w:keepLines/>
+              <w:widowControl w:val="1"/>
+            </w:pPr>
+            <w:r>
+              <w:rPr>
+                <w:rFonts w:ascii="Georgia" w:hAnsi="Georgia"/>
+                <w:sz w:val="19"/>
+              </w:rPr>
+              <w:t xml:space="preserve">“Return immediately if fever develops.”</w:t>
+            </w:r>
+          </w:p>
+        </w:tc>
+        <w:tc>
+          <w:tcPr>
+            <w:tcBorders>
+              <w:left w:val="nil"/>
+              <w:right w:val="nil"/>
+              <w:top w:val="nil"/>
+              <w:bottom w:val="single" w:sz="4" w:color="D9E1E8"/>
+            </w:tcBorders>
+            <w:vAlign w:val="center"/>
+          </w:tcPr>
+          <w:p>
+            <w:pPr>
+              <w:pStyle w:val="Compact"/>
+              <w:spacing w:before="0" w:after="20" w:line="240" w:lineRule="auto"/>
+              <w:jc w:val="center"/>
+              <w:keepNext w:val="0"/>
+              <w:keepLines/>
+              <w:widowControl w:val="1"/>
+            </w:pPr>
+            <w:r>
+              <w:rPr>
+                <w:rFonts w:ascii="Georgia" w:hAnsi="Georgia"/>
+                <w:sz w:val="19"/>
+              </w:rPr>
+              <w:t xml:space="preserve">action, condition, actor=patient</w:t>
+            </w:r>
+          </w:p>
+        </w:tc>
+      </w:tr>
+      <w:tr>
+        <w:tc>
+          <w:tcPr>
+            <w:tcBorders>
+              <w:left w:val="nil"/>
+              <w:right w:val="nil"/>
+              <w:top w:val="nil"/>
+              <w:bottom w:val="single" w:sz="4" w:color="D9E1E8"/>
+            </w:tcBorders>
+            <w:vAlign w:val="center"/>
+          </w:tcPr>
+          <w:p>
+            <w:pPr>
+              <w:pStyle w:val="Compact"/>
+              <w:spacing w:before="0" w:after="20" w:line="240" w:lineRule="auto"/>
+              <w:jc w:val="center"/>
+              <w:keepNext w:val="0"/>
+              <w:keepLines/>
+              <w:widowControl w:val="1"/>
+            </w:pPr>
+            <w:r>
+              <w:rPr>
+                <w:rFonts w:ascii="Georgia" w:hAnsi="Georgia"/>
+                <w:sz w:val="19"/>
+              </w:rPr>
+              <w:t xml:space="preserve">Medication transition</w:t>
+            </w:r>
+          </w:p>
+        </w:tc>
+        <w:tc>
+          <w:tcPr>
+            <w:tcBorders>
+              <w:left w:val="nil"/>
+              <w:right w:val="nil"/>
+              <w:top w:val="nil"/>
+              <w:bottom w:val="single" w:sz="4" w:color="D9E1E8"/>
+            </w:tcBorders>
+            <w:vAlign w:val="center"/>
+          </w:tcPr>
+          <w:p>
+            <w:pPr>
+              <w:pStyle w:val="Compact"/>
+              <w:spacing w:before="0" w:after="20" w:line="240" w:lineRule="auto"/>
+              <w:jc w:val="center"/>
+              <w:keepNext w:val="0"/>
+              <w:keepLines/>
+              <w:widowControl w:val="1"/>
+            </w:pPr>
+            <w:r>
+              <w:rPr>
+                <w:rFonts w:ascii="Georgia" w:hAnsi="Georgia"/>
+                <w:sz w:val="19"/>
+              </w:rPr>
+              <w:t xml:space="preserve">“Reduce the dose after seven days.”</w:t>
+            </w:r>
+          </w:p>
+        </w:tc>
+        <w:tc>
+          <w:tcPr>
+            <w:tcBorders>
+              <w:left w:val="nil"/>
+              <w:right w:val="nil"/>
+              <w:top w:val="nil"/>
+              <w:bottom w:val="single" w:sz="4" w:color="D9E1E8"/>
+            </w:tcBorders>
+            <w:vAlign w:val="center"/>
+          </w:tcPr>
+          <w:p>
+            <w:pPr>
+              <w:pStyle w:val="Compact"/>
+              <w:spacing w:before="0" w:after="20" w:line="240" w:lineRule="auto"/>
+              <w:jc w:val="center"/>
+              <w:keepNext w:val="0"/>
+              <w:keepLines/>
+              <w:widowControl w:val="1"/>
+            </w:pPr>
+            <w:r>
+              <w:rPr>
+                <w:rFonts w:ascii="Georgia" w:hAnsi="Georgia"/>
+                <w:sz w:val="19"/>
+              </w:rPr>
+              <w:t xml:space="preserve">action, target (drug/dose), temporal constraint</w:t>
+            </w:r>
+          </w:p>
+        </w:tc>
+      </w:tr>
+      <w:tr>
+        <w:tc>
+          <w:tcPr>
+            <w:tcBorders>
+              <w:left w:val="nil"/>
+              <w:right w:val="nil"/>
+              <w:top w:val="nil"/>
+              <w:bottom w:val="single" w:sz="4" w:color="D9E1E8"/>
+            </w:tcBorders>
+            <w:vAlign w:val="center"/>
+          </w:tcPr>
+          <w:p>
+            <w:pPr>
+              <w:pStyle w:val="Compact"/>
+              <w:spacing w:before="0" w:after="20" w:line="240" w:lineRule="auto"/>
+              <w:jc w:val="center"/>
+              <w:keepNext w:val="0"/>
+              <w:keepLines/>
+              <w:widowControl w:val="1"/>
+            </w:pPr>
+            <w:r>
+              <w:rPr>
+                <w:rFonts w:ascii="Georgia" w:hAnsi="Georgia"/>
+                <w:sz w:val="19"/>
+              </w:rPr>
+              <w:t xml:space="preserve">Handoff commitment</w:t>
+            </w:r>
+          </w:p>
+        </w:tc>
+        <w:tc>
+          <w:tcPr>
+            <w:tcBorders>
+              <w:left w:val="nil"/>
+              <w:right w:val="nil"/>
+              <w:top w:val="nil"/>
+              <w:bottom w:val="single" w:sz="4" w:color="D9E1E8"/>
+            </w:tcBorders>
+            <w:vAlign w:val="center"/>
+          </w:tcPr>
+          <w:p>
+            <w:pPr>
+              <w:pStyle w:val="Compact"/>
+              <w:spacing w:before="0" w:after="20" w:line="240" w:lineRule="auto"/>
+              <w:jc w:val="center"/>
+              <w:keepNext w:val="0"/>
+              <w:keepLines/>
+              <w:widowControl w:val="1"/>
+            </w:pPr>
+            <w:r>
+              <w:rPr>
+                <w:rFonts w:ascii="Georgia" w:hAnsi="Georgia"/>
+                <w:sz w:val="19"/>
+              </w:rPr>
+              <w:t xml:space="preserve">“Cardiology to review the echo tomorrow.”</w:t>
+            </w:r>
+          </w:p>
+        </w:tc>
+        <w:tc>
+          <w:tcPr>
+            <w:tcBorders>
+              <w:left w:val="nil"/>
+              <w:right w:val="nil"/>
+              <w:top w:val="nil"/>
+              <w:bottom w:val="single" w:sz="4" w:color="D9E1E8"/>
+            </w:tcBorders>
+            <w:vAlign w:val="center"/>
+          </w:tcPr>
+          <w:p>
+            <w:pPr>
+              <w:pStyle w:val="Compact"/>
+              <w:spacing w:before="0" w:after="20" w:line="240" w:lineRule="auto"/>
+              <w:jc w:val="center"/>
+              <w:keepNext w:val="0"/>
+              <w:keepLines/>
+              <w:widowControl w:val="1"/>
+            </w:pPr>
+            <w:r>
+              <w:rPr>
+                <w:rFonts w:ascii="Georgia" w:hAnsi="Georgia"/>
+                <w:sz w:val="19"/>
+              </w:rPr>
+              <w:t xml:space="preserve">action, actor=service, temporal constraint</w:t>
+            </w:r>
+          </w:p>
+        </w:tc>
+      </w:tr>
+      <w:tr>
+        <w:tc>
+          <w:tcPr>
+            <w:tcBorders>
+              <w:left w:val="nil"/>
+              <w:right w:val="nil"/>
+              <w:top w:val="nil"/>
+              <w:bottom w:val="single" w:sz="4" w:color="D9E1E8"/>
+            </w:tcBorders>
+            <w:vAlign w:val="center"/>
+          </w:tcPr>
+          <w:p>
+            <w:pPr>
+              <w:pStyle w:val="Compact"/>
+              <w:spacing w:before="0" w:after="20" w:line="240" w:lineRule="auto"/>
+              <w:jc w:val="center"/>
+              <w:keepNext w:val="0"/>
+              <w:keepLines/>
+              <w:widowControl w:val="1"/>
+            </w:pPr>
+            <w:r>
+              <w:rPr>
+                <w:rFonts w:ascii="Georgia" w:hAnsi="Georgia"/>
+                <w:sz w:val="19"/>
+              </w:rPr>
+              <w:t xml:space="preserve">Referral</w:t>
+            </w:r>
+          </w:p>
+        </w:tc>
+        <w:tc>
+          <w:tcPr>
+            <w:tcBorders>
+              <w:left w:val="nil"/>
+              <w:right w:val="nil"/>
+              <w:top w:val="nil"/>
+              <w:bottom w:val="single" w:sz="4" w:color="D9E1E8"/>
+            </w:tcBorders>
+            <w:vAlign w:val="center"/>
+          </w:tcPr>
+          <w:p>
+            <w:pPr>
+              <w:pStyle w:val="Compact"/>
+              <w:spacing w:before="0" w:after="20" w:line="240" w:lineRule="auto"/>
+              <w:jc w:val="center"/>
+              <w:keepNext w:val="0"/>
+              <w:keepLines/>
+              <w:widowControl w:val="1"/>
+            </w:pPr>
+            <w:r>
+              <w:rPr>
+                <w:rFonts w:ascii="Georgia" w:hAnsi="Georgia"/>
+                <w:sz w:val="19"/>
+              </w:rPr>
+              <w:t xml:space="preserve">“Refer to dermatology for the lesion.”</w:t>
+            </w:r>
+          </w:p>
+        </w:tc>
+        <w:tc>
+          <w:tcPr>
+            <w:tcBorders>
+              <w:left w:val="nil"/>
+              <w:right w:val="nil"/>
+              <w:top w:val="nil"/>
+              <w:bottom w:val="single" w:sz="4" w:color="D9E1E8"/>
+            </w:tcBorders>
+            <w:vAlign w:val="center"/>
+          </w:tcPr>
+          <w:p>
+            <w:pPr>
+              <w:pStyle w:val="Compact"/>
+              <w:spacing w:before="0" w:after="20" w:line="240" w:lineRule="auto"/>
+              <w:jc w:val="center"/>
+              <w:keepNext w:val="0"/>
+              <w:keepLines/>
+              <w:widowControl w:val="1"/>
+            </w:pPr>
+            <w:r>
+              <w:rPr>
+                <w:rFonts w:ascii="Georgia" w:hAnsi="Georgia"/>
+                <w:sz w:val="19"/>
+              </w:rPr>
+              <w:t xml:space="preserve">action, target, actor, dependency</w:t>
+            </w:r>
+          </w:p>
+        </w:tc>
+      </w:tr>
+      <w:tr>
+        <w:tc>
+          <w:tcPr>
+            <w:tcBorders>
+              <w:left w:val="nil"/>
+              <w:right w:val="nil"/>
+              <w:top w:val="nil"/>
+              <w:bottom w:val="single" w:sz="4" w:color="D9E1E8"/>
+            </w:tcBorders>
+            <w:vAlign w:val="center"/>
+          </w:tcPr>
+          <w:p>
+            <w:pPr>
+              <w:pStyle w:val="Compact"/>
+              <w:spacing w:before="0" w:after="20" w:line="240" w:lineRule="auto"/>
+              <w:jc w:val="center"/>
+              <w:keepNext w:val="0"/>
+              <w:keepLines/>
+              <w:widowControl w:val="1"/>
+            </w:pPr>
+            <w:r>
+              <w:rPr>
+                <w:rFonts w:ascii="Georgia" w:hAnsi="Georgia"/>
+                <w:sz w:val="19"/>
+              </w:rPr>
+              <w:t xml:space="preserve">Pending-result responsibility</w:t>
+            </w:r>
+          </w:p>
+        </w:tc>
+        <w:tc>
+          <w:tcPr>
+            <w:tcBorders>
+              <w:left w:val="nil"/>
+              <w:right w:val="nil"/>
+              <w:top w:val="nil"/>
+              <w:bottom w:val="single" w:sz="4" w:color="D9E1E8"/>
+            </w:tcBorders>
+            <w:vAlign w:val="center"/>
+          </w:tcPr>
+          <w:p>
+            <w:pPr>
+              <w:pStyle w:val="Compact"/>
+              <w:spacing w:before="0" w:after="20" w:line="240" w:lineRule="auto"/>
+              <w:jc w:val="center"/>
+              <w:keepNext w:val="0"/>
+              <w:keepLines/>
+              <w:widowControl w:val="1"/>
+            </w:pPr>
+            <w:r>
+              <w:rPr>
+                <w:rFonts w:ascii="Georgia" w:hAnsi="Georgia"/>
+                <w:sz w:val="19"/>
+              </w:rPr>
+              <w:t xml:space="preserve">“I will follow up on the biopsy result.”</w:t>
+            </w:r>
+          </w:p>
+        </w:tc>
+        <w:tc>
+          <w:tcPr>
+            <w:tcBorders>
+              <w:left w:val="nil"/>
+              <w:right w:val="nil"/>
+              <w:top w:val="nil"/>
+              <w:bottom w:val="single" w:sz="4" w:color="D9E1E8"/>
+            </w:tcBorders>
+            <w:vAlign w:val="center"/>
+          </w:tcPr>
+          <w:p>
+            <w:pPr>
+              <w:pStyle w:val="Compact"/>
+              <w:spacing w:before="0" w:after="20" w:line="240" w:lineRule="auto"/>
+              <w:jc w:val="center"/>
+              <w:keepNext w:val="0"/>
+              <w:keepLines/>
+              <w:widowControl w:val="1"/>
+            </w:pPr>
+            <w:r>
+              <w:rPr>
+                <w:rFonts w:ascii="Georgia" w:hAnsi="Georgia"/>
+                <w:sz w:val="19"/>
+              </w:rPr>
+              <w:t xml:space="preserve">action, actor, dependency (on result)</w:t>
+            </w:r>
+          </w:p>
+        </w:tc>
+      </w:tr>
+      <w:tr>
+        <w:tc>
+          <w:tcPr>
+            <w:tcBorders>
+              <w:left w:val="nil"/>
+              <w:right w:val="nil"/>
+              <w:top w:val="nil"/>
+              <w:bottom w:val="single" w:sz="4" w:color="D9E1E8"/>
+            </w:tcBorders>
+            <w:vAlign w:val="center"/>
+          </w:tcPr>
+          <w:p>
+            <w:pPr>
+              <w:pStyle w:val="Compact"/>
+              <w:spacing w:before="0" w:after="20" w:line="240" w:lineRule="auto"/>
+              <w:jc w:val="center"/>
+              <w:keepNext w:val="0"/>
+              <w:keepLines/>
+              <w:widowControl w:val="1"/>
+            </w:pPr>
+            <w:r>
+              <w:rPr>
+                <w:rFonts w:ascii="Georgia" w:hAnsi="Georgia"/>
+                <w:sz w:val="19"/>
+              </w:rPr>
+              <w:t xml:space="preserve">Self-management action</w:t>
+            </w:r>
+          </w:p>
+        </w:tc>
+        <w:tc>
+          <w:tcPr>
+            <w:tcBorders>
+              <w:left w:val="nil"/>
+              <w:right w:val="nil"/>
+              <w:top w:val="nil"/>
+              <w:bottom w:val="single" w:sz="4" w:color="D9E1E8"/>
+            </w:tcBorders>
+            <w:vAlign w:val="center"/>
+          </w:tcPr>
+          <w:p>
+            <w:pPr>
+              <w:pStyle w:val="Compact"/>
+              <w:spacing w:before="0" w:after="20" w:line="240" w:lineRule="auto"/>
+              <w:jc w:val="center"/>
+              <w:keepNext w:val="0"/>
+              <w:keepLines/>
+              <w:widowControl w:val="1"/>
+            </w:pPr>
+            <w:r>
+              <w:rPr>
+                <w:rFonts w:ascii="Georgia" w:hAnsi="Georgia"/>
+                <w:sz w:val="19"/>
+              </w:rPr>
+              <w:t xml:space="preserve">“Check blood pressure daily and log it.”</w:t>
+            </w:r>
+          </w:p>
+        </w:tc>
+        <w:tc>
+          <w:tcPr>
+            <w:tcBorders>
+              <w:left w:val="nil"/>
+              <w:right w:val="nil"/>
+              <w:top w:val="nil"/>
+              <w:bottom w:val="single" w:sz="4" w:color="D9E1E8"/>
+            </w:tcBorders>
+            <w:vAlign w:val="center"/>
+          </w:tcPr>
+          <w:p>
+            <w:pPr>
+              <w:pStyle w:val="Compact"/>
+              <w:spacing w:before="0" w:after="20" w:line="240" w:lineRule="auto"/>
+              <w:jc w:val="center"/>
+              <w:keepNext w:val="0"/>
+              <w:keepLines/>
+              <w:widowControl w:val="1"/>
+            </w:pPr>
+            <w:r>
+              <w:rPr>
+                <w:rFonts w:ascii="Georgia" w:hAnsi="Georgia"/>
+                <w:sz w:val="19"/>
+              </w:rPr>
+              <w:t xml:space="preserve">action, actor=patient, recurring temporal</w:t>
+            </w:r>
+          </w:p>
+        </w:tc>
+      </w:tr>
+      <w:tr>
+        <w:tc>
+          <w:tcPr>
+            <w:tcBorders>
+              <w:left w:val="nil"/>
+              <w:right w:val="nil"/>
+              <w:top w:val="nil"/>
+              <w:bottom w:val="nil"/>
+            </w:tcBorders>
+            <w:vAlign w:val="center"/>
+          </w:tcPr>
+          <w:p>
+            <w:pPr>
+              <w:pStyle w:val="Compact"/>
+              <w:spacing w:before="0" w:after="20" w:line="240" w:lineRule="auto"/>
+              <w:jc w:val="center"/>
+              <w:keepNext w:val="0"/>
+              <w:keepLines/>
+              <w:widowControl w:val="1"/>
+            </w:pPr>
+            <w:r>
+              <w:rPr>
+                <w:rFonts w:ascii="Georgia" w:hAnsi="Georgia"/>
+                <w:sz w:val="19"/>
+              </w:rPr>
+              <w:t xml:space="preserve">Patient-declared intent</w:t>
+            </w:r>
+          </w:p>
+        </w:tc>
+        <w:tc>
+          <w:tcPr>
+            <w:tcBorders>
+              <w:left w:val="nil"/>
+              <w:right w:val="nil"/>
+              <w:top w:val="nil"/>
+              <w:bottom w:val="nil"/>
+            </w:tcBorders>
+            <w:vAlign w:val="center"/>
+          </w:tcPr>
+          <w:p>
+            <w:pPr>
+              <w:pStyle w:val="Compact"/>
+              <w:spacing w:before="0" w:after="20" w:line="240" w:lineRule="auto"/>
+              <w:jc w:val="center"/>
+              <w:keepNext w:val="0"/>
+              <w:keepLines/>
+              <w:widowControl w:val="1"/>
+            </w:pPr>
+            <w:r>
+              <w:rPr>
+                <w:rFonts w:ascii="Georgia" w:hAnsi="Georgia"/>
+                <w:sz w:val="19"/>
+              </w:rPr>
+              <w:t xml:space="preserve">“I will stop taking it until I speak with my doctor.”</w:t>
+            </w:r>
+          </w:p>
+        </w:tc>
+        <w:tc>
+          <w:tcPr>
+            <w:tcBorders>
+              <w:left w:val="nil"/>
+              <w:right w:val="nil"/>
+              <w:top w:val="nil"/>
+              <w:bottom w:val="nil"/>
+            </w:tcBorders>
+            <w:vAlign w:val="center"/>
+          </w:tcPr>
+          <w:p>
+            <w:pPr>
+              <w:pStyle w:val="Compact"/>
+              <w:spacing w:before="0" w:after="20" w:line="240" w:lineRule="auto"/>
+              <w:jc w:val="center"/>
+              <w:keepNext w:val="0"/>
+              <w:keepLines/>
+              <w:widowControl w:val="1"/>
+            </w:pPr>
+            <w:r>
+              <w:rPr>
+                <w:rFonts w:ascii="Georgia" w:hAnsi="Georgia"/>
+                <w:sz w:val="19"/>
+              </w:rPr>
+              <w:t xml:space="preserve">action, actor=patient, condition</w:t>
+            </w:r>
+          </w:p>
+        </w:tc>
+      </w:tr>
+    </w:tbl>
+    <w:p>
+      <w:pPr>
+        <w:spacing w:before="0" w:after="0" w:line="440" w:lineRule="exact"/>
+        <w:rPr>
+          <w:sz w:val="2"/>
+          <w:szCs w:val="2"/>
+        </w:rPr>
+      </w:pPr>
+    </w:p>
+    <w:p>
+      <w:pPr>
+        <w:spacing w:before="0" w:after="0" w:line="20" w:lineRule="exact"/>
+        <w:rPr>
+          <w:sz w:val="2"/>
+          <w:szCs w:val="2"/>
+        </w:rPr>
+        <w:sectPr>
+          <w:type w:val="continuous"/>
+          <w:pgSz w:h="15840" w:w="12240"/>
+          <w:pgMar w:bottom="1080" w:footer="720" w:gutter="0" w:header="720" w:left="1080" w:right="1080" w:top="1080"/>
+          <w:cols w:num="1" w:space="288"/>
+          <w:docGrid w:linePitch="360"/>
+        </w:sectPr>
+      </w:pPr>
+    </w:p>
+    <w:bookmarkEnd w:id="35"/>
+    <w:bookmarkStart w:id="36" w:name="what-the-third-generation-is-not"/>
     <w:p>
       <w:pPr>
         <w:pStyle w:val="Heading3"/>
@@ -2702,7 +4648,7 @@
         <w:widowControl w:val="1"/>
       </w:pPr>
       <w:r>
-        <w:t xml:space="preserve">6.2 Convergent evidence that the generation is emerging</w:t>
+        <w:t xml:space="preserve">6.4 What the third generation is not</w:t>
       </w:r>
     </w:p>
     <w:p>
@@ -2714,7 +4660,7 @@
         <w:widowControl w:val="1"/>
       </w:pPr>
       <w:r>
-        <w:t xml:space="preserve">The claim does not rest on a single system. Independent developments are converging on the actionable record.</w:t>
+        <w:t xml:space="preserve">Two mature lines can each be mistaken for the third generation, and the distinction sharpens the claim.</w:t>
       </w:r>
       <w:r>
         <w:t xml:space="preserve"> </w:t>
@@ -2724,19 +4670,51 @@
           <w:b/>
           <w:bCs/>
         </w:rPr>
-        <w:t xml:space="preserve">Ambient documentation</w:t>
-      </w:r>
-      <w:r>
-        <w:t xml:space="preserve"> </w:t>
-      </w:r>
-      <w:r>
-        <w:t xml:space="preserve">has moved into routine practice, converting the spoken encounter into notes and, increasingly, into orders and tasks.</w:t>
+        <w:t xml:space="preserve">It is not classical clinical NLP.</w:t>
+      </w:r>
+      <w:r>
+        <w:t xml:space="preserve"> </w:t>
+      </w:r>
+      <w:r>
+        <w:t xml:space="preserve">Concept extraction from notes has existed for decades (MedLEE, cTAKES, CLAMP), but it produces</w:t>
+      </w:r>
+      <w:r>
+        <w:t xml:space="preserve"> </w:t>
+      </w:r>
+      <w:r>
+        <w:rPr>
+          <w:i/>
+          <w:iCs/>
+        </w:rPr>
+        <w:t xml:space="preserve">facts</w:t>
+      </w:r>
+      <w:r>
+        <w:t xml:space="preserve">: it records that “MRI” appears, feeding the second-generation structured layer.</w:t>
       </w:r>
       <w:r>
         <w:rPr>
           <w:vertAlign w:val="superscript"/>
         </w:rPr>
-        <w:t xml:space="preserve">[21,37]</w:t>
+        <w:t xml:space="preserve">[12,13,27]</w:t>
+      </w:r>
+      <w:r>
+        <w:t xml:space="preserve"> </w:t>
+      </w:r>
+      <w:r>
+        <w:t xml:space="preserve">The third generation produces an</w:t>
+      </w:r>
+      <w:r>
+        <w:t xml:space="preserve"> </w:t>
+      </w:r>
+      <w:r>
+        <w:rPr>
+          <w:i/>
+          <w:iCs/>
+        </w:rPr>
+        <w:t xml:space="preserve">executable action</w:t>
+      </w:r>
+      <w:r>
+        <w:t xml:space="preserve">: that an MRI is due in two weeks, still pending, owned by a specific actor, at a reliability high enough to act on rather than only index. The object is different (process, not fact), the bar is different (act, not retrieve), and LLM-era semantics are what finally make it tractable at scale. Clinical NLP improving is therefore not, on its own, a generational shift: generations here are cumulative layers, and the third is distinguished by the object it makes computable and the reliability bar it must clear, not by the raw technique.</w:t>
       </w:r>
       <w:r>
         <w:t xml:space="preserve"> </w:t>
@@ -2746,55 +4724,61 @@
           <w:b/>
           <w:bCs/>
         </w:rPr>
-        <w:t xml:space="preserve">Clinical LLM evaluation</w:t>
-      </w:r>
-      <w:r>
-        <w:t xml:space="preserve"> </w:t>
-      </w:r>
-      <w:r>
-        <w:t xml:space="preserve">is maturing toward task competence rather than fluency: benchmarks now measure diagnostic-questioning efficiency in patient conversations, treating the clinical dialogue itself as a computable, measurable process.</w:t>
+        <w:t xml:space="preserve">It is not computer-interpretable guidelines.</w:t>
+      </w:r>
+      <w:r>
+        <w:t xml:space="preserve"> </w:t>
+      </w:r>
+      <w:r>
+        <w:t xml:space="preserve">That program encoded</w:t>
+      </w:r>
+      <w:r>
+        <w:t xml:space="preserve"> </w:t>
+      </w:r>
+      <w:r>
+        <w:rPr>
+          <w:i/>
+          <w:iCs/>
+        </w:rPr>
+        <w:t xml:space="preserve">generic, top-down, population-level</w:t>
+      </w:r>
+      <w:r>
+        <w:t xml:space="preserve"> </w:t>
+      </w:r>
+      <w:r>
+        <w:t xml:space="preserve">protocols as executable models.</w:t>
       </w:r>
       <w:r>
         <w:rPr>
           <w:vertAlign w:val="superscript"/>
         </w:rPr>
-        <w:t xml:space="preserve">[38]</w:t>
-      </w:r>
-      <w:r>
-        <w:t xml:space="preserve"> </w:t>
-      </w:r>
-      <w:r>
-        <w:rPr>
-          <w:b/>
-          <w:bCs/>
-        </w:rPr>
-        <w:t xml:space="preserve">Care-gap, results-management, and referral-loop tools</w:t>
-      </w:r>
-      <w:r>
-        <w:t xml:space="preserve"> </w:t>
-      </w:r>
-      <w:r>
-        <w:t xml:space="preserve">already act on structured follow-up signals, and early</w:t>
-      </w:r>
-      <w:r>
-        <w:t xml:space="preserve"> </w:t>
-      </w:r>
-      <w:r>
-        <w:rPr>
-          <w:b/>
-          <w:bCs/>
-        </w:rPr>
-        <w:t xml:space="preserve">agentic clinical assistants</w:t>
-      </w:r>
-      <w:r>
-        <w:t xml:space="preserve"> </w:t>
-      </w:r>
-      <w:r>
-        <w:t xml:space="preserve">attempt multi-step workflow actions. These are separate research and product lines, blind to each other, arriving at the same object: a structured, monitorable representation of what should happen next. MedFollow is our controlled feasibility proof within this convergence (Section 8).</w:t>
+        <w:t xml:space="preserve">[35,36]</w:t>
+      </w:r>
+      <w:r>
+        <w:t xml:space="preserve"> </w:t>
+      </w:r>
+      <w:r>
+        <w:t xml:space="preserve">The third generation extracts</w:t>
+      </w:r>
+      <w:r>
+        <w:t xml:space="preserve"> </w:t>
+      </w:r>
+      <w:r>
+        <w:rPr>
+          <w:i/>
+          <w:iCs/>
+        </w:rPr>
+        <w:t xml:space="preserve">patient-specific, bottom-up</w:t>
+      </w:r>
+      <w:r>
+        <w:t xml:space="preserve"> </w:t>
+      </w:r>
+      <w:r>
+        <w:t xml:space="preserve">actionable records from the actual communication of a given encounter. The two are complementary: guidelines say what should generally happen; the third generation captures what a clinician actually instructed for this patient.</w:t>
       </w:r>
     </w:p>
-    <w:bookmarkEnd w:id="27"/>
-    <w:bookmarkStart w:id="28" w:name="X6cf4bcd85d789592db2582d00988ee500375089"/>
+    <w:bookmarkEnd w:id="36"/>
+    <w:bookmarkStart w:id="37" w:name="Xb3d53152f5c9e76dda479ed01443ee0cf43a20b"/>
     <w:p>
       <w:pPr>
         <w:pStyle w:val="Heading3"/>
@@ -2803,7 +4787,7 @@
         <w:widowControl w:val="1"/>
       </w:pPr>
       <w:r>
-        <w:t xml:space="preserve">6.3 Will end-to-end LLMs make the symbolic layer obsolete?</w:t>
+        <w:t xml:space="preserve">6.5 Convergent evidence that the generation is emerging</w:t>
       </w:r>
     </w:p>
     <w:p>
@@ -2815,40 +4799,96 @@
         <w:widowControl w:val="1"/>
       </w:pPr>
       <w:r>
-        <w:t xml:space="preserve">A more capable generator does not remove the requirements the third generation imposes. Auditability, verifiable temporal correctness, and a calibrated signal of when to defer are properties of the</w:t>
-      </w:r>
-      <w:r>
-        <w:t xml:space="preserve"> </w:t>
-      </w:r>
-      <w:r>
-        <w:rPr>
-          <w:i/>
-          <w:iCs/>
-        </w:rPr>
-        <w:t xml:space="preserve">output contract</w:t>
-      </w:r>
-      <w:r>
-        <w:t xml:space="preserve">, not gaps in model capability: a system that acts on patient trajectories must prove that a date is correct and trace it to its source, however fluent the underlying model becomes. The symbolic layer supplies guarantees, not missing knowledge, which is why reliability, not scale, is the binding constraint.</w:t>
+        <w:t xml:space="preserve">The claim does not rest on a single system. Independent developments are converging on the actionable record.</w:t>
+      </w:r>
+      <w:r>
+        <w:t xml:space="preserve"> </w:t>
+      </w:r>
+      <w:r>
+        <w:rPr>
+          <w:b/>
+          <w:bCs/>
+        </w:rPr>
+        <w:t xml:space="preserve">Ambient documentation</w:t>
+      </w:r>
+      <w:r>
+        <w:t xml:space="preserve"> </w:t>
+      </w:r>
+      <w:r>
+        <w:t xml:space="preserve">has moved into routine practice, converting the spoken encounter into notes and, increasingly, into orders and tasks.</w:t>
       </w:r>
       <w:r>
         <w:rPr>
           <w:vertAlign w:val="superscript"/>
         </w:rPr>
-        <w:t xml:space="preserve">[38,39]</w:t>
+        <w:t xml:space="preserve">[21,37]</w:t>
+      </w:r>
+      <w:r>
+        <w:t xml:space="preserve"> </w:t>
+      </w:r>
+      <w:r>
+        <w:rPr>
+          <w:b/>
+          <w:bCs/>
+        </w:rPr>
+        <w:t xml:space="preserve">Clinical LLM evaluation</w:t>
+      </w:r>
+      <w:r>
+        <w:t xml:space="preserve"> </w:t>
+      </w:r>
+      <w:r>
+        <w:t xml:space="preserve">is maturing toward task competence rather than fluency: benchmarks now measure diagnostic-questioning efficiency in patient conversations, treating the clinical dialogue itself as a computable, measurable process.</w:t>
+      </w:r>
+      <w:r>
+        <w:rPr>
+          <w:vertAlign w:val="superscript"/>
+        </w:rPr>
+        <w:t xml:space="preserve">[38]</w:t>
+      </w:r>
+      <w:r>
+        <w:t xml:space="preserve"> </w:t>
+      </w:r>
+      <w:r>
+        <w:rPr>
+          <w:b/>
+          <w:bCs/>
+        </w:rPr>
+        <w:t xml:space="preserve">Care-gap, results-management, and referral-loop tools</w:t>
+      </w:r>
+      <w:r>
+        <w:t xml:space="preserve"> </w:t>
+      </w:r>
+      <w:r>
+        <w:t xml:space="preserve">already act on structured follow-up signals, and early</w:t>
+      </w:r>
+      <w:r>
+        <w:t xml:space="preserve"> </w:t>
+      </w:r>
+      <w:r>
+        <w:rPr>
+          <w:b/>
+          <w:bCs/>
+        </w:rPr>
+        <w:t xml:space="preserve">agentic clinical assistants</w:t>
+      </w:r>
+      <w:r>
+        <w:t xml:space="preserve"> </w:t>
+      </w:r>
+      <w:r>
+        <w:t xml:space="preserve">attempt multi-step workflow actions. These are separate research and product lines, blind to each other, arriving at the same object: a structured, monitorable representation of what should happen next. MedFollow is our controlled feasibility proof within this convergence (Section 8).</w:t>
       </w:r>
     </w:p>
-    <w:bookmarkEnd w:id="28"/>
-    <w:bookmarkEnd w:id="29"/>
-    <w:bookmarkStart w:id="30" w:name="X627b5acd700d19b55c1074b0b2d19ade21ec62f"/>
+    <w:bookmarkEnd w:id="37"/>
+    <w:bookmarkStart w:id="38" w:name="X6cf4bcd85d789592db2582d00988ee500375089"/>
     <w:p>
       <w:pPr>
-        <w:pStyle w:val="Heading2"/>
+        <w:pStyle w:val="Heading3"/>
         <w:keepNext/>
         <w:keepLines/>
         <w:widowControl w:val="1"/>
       </w:pPr>
       <w:r>
-        <w:t xml:space="preserve">7. A Comparative View of the Three Generations</w:t>
+        <w:t xml:space="preserve">6.6 Will end-to-end LLMs make the symbolic layer obsolete?</w:t>
       </w:r>
     </w:p>
     <w:p>
@@ -2860,7 +4900,75 @@
         <w:widowControl w:val="1"/>
       </w:pPr>
       <w:r>
-        <w:t xml:space="preserve">Table 2 consolidates the three generations across the three axes, making the progression of systems, algorithms, and use cases explicit alongside the enabling AI technology.</w:t>
+        <w:t xml:space="preserve">A more capable generator does not remove the requirements the third generation imposes. Auditability, verifiable temporal correctness, and a calibrated signal of when to defer are properties of the</w:t>
+      </w:r>
+      <w:r>
+        <w:t xml:space="preserve"> </w:t>
+      </w:r>
+      <w:r>
+        <w:rPr>
+          <w:i/>
+          <w:iCs/>
+        </w:rPr>
+        <w:t xml:space="preserve">output contract</w:t>
+      </w:r>
+      <w:r>
+        <w:t xml:space="preserve">, not gaps in model capability: a system that acts on patient trajectories must prove that a date is correct and trace it to its source, however fluent the underlying model becomes. The symbolic layer supplies guarantees, not missing knowledge, which is why reliability, not scale, is the binding constraint.</w:t>
+      </w:r>
+      <w:r>
+        <w:rPr>
+          <w:vertAlign w:val="superscript"/>
+        </w:rPr>
+        <w:t xml:space="preserve">[38,39]</w:t>
+      </w:r>
+    </w:p>
+    <w:bookmarkEnd w:id="38"/>
+    <w:bookmarkEnd w:id="39"/>
+    <w:bookmarkStart w:id="40" w:name="X627b5acd700d19b55c1074b0b2d19ade21ec62f"/>
+    <w:p>
+      <w:pPr>
+        <w:pStyle w:val="Heading2"/>
+        <w:keepNext/>
+        <w:keepLines/>
+        <w:widowControl w:val="1"/>
+      </w:pPr>
+      <w:r>
+        <w:t xml:space="preserve">7. A Comparative View of the Three Generations</w:t>
+      </w:r>
+    </w:p>
+    <w:p>
+      <w:pPr>
+        <w:pStyle w:val="FirstParagraph"/>
+        <w:jc w:val="both"/>
+        <w:keepNext w:val="0"/>
+        <w:keepLines w:val="0"/>
+        <w:widowControl w:val="1"/>
+      </w:pPr>
+      <w:r>
+        <w:t xml:space="preserve">Table 3 consolidates the three generations. The top rows make the organizing principle memorable, each generation answers a different question and emits a different canonical object, while the lower rows ground it in systems, stack, and value. The row we would ask readers to remember is</w:t>
+      </w:r>
+      <w:r>
+        <w:t xml:space="preserve"> </w:t>
+      </w:r>
+      <w:r>
+        <w:rPr>
+          <w:i/>
+          <w:iCs/>
+        </w:rPr>
+        <w:t xml:space="preserve">Question</w:t>
+      </w:r>
+      <w:r>
+        <w:t xml:space="preserve">:</w:t>
+      </w:r>
+      <w:r>
+        <w:t xml:space="preserve"> </w:t>
+      </w:r>
+      <w:r>
+        <w:rPr>
+          <w:b/>
+          <w:bCs/>
+        </w:rPr>
+        <w:t xml:space="preserve">What was documented? → What is true? → What should happen?</w:t>
       </w:r>
     </w:p>
     <w:p>
@@ -2936,7 +5044,7 @@
             </w:pPr>
             <w:r>
               <w:rPr>
-                <w:rFonts w:ascii="Times New Roman" w:hAnsi="Times New Roman"/>
+                <w:rFonts w:ascii="Georgia" w:hAnsi="Georgia"/>
                 <w:b/>
                 <w:sz w:val="19"/>
               </w:rPr>
@@ -2966,7 +5074,7 @@
             </w:pPr>
             <w:r>
               <w:rPr>
-                <w:rFonts w:ascii="Times New Roman" w:hAnsi="Times New Roman"/>
+                <w:rFonts w:ascii="Georgia" w:hAnsi="Georgia"/>
                 <w:b/>
                 <w:sz w:val="19"/>
               </w:rPr>
@@ -2996,7 +5104,7 @@
             </w:pPr>
             <w:r>
               <w:rPr>
-                <w:rFonts w:ascii="Times New Roman" w:hAnsi="Times New Roman"/>
+                <w:rFonts w:ascii="Georgia" w:hAnsi="Georgia"/>
                 <w:b/>
                 <w:sz w:val="19"/>
               </w:rPr>
@@ -3026,7 +5134,7 @@
             </w:pPr>
             <w:r>
               <w:rPr>
-                <w:rFonts w:ascii="Times New Roman" w:hAnsi="Times New Roman"/>
+                <w:rFonts w:ascii="Georgia" w:hAnsi="Georgia"/>
                 <w:b/>
                 <w:sz w:val="19"/>
               </w:rPr>
@@ -3057,10 +5165,10 @@
             </w:pPr>
             <w:r>
               <w:rPr>
-                <w:rFonts w:ascii="Times New Roman" w:hAnsi="Times New Roman"/>
+                <w:rFonts w:ascii="Georgia" w:hAnsi="Georgia"/>
                 <w:sz w:val="19"/>
               </w:rPr>
-              <w:t xml:space="preserve">Enabling AI technology</w:t>
+              <w:t xml:space="preserve">Object</w:t>
             </w:r>
           </w:p>
         </w:tc>
@@ -3085,10 +5193,10 @@
             </w:pPr>
             <w:r>
               <w:rPr>
-                <w:rFonts w:ascii="Times New Roman" w:hAnsi="Times New Roman"/>
+                <w:rFonts w:ascii="Georgia" w:hAnsi="Georgia"/>
                 <w:sz w:val="19"/>
               </w:rPr>
-              <w:t xml:space="preserve">None (databases; no automated interpretation)</w:t>
+              <w:t xml:space="preserve">Record</w:t>
             </w:r>
           </w:p>
         </w:tc>
@@ -3113,10 +5221,10 @@
             </w:pPr>
             <w:r>
               <w:rPr>
-                <w:rFonts w:ascii="Times New Roman" w:hAnsi="Times New Roman"/>
+                <w:rFonts w:ascii="Georgia" w:hAnsi="Georgia"/>
                 <w:sz w:val="19"/>
               </w:rPr>
-              <w:t xml:space="preserve">Clinical NLP (rule-based / statistical)</w:t>
+              <w:t xml:space="preserve">Clinical state / fact</w:t>
             </w:r>
           </w:p>
         </w:tc>
@@ -3141,10 +5249,10 @@
             </w:pPr>
             <w:r>
               <w:rPr>
-                <w:rFonts w:ascii="Times New Roman" w:hAnsi="Times New Roman"/>
+                <w:rFonts w:ascii="Georgia" w:hAnsi="Georgia"/>
                 <w:sz w:val="19"/>
               </w:rPr>
-              <w:t xml:space="preserve">LLMs + neural-symbolic AI</w:t>
+              <w:t xml:space="preserve">Clinical intent / process</w:t>
             </w:r>
           </w:p>
         </w:tc>
@@ -3171,7 +5279,463 @@
             </w:pPr>
             <w:r>
               <w:rPr>
-                <w:rFonts w:ascii="Times New Roman" w:hAnsi="Times New Roman"/>
+                <w:rFonts w:ascii="Georgia" w:hAnsi="Georgia"/>
+                <w:sz w:val="19"/>
+              </w:rPr>
+              <w:t xml:space="preserve">Question</w:t>
+            </w:r>
+          </w:p>
+        </w:tc>
+        <w:tc>
+          <w:tcPr>
+            <w:tcBorders>
+              <w:left w:val="nil"/>
+              <w:right w:val="nil"/>
+              <w:top w:val="nil"/>
+              <w:bottom w:val="single" w:sz="4" w:color="D9E1E8"/>
+            </w:tcBorders>
+            <w:vAlign w:val="center"/>
+          </w:tcPr>
+          <w:p>
+            <w:pPr>
+              <w:pStyle w:val="Compact"/>
+              <w:spacing w:before="0" w:after="20" w:line="240" w:lineRule="auto"/>
+              <w:jc w:val="center"/>
+              <w:keepNext w:val="0"/>
+              <w:keepLines/>
+              <w:widowControl w:val="1"/>
+            </w:pPr>
+            <w:r>
+              <w:rPr>
+                <w:rFonts w:ascii="Georgia" w:hAnsi="Georgia"/>
+                <w:sz w:val="19"/>
+              </w:rPr>
+              <w:t xml:space="preserve">What was documented?</w:t>
+            </w:r>
+          </w:p>
+        </w:tc>
+        <w:tc>
+          <w:tcPr>
+            <w:tcBorders>
+              <w:left w:val="nil"/>
+              <w:right w:val="nil"/>
+              <w:top w:val="nil"/>
+              <w:bottom w:val="single" w:sz="4" w:color="D9E1E8"/>
+            </w:tcBorders>
+            <w:vAlign w:val="center"/>
+          </w:tcPr>
+          <w:p>
+            <w:pPr>
+              <w:pStyle w:val="Compact"/>
+              <w:spacing w:before="0" w:after="20" w:line="240" w:lineRule="auto"/>
+              <w:jc w:val="center"/>
+              <w:keepNext w:val="0"/>
+              <w:keepLines/>
+              <w:widowControl w:val="1"/>
+            </w:pPr>
+            <w:r>
+              <w:rPr>
+                <w:rFonts w:ascii="Georgia" w:hAnsi="Georgia"/>
+                <w:sz w:val="19"/>
+              </w:rPr>
+              <w:t xml:space="preserve">What is true about the patient?</w:t>
+            </w:r>
+          </w:p>
+        </w:tc>
+        <w:tc>
+          <w:tcPr>
+            <w:tcBorders>
+              <w:left w:val="nil"/>
+              <w:right w:val="nil"/>
+              <w:top w:val="nil"/>
+              <w:bottom w:val="single" w:sz="4" w:color="D9E1E8"/>
+            </w:tcBorders>
+            <w:vAlign w:val="center"/>
+          </w:tcPr>
+          <w:p>
+            <w:pPr>
+              <w:pStyle w:val="Compact"/>
+              <w:spacing w:before="0" w:after="20" w:line="240" w:lineRule="auto"/>
+              <w:jc w:val="center"/>
+              <w:keepNext w:val="0"/>
+              <w:keepLines/>
+              <w:widowControl w:val="1"/>
+            </w:pPr>
+            <w:r>
+              <w:rPr>
+                <w:rFonts w:ascii="Georgia" w:hAnsi="Georgia"/>
+                <w:sz w:val="19"/>
+              </w:rPr>
+              <w:t xml:space="preserve">What is supposed to happen?</w:t>
+            </w:r>
+          </w:p>
+        </w:tc>
+      </w:tr>
+      <w:tr>
+        <w:tc>
+          <w:tcPr>
+            <w:tcBorders>
+              <w:left w:val="nil"/>
+              <w:right w:val="nil"/>
+              <w:top w:val="nil"/>
+              <w:bottom w:val="single" w:sz="4" w:color="D9E1E8"/>
+            </w:tcBorders>
+            <w:vAlign w:val="center"/>
+          </w:tcPr>
+          <w:p>
+            <w:pPr>
+              <w:pStyle w:val="Compact"/>
+              <w:spacing w:before="0" w:after="20" w:line="240" w:lineRule="auto"/>
+              <w:jc w:val="center"/>
+              <w:keepNext w:val="0"/>
+              <w:keepLines/>
+              <w:widowControl w:val="1"/>
+            </w:pPr>
+            <w:r>
+              <w:rPr>
+                <w:rFonts w:ascii="Georgia" w:hAnsi="Georgia"/>
+                <w:sz w:val="19"/>
+              </w:rPr>
+              <w:t xml:space="preserve">Representation</w:t>
+            </w:r>
+          </w:p>
+        </w:tc>
+        <w:tc>
+          <w:tcPr>
+            <w:tcBorders>
+              <w:left w:val="nil"/>
+              <w:right w:val="nil"/>
+              <w:top w:val="nil"/>
+              <w:bottom w:val="single" w:sz="4" w:color="D9E1E8"/>
+            </w:tcBorders>
+            <w:vAlign w:val="center"/>
+          </w:tcPr>
+          <w:p>
+            <w:pPr>
+              <w:pStyle w:val="Compact"/>
+              <w:spacing w:before="0" w:after="20" w:line="240" w:lineRule="auto"/>
+              <w:jc w:val="center"/>
+              <w:keepNext w:val="0"/>
+              <w:keepLines/>
+              <w:widowControl w:val="1"/>
+            </w:pPr>
+            <w:r>
+              <w:rPr>
+                <w:rFonts w:ascii="Georgia" w:hAnsi="Georgia"/>
+                <w:sz w:val="19"/>
+              </w:rPr>
+              <w:t xml:space="preserve">Documents / events</w:t>
+            </w:r>
+          </w:p>
+        </w:tc>
+        <w:tc>
+          <w:tcPr>
+            <w:tcBorders>
+              <w:left w:val="nil"/>
+              <w:right w:val="nil"/>
+              <w:top w:val="nil"/>
+              <w:bottom w:val="single" w:sz="4" w:color="D9E1E8"/>
+            </w:tcBorders>
+            <w:vAlign w:val="center"/>
+          </w:tcPr>
+          <w:p>
+            <w:pPr>
+              <w:pStyle w:val="Compact"/>
+              <w:spacing w:before="0" w:after="20" w:line="240" w:lineRule="auto"/>
+              <w:jc w:val="center"/>
+              <w:keepNext w:val="0"/>
+              <w:keepLines/>
+              <w:widowControl w:val="1"/>
+            </w:pPr>
+            <w:r>
+              <w:rPr>
+                <w:rFonts w:ascii="Georgia" w:hAnsi="Georgia"/>
+                <w:sz w:val="19"/>
+              </w:rPr>
+              <w:t xml:space="preserve">Concepts / observations</w:t>
+            </w:r>
+          </w:p>
+        </w:tc>
+        <w:tc>
+          <w:tcPr>
+            <w:tcBorders>
+              <w:left w:val="nil"/>
+              <w:right w:val="nil"/>
+              <w:top w:val="nil"/>
+              <w:bottom w:val="single" w:sz="4" w:color="D9E1E8"/>
+            </w:tcBorders>
+            <w:vAlign w:val="center"/>
+          </w:tcPr>
+          <w:p>
+            <w:pPr>
+              <w:pStyle w:val="Compact"/>
+              <w:spacing w:before="0" w:after="20" w:line="240" w:lineRule="auto"/>
+              <w:jc w:val="center"/>
+              <w:keepNext w:val="0"/>
+              <w:keepLines/>
+              <w:widowControl w:val="1"/>
+            </w:pPr>
+            <w:r>
+              <w:rPr>
+                <w:rFonts w:ascii="Georgia" w:hAnsi="Georgia"/>
+                <w:sz w:val="19"/>
+              </w:rPr>
+              <w:t xml:space="preserve">Actions, constraints, dependencies</w:t>
+            </w:r>
+          </w:p>
+        </w:tc>
+      </w:tr>
+      <w:tr>
+        <w:tc>
+          <w:tcPr>
+            <w:tcBorders>
+              <w:left w:val="nil"/>
+              <w:right w:val="nil"/>
+              <w:top w:val="nil"/>
+              <w:bottom w:val="single" w:sz="4" w:color="D9E1E8"/>
+            </w:tcBorders>
+            <w:vAlign w:val="center"/>
+          </w:tcPr>
+          <w:p>
+            <w:pPr>
+              <w:pStyle w:val="Compact"/>
+              <w:spacing w:before="0" w:after="20" w:line="240" w:lineRule="auto"/>
+              <w:jc w:val="center"/>
+              <w:keepNext w:val="0"/>
+              <w:keepLines/>
+              <w:widowControl w:val="1"/>
+            </w:pPr>
+            <w:r>
+              <w:rPr>
+                <w:rFonts w:ascii="Georgia" w:hAnsi="Georgia"/>
+                <w:sz w:val="19"/>
+              </w:rPr>
+              <w:t xml:space="preserve">Primary computation</w:t>
+            </w:r>
+          </w:p>
+        </w:tc>
+        <w:tc>
+          <w:tcPr>
+            <w:tcBorders>
+              <w:left w:val="nil"/>
+              <w:right w:val="nil"/>
+              <w:top w:val="nil"/>
+              <w:bottom w:val="single" w:sz="4" w:color="D9E1E8"/>
+            </w:tcBorders>
+            <w:vAlign w:val="center"/>
+          </w:tcPr>
+          <w:p>
+            <w:pPr>
+              <w:pStyle w:val="Compact"/>
+              <w:spacing w:before="0" w:after="20" w:line="240" w:lineRule="auto"/>
+              <w:jc w:val="center"/>
+              <w:keepNext w:val="0"/>
+              <w:keepLines/>
+              <w:widowControl w:val="1"/>
+            </w:pPr>
+            <w:r>
+              <w:rPr>
+                <w:rFonts w:ascii="Georgia" w:hAnsi="Georgia"/>
+                <w:sz w:val="19"/>
+              </w:rPr>
+              <w:t xml:space="preserve">Store / retrieve / exchange</w:t>
+            </w:r>
+          </w:p>
+        </w:tc>
+        <w:tc>
+          <w:tcPr>
+            <w:tcBorders>
+              <w:left w:val="nil"/>
+              <w:right w:val="nil"/>
+              <w:top w:val="nil"/>
+              <w:bottom w:val="single" w:sz="4" w:color="D9E1E8"/>
+            </w:tcBorders>
+            <w:vAlign w:val="center"/>
+          </w:tcPr>
+          <w:p>
+            <w:pPr>
+              <w:pStyle w:val="Compact"/>
+              <w:spacing w:before="0" w:after="20" w:line="240" w:lineRule="auto"/>
+              <w:jc w:val="center"/>
+              <w:keepNext w:val="0"/>
+              <w:keepLines/>
+              <w:widowControl w:val="1"/>
+            </w:pPr>
+            <w:r>
+              <w:rPr>
+                <w:rFonts w:ascii="Georgia" w:hAnsi="Georgia"/>
+                <w:sz w:val="19"/>
+              </w:rPr>
+              <w:t xml:space="preserve">Query / reason / predict</w:t>
+            </w:r>
+          </w:p>
+        </w:tc>
+        <w:tc>
+          <w:tcPr>
+            <w:tcBorders>
+              <w:left w:val="nil"/>
+              <w:right w:val="nil"/>
+              <w:top w:val="nil"/>
+              <w:bottom w:val="single" w:sz="4" w:color="D9E1E8"/>
+            </w:tcBorders>
+            <w:vAlign w:val="center"/>
+          </w:tcPr>
+          <w:p>
+            <w:pPr>
+              <w:pStyle w:val="Compact"/>
+              <w:spacing w:before="0" w:after="20" w:line="240" w:lineRule="auto"/>
+              <w:jc w:val="center"/>
+              <w:keepNext w:val="0"/>
+              <w:keepLines/>
+              <w:widowControl w:val="1"/>
+            </w:pPr>
+            <w:r>
+              <w:rPr>
+                <w:rFonts w:ascii="Georgia" w:hAnsi="Georgia"/>
+                <w:sz w:val="19"/>
+              </w:rPr>
+              <w:t xml:space="preserve">Schedule / coordinate / monitor / close</w:t>
+            </w:r>
+          </w:p>
+        </w:tc>
+      </w:tr>
+      <w:tr>
+        <w:tc>
+          <w:tcPr>
+            <w:tcBorders>
+              <w:left w:val="nil"/>
+              <w:right w:val="nil"/>
+              <w:top w:val="nil"/>
+              <w:bottom w:val="single" w:sz="4" w:color="D9E1E8"/>
+            </w:tcBorders>
+            <w:vAlign w:val="center"/>
+          </w:tcPr>
+          <w:p>
+            <w:pPr>
+              <w:pStyle w:val="Compact"/>
+              <w:spacing w:before="0" w:after="20" w:line="240" w:lineRule="auto"/>
+              <w:jc w:val="center"/>
+              <w:keepNext w:val="0"/>
+              <w:keepLines/>
+              <w:widowControl w:val="1"/>
+            </w:pPr>
+            <w:r>
+              <w:rPr>
+                <w:rFonts w:ascii="Georgia" w:hAnsi="Georgia"/>
+                <w:sz w:val="19"/>
+              </w:rPr>
+              <w:t xml:space="preserve">Enabling computational stack</w:t>
+            </w:r>
+          </w:p>
+        </w:tc>
+        <w:tc>
+          <w:tcPr>
+            <w:tcBorders>
+              <w:left w:val="nil"/>
+              <w:right w:val="nil"/>
+              <w:top w:val="nil"/>
+              <w:bottom w:val="single" w:sz="4" w:color="D9E1E8"/>
+            </w:tcBorders>
+            <w:vAlign w:val="center"/>
+          </w:tcPr>
+          <w:p>
+            <w:pPr>
+              <w:pStyle w:val="Compact"/>
+              <w:spacing w:before="0" w:after="20" w:line="240" w:lineRule="auto"/>
+              <w:jc w:val="center"/>
+              <w:keepNext w:val="0"/>
+              <w:keepLines/>
+              <w:widowControl w:val="1"/>
+            </w:pPr>
+            <w:r>
+              <w:rPr>
+                <w:rFonts w:ascii="Georgia" w:hAnsi="Georgia"/>
+                <w:sz w:val="19"/>
+              </w:rPr>
+              <w:t xml:space="preserve">EHR + relational/OLTP DB + HL7 v2 + DICOM + messaging</w:t>
+            </w:r>
+          </w:p>
+        </w:tc>
+        <w:tc>
+          <w:tcPr>
+            <w:tcBorders>
+              <w:left w:val="nil"/>
+              <w:right w:val="nil"/>
+              <w:top w:val="nil"/>
+              <w:bottom w:val="single" w:sz="4" w:color="D9E1E8"/>
+            </w:tcBorders>
+            <w:vAlign w:val="center"/>
+          </w:tcPr>
+          <w:p>
+            <w:pPr>
+              <w:pStyle w:val="Compact"/>
+              <w:spacing w:before="0" w:after="20" w:line="240" w:lineRule="auto"/>
+              <w:jc w:val="center"/>
+              <w:keepNext w:val="0"/>
+              <w:keepLines/>
+              <w:widowControl w:val="1"/>
+            </w:pPr>
+            <w:r>
+              <w:rPr>
+                <w:rFonts w:ascii="Georgia" w:hAnsi="Georgia"/>
+                <w:sz w:val="19"/>
+              </w:rPr>
+              <w:t xml:space="preserve">Terminologies + structured systems + interoperability + NLP + ML on tabular data</w:t>
+            </w:r>
+          </w:p>
+        </w:tc>
+        <w:tc>
+          <w:tcPr>
+            <w:tcBorders>
+              <w:left w:val="nil"/>
+              <w:right w:val="nil"/>
+              <w:top w:val="nil"/>
+              <w:bottom w:val="single" w:sz="4" w:color="D9E1E8"/>
+            </w:tcBorders>
+            <w:vAlign w:val="center"/>
+          </w:tcPr>
+          <w:p>
+            <w:pPr>
+              <w:pStyle w:val="Compact"/>
+              <w:spacing w:before="0" w:after="20" w:line="240" w:lineRule="auto"/>
+              <w:jc w:val="center"/>
+              <w:keepNext w:val="0"/>
+              <w:keepLines/>
+              <w:widowControl w:val="1"/>
+            </w:pPr>
+            <w:r>
+              <w:rPr>
+                <w:rFonts w:ascii="Georgia" w:hAnsi="Georgia"/>
+                <w:sz w:val="19"/>
+              </w:rPr>
+              <w:t xml:space="preserve">LLM/ML + relation &amp; temporal reasoning + workflow semantics + selective prediction</w:t>
+            </w:r>
+          </w:p>
+        </w:tc>
+      </w:tr>
+      <w:tr>
+        <w:tc>
+          <w:tcPr>
+            <w:tcBorders>
+              <w:left w:val="nil"/>
+              <w:right w:val="nil"/>
+              <w:top w:val="nil"/>
+              <w:bottom w:val="single" w:sz="4" w:color="D9E1E8"/>
+            </w:tcBorders>
+            <w:vAlign w:val="center"/>
+          </w:tcPr>
+          <w:p>
+            <w:pPr>
+              <w:pStyle w:val="Compact"/>
+              <w:spacing w:before="0" w:after="20" w:line="240" w:lineRule="auto"/>
+              <w:jc w:val="center"/>
+              <w:keepNext w:val="0"/>
+              <w:keepLines/>
+              <w:widowControl w:val="1"/>
+            </w:pPr>
+            <w:r>
+              <w:rPr>
+                <w:rFonts w:ascii="Georgia" w:hAnsi="Georgia"/>
                 <w:sz w:val="19"/>
               </w:rPr>
               <w:t xml:space="preserve">Representative systems</w:t>
@@ -3199,7 +5763,7 @@
             </w:pPr>
             <w:r>
               <w:rPr>
-                <w:rFonts w:ascii="Times New Roman" w:hAnsi="Times New Roman"/>
+                <w:rFonts w:ascii="Georgia" w:hAnsi="Georgia"/>
                 <w:sz w:val="19"/>
               </w:rPr>
               <w:t xml:space="preserve">Epic, Cerner, VistA/CPRS, MEDITECH; PACS, LIS</w:t>
@@ -3227,7 +5791,7 @@
             </w:pPr>
             <w:r>
               <w:rPr>
-                <w:rFonts w:ascii="Times New Roman" w:hAnsi="Times New Roman"/>
+                <w:rFonts w:ascii="Georgia" w:hAnsi="Georgia"/>
                 <w:sz w:val="19"/>
               </w:rPr>
               <w:t xml:space="preserve">CDS, clinical-NLP pipelines, HIE, SMART-on-FHIR apps, i2b2/OMOP warehouses, eCQM engines</w:t>
@@ -3255,7 +5819,7 @@
             </w:pPr>
             <w:r>
               <w:rPr>
-                <w:rFonts w:ascii="Times New Roman" w:hAnsi="Times New Roman"/>
+                <w:rFonts w:ascii="Georgia" w:hAnsi="Georgia"/>
                 <w:sz w:val="19"/>
               </w:rPr>
               <w:t xml:space="preserve">Ambient scribes (DAX, Abridge, Suki, Nabla); follow-up/care-gap engines; agentic workflow assistants; MedFollow/CareLoop</w:t>
@@ -3285,10 +5849,10 @@
             </w:pPr>
             <w:r>
               <w:rPr>
-                <w:rFonts w:ascii="Times New Roman" w:hAnsi="Times New Roman"/>
+                <w:rFonts w:ascii="Georgia" w:hAnsi="Georgia"/>
                 <w:sz w:val="19"/>
               </w:rPr>
-              <w:t xml:space="preserve">Algorithms &amp; tech stack</w:t>
+              <w:t xml:space="preserve">Canonical output</w:t>
             </w:r>
           </w:p>
         </w:tc>
@@ -3313,10 +5877,10 @@
             </w:pPr>
             <w:r>
               <w:rPr>
-                <w:rFonts w:ascii="Times New Roman" w:hAnsi="Times New Roman"/>
+                <w:rFonts w:ascii="Georgia" w:hAnsi="Georgia"/>
                 <w:sz w:val="19"/>
               </w:rPr>
-              <w:t xml:space="preserve">Relational/OLTP DBs, document imaging, HL7 v2, DICOM, structured forms</w:t>
+              <w:t xml:space="preserve">Document</w:t>
             </w:r>
           </w:p>
         </w:tc>
@@ -3341,10 +5905,10 @@
             </w:pPr>
             <w:r>
               <w:rPr>
-                <w:rFonts w:ascii="Times New Roman" w:hAnsi="Times New Roman"/>
+                <w:rFonts w:ascii="Georgia" w:hAnsi="Georgia"/>
                 <w:sz w:val="19"/>
               </w:rPr>
-              <w:t xml:space="preserve">SNOMED CT/ICD/LOINC/RxNorm, concept extraction, rule-based CDS, FHIR/CDA, OMOP CDM, ML on tabular data</w:t>
+              <w:t xml:space="preserve">Fact</w:t>
             </w:r>
           </w:p>
         </w:tc>
@@ -3369,10 +5933,10 @@
             </w:pPr>
             <w:r>
               <w:rPr>
-                <w:rFonts w:ascii="Times New Roman" w:hAnsi="Times New Roman"/>
+                <w:rFonts w:ascii="Georgia" w:hAnsi="Georgia"/>
                 <w:sz w:val="19"/>
               </w:rPr>
-              <w:t xml:space="preserve">Clinical LLMs, IE, temporal reasoning, neural-symbolic pipelines, selective prediction, FHIR write-back</w:t>
+              <w:t xml:space="preserve">Actionable Clinical Record</w:t>
             </w:r>
           </w:p>
         </w:tc>
@@ -3399,10 +5963,10 @@
             </w:pPr>
             <w:r>
               <w:rPr>
-                <w:rFonts w:ascii="Times New Roman" w:hAnsi="Times New Roman"/>
+                <w:rFonts w:ascii="Georgia" w:hAnsi="Georgia"/>
                 <w:sz w:val="19"/>
               </w:rPr>
-              <w:t xml:space="preserve">Use cases &amp; needs</w:t>
+              <w:t xml:space="preserve">Value unlocked</w:t>
             </w:r>
           </w:p>
         </w:tc>
@@ -3427,10 +5991,10 @@
             </w:pPr>
             <w:r>
               <w:rPr>
-                <w:rFonts w:ascii="Times New Roman" w:hAnsi="Times New Roman"/>
+                <w:rFonts w:ascii="Georgia" w:hAnsi="Georgia"/>
                 <w:sz w:val="19"/>
               </w:rPr>
-              <w:t xml:space="preserve">Legibility, availability, CPOE, e-prescribing, billing</w:t>
+              <w:t xml:space="preserve">A legible, available digital substrate; billing and basic safety</w:t>
             </w:r>
           </w:p>
         </w:tc>
@@ -3455,10 +6019,10 @@
             </w:pPr>
             <w:r>
               <w:rPr>
-                <w:rFonts w:ascii="Times New Roman" w:hAnsi="Times New Roman"/>
+                <w:rFonts w:ascii="Georgia" w:hAnsi="Georgia"/>
                 <w:sz w:val="19"/>
               </w:rPr>
-              <w:t xml:space="preserve">Interoperability, decision support, quality measures, registries, research</w:t>
+              <w:t xml:space="preserve">Computation on data: decision support, quality measurement, population health and research</w:t>
             </w:r>
           </w:p>
         </w:tc>
@@ -3483,10 +6047,10 @@
             </w:pPr>
             <w:r>
               <w:rPr>
-                <w:rFonts w:ascii="Times New Roman" w:hAnsi="Times New Roman"/>
+                <w:rFonts w:ascii="Georgia" w:hAnsi="Georgia"/>
                 <w:sz w:val="19"/>
               </w:rPr>
-              <w:t xml:space="preserve">Follow-up &amp; referral-loop closure, scheduling/reminders, safety monitoring, handover, message triage</w:t>
+              <w:t xml:space="preserve">Loop closure and follow-up safety; care-coordination and workflow automation</w:t>
             </w:r>
           </w:p>
         </w:tc>
@@ -3513,10 +6077,10 @@
             </w:pPr>
             <w:r>
               <w:rPr>
-                <w:rFonts w:ascii="Times New Roman" w:hAnsi="Times New Roman"/>
+                <w:rFonts w:ascii="Georgia" w:hAnsi="Georgia"/>
                 <w:sz w:val="19"/>
               </w:rPr>
-              <w:t xml:space="preserve">Value unlocked</w:t>
+              <w:t xml:space="preserve">Failure residue</w:t>
             </w:r>
           </w:p>
         </w:tc>
@@ -3541,10 +6105,10 @@
             </w:pPr>
             <w:r>
               <w:rPr>
-                <w:rFonts w:ascii="Times New Roman" w:hAnsi="Times New Roman"/>
+                <w:rFonts w:ascii="Georgia" w:hAnsi="Georgia"/>
                 <w:sz w:val="19"/>
               </w:rPr>
-              <w:t xml:space="preserve">A legible, available digital substrate; billing and basic safety</w:t>
+              <w:t xml:space="preserve">Meaning trapped in narrative</w:t>
             </w:r>
           </w:p>
         </w:tc>
@@ -3569,10 +6133,10 @@
             </w:pPr>
             <w:r>
               <w:rPr>
-                <w:rFonts w:ascii="Times New Roman" w:hAnsi="Times New Roman"/>
+                <w:rFonts w:ascii="Georgia" w:hAnsi="Georgia"/>
                 <w:sz w:val="19"/>
               </w:rPr>
-              <w:t xml:space="preserve">Computation on data: decision support, quality measurement, population health and research</w:t>
+              <w:t xml:space="preserve">Intent trapped in communication</w:t>
             </w:r>
           </w:p>
         </w:tc>
@@ -3597,10 +6161,10 @@
             </w:pPr>
             <w:r>
               <w:rPr>
-                <w:rFonts w:ascii="Times New Roman" w:hAnsi="Times New Roman"/>
+                <w:rFonts w:ascii="Georgia" w:hAnsi="Georgia"/>
                 <w:sz w:val="19"/>
               </w:rPr>
-              <w:t xml:space="preserve">Loop closure and follow-up safety; care-coordination and workflow automation</w:t>
+              <w:t xml:space="preserve">Safe, reliable execution</w:t>
             </w:r>
           </w:p>
         </w:tc>
@@ -3631,8 +6195,8 @@
         </w:sectPr>
       </w:pPr>
     </w:p>
-    <w:bookmarkEnd w:id="30"/>
-    <w:bookmarkStart w:id="31" w:name="X096e4b7ca365e5460448ebf0329cc34af5ba879"/>
+    <w:bookmarkEnd w:id="40"/>
+    <w:bookmarkStart w:id="42" w:name="X096e4b7ca365e5460448ebf0329cc34af5ba879"/>
     <w:p>
       <w:pPr>
         <w:pStyle w:val="Heading2"/>
@@ -3739,7 +6303,7 @@
             </w:pPr>
             <w:r>
               <w:rPr>
-                <w:rFonts w:ascii="Times New Roman" w:hAnsi="Times New Roman"/>
+                <w:rFonts w:ascii="Georgia" w:hAnsi="Georgia"/>
                 <w:b/>
                 <w:sz w:val="19"/>
               </w:rPr>
@@ -3769,7 +6333,7 @@
             </w:pPr>
             <w:r>
               <w:rPr>
-                <w:rFonts w:ascii="Times New Roman" w:hAnsi="Times New Roman"/>
+                <w:rFonts w:ascii="Georgia" w:hAnsi="Georgia"/>
                 <w:b/>
                 <w:sz w:val="19"/>
               </w:rPr>
@@ -3800,7 +6364,7 @@
             </w:pPr>
             <w:r>
               <w:rPr>
-                <w:rFonts w:ascii="Times New Roman" w:hAnsi="Times New Roman"/>
+                <w:rFonts w:ascii="Georgia" w:hAnsi="Georgia"/>
                 <w:sz w:val="19"/>
               </w:rPr>
               <w:t xml:space="preserve">Pair F1, seen actions (hybrid)</w:t>
@@ -3828,7 +6392,7 @@
             </w:pPr>
             <w:r>
               <w:rPr>
-                <w:rFonts w:ascii="Times New Roman" w:hAnsi="Times New Roman"/>
+                <w:rFonts w:ascii="Georgia" w:hAnsi="Georgia"/>
                 <w:sz w:val="19"/>
               </w:rPr>
               <w:t xml:space="preserve">0.997</w:t>
@@ -3858,7 +6422,7 @@
             </w:pPr>
             <w:r>
               <w:rPr>
-                <w:rFonts w:ascii="Times New Roman" w:hAnsi="Times New Roman"/>
+                <w:rFonts w:ascii="Georgia" w:hAnsi="Georgia"/>
                 <w:sz w:val="19"/>
               </w:rPr>
               <w:t xml:space="preserve">Pair F1, unseen action types (hybrid)</w:t>
@@ -3886,7 +6450,7 @@
             </w:pPr>
             <w:r>
               <w:rPr>
-                <w:rFonts w:ascii="Times New Roman" w:hAnsi="Times New Roman"/>
+                <w:rFonts w:ascii="Georgia" w:hAnsi="Georgia"/>
                 <w:sz w:val="19"/>
               </w:rPr>
               <w:t xml:space="preserve">0.986</w:t>
@@ -3916,7 +6480,7 @@
             </w:pPr>
             <w:r>
               <w:rPr>
-                <w:rFonts w:ascii="Times New Roman" w:hAnsi="Times New Roman"/>
+                <w:rFonts w:ascii="Georgia" w:hAnsi="Georgia"/>
                 <w:sz w:val="19"/>
               </w:rPr>
               <w:t xml:space="preserve">day temporal error (hybrid)</w:t>
@@ -3944,7 +6508,7 @@
             </w:pPr>
             <w:r>
               <w:rPr>
-                <w:rFonts w:ascii="Times New Roman" w:hAnsi="Times New Roman"/>
+                <w:rFonts w:ascii="Georgia" w:hAnsi="Georgia"/>
                 <w:sz w:val="19"/>
               </w:rPr>
               <w:t xml:space="preserve">0.00</w:t>
@@ -3974,7 +6538,7 @@
             </w:pPr>
             <w:r>
               <w:rPr>
-                <w:rFonts w:ascii="Times New Roman" w:hAnsi="Times New Roman"/>
+                <w:rFonts w:ascii="Georgia" w:hAnsi="Georgia"/>
                 <w:sz w:val="19"/>
               </w:rPr>
               <w:t xml:space="preserve">Pair F1, GPT-4o-mini / LLaMA-3</w:t>
@@ -4002,7 +6566,7 @@
             </w:pPr>
             <w:r>
               <w:rPr>
-                <w:rFonts w:ascii="Times New Roman" w:hAnsi="Times New Roman"/>
+                <w:rFonts w:ascii="Georgia" w:hAnsi="Georgia"/>
                 <w:sz w:val="19"/>
               </w:rPr>
               <w:t xml:space="preserve">~0.53</w:t>
@@ -4058,23 +6622,10 @@
         <w:t xml:space="preserve">reliably assembling them into an executable representation</w:t>
       </w:r>
       <w:r>
-        <w:t xml:space="preserve">, which is where explicit, verifiable structure earns its place. The result is one synthetic-benchmark instance, and its role is feasibility, not deployment coverage; the extension from Action + Time to Action + Time + Condition + Actor + Context + Dependency + Status is the natural next increment, motivated by real transcribed notes containing medication changes, conditional and generic follow-up, self-care, and actions without explicit timing.</w:t>
+        <w:t xml:space="preserve">, which is where explicit, verifiable structure earns its place. We are explicit about the result’s standing: it is one controlled, synthetic-benchmark instance, and its role is feasibility, not deployment coverage. The framework does not rest on the number 0.997; that figure demonstrates only that the smallest complete ACR (Action + Time) is buildable and that architecture is decisive. The generational thesis rests instead on the object (the ACR) and the evaluation that measures its recovery.</w:t>
       </w:r>
     </w:p>
-    <w:bookmarkEnd w:id="31"/>
-    <w:bookmarkStart w:id="35" w:name="X62b7eea62547061388b1620cca5feec9c363cb5"/>
-    <w:p>
-      <w:pPr>
-        <w:pStyle w:val="Heading2"/>
-        <w:keepNext/>
-        <w:keepLines/>
-        <w:widowControl w:val="1"/>
-      </w:pPr>
-      <w:r>
-        <w:t xml:space="preserve">9. Enabling Technologies and Requirements for the Third Generation</w:t>
-      </w:r>
-    </w:p>
-    <w:bookmarkStart w:id="32" w:name="enabling-technologies"/>
+    <w:bookmarkStart w:id="41" w:name="X16440b539ccd89633562415c6d754392848e02b"/>
     <w:p>
       <w:pPr>
         <w:pStyle w:val="Heading3"/>
@@ -4083,7 +6634,7 @@
         <w:widowControl w:val="1"/>
       </w:pPr>
       <w:r>
-        <w:t xml:space="preserve">9.1 Enabling technologies</w:t>
+        <w:t xml:space="preserve">8.1 An executable-correctness benchmark suite</w:t>
       </w:r>
     </w:p>
     <w:p>
@@ -4095,7 +6646,23 @@
         <w:widowControl w:val="1"/>
       </w:pPr>
       <w:r>
-        <w:t xml:space="preserve">The third generation stands on four technical pillars.</w:t>
+        <w:t xml:space="preserve">Because the third generation acts, it must be evaluated on</w:t>
+      </w:r>
+      <w:r>
+        <w:t xml:space="preserve"> </w:t>
+      </w:r>
+      <w:r>
+        <w:rPr>
+          <w:i/>
+          <w:iCs/>
+        </w:rPr>
+        <w:t xml:space="preserve">executable correctness</w:t>
+      </w:r>
+      <w:r>
+        <w:t xml:space="preserve"> </w:t>
+      </w:r>
+      <w:r>
+        <w:t xml:space="preserve">rather than text overlap. We propose a benchmark suite for ACR recovery, each dimension a separate, reportable measure:</w:t>
       </w:r>
       <w:r>
         <w:t xml:space="preserve"> </w:t>
@@ -4105,19 +6672,13 @@
           <w:b/>
           <w:bCs/>
         </w:rPr>
-        <w:t xml:space="preserve">Clinical language models</w:t>
-      </w:r>
-      <w:r>
-        <w:t xml:space="preserve"> </w:t>
-      </w:r>
-      <w:r>
-        <w:t xml:space="preserve">(BioBERT, ClinicalBERT, GatorTron, and large medical LLMs such as Med-PaLM) supply robust semantic interpretation of heterogeneous clinical language.</w:t>
-      </w:r>
-      <w:r>
-        <w:rPr>
-          <w:vertAlign w:val="superscript"/>
-        </w:rPr>
-        <w:t xml:space="preserve">[23–26]</w:t>
+        <w:t xml:space="preserve">action detection</w:t>
+      </w:r>
+      <w:r>
+        <w:t xml:space="preserve"> </w:t>
+      </w:r>
+      <w:r>
+        <w:t xml:space="preserve">(are intended actions found?);</w:t>
       </w:r>
       <w:r>
         <w:t xml:space="preserve"> </w:t>
@@ -4127,16 +6688,13 @@
           <w:b/>
           <w:bCs/>
         </w:rPr>
-        <w:t xml:space="preserve">Clinical information extraction</w:t>
-      </w:r>
-      <w:r>
-        <w:t xml:space="preserve">, the NLP line inherited from the previous generation (MedLEE, cTAKES, CLAMP, and the i2b2/n2c2 benchmarks), supplies the entities and relations.</w:t>
-      </w:r>
-      <w:r>
-        <w:rPr>
-          <w:vertAlign w:val="superscript"/>
-        </w:rPr>
-        <w:t xml:space="preserve">[12,13,27,34]</w:t>
+        <w:t xml:space="preserve">argument extraction</w:t>
+      </w:r>
+      <w:r>
+        <w:t xml:space="preserve"> </w:t>
+      </w:r>
+      <w:r>
+        <w:t xml:space="preserve">(are target, actor, condition recovered?);</w:t>
       </w:r>
       <w:r>
         <w:t xml:space="preserve"> </w:t>
@@ -4146,16 +6704,13 @@
           <w:b/>
           <w:bCs/>
         </w:rPr>
-        <w:t xml:space="preserve">Temporal reasoning</w:t>
-      </w:r>
-      <w:r>
-        <w:t xml:space="preserve">, from the i2b2 2012 temporal-relations challenge and Clinical TempEval to normalization engines, supplies the calendar arithmetic that turns “in two weeks” into a date.</w:t>
-      </w:r>
-      <w:r>
-        <w:rPr>
-          <w:vertAlign w:val="superscript"/>
-        </w:rPr>
-        <w:t xml:space="preserve">[28–32]</w:t>
+        <w:t xml:space="preserve">action–time / condition / actor linking</w:t>
+      </w:r>
+      <w:r>
+        <w:t xml:space="preserve"> </w:t>
+      </w:r>
+      <w:r>
+        <w:t xml:space="preserve">(are arguments bound to the right action?);</w:t>
       </w:r>
       <w:r>
         <w:t xml:space="preserve"> </w:t>
@@ -4165,23 +6720,126 @@
           <w:b/>
           <w:bCs/>
         </w:rPr>
-        <w:t xml:space="preserve">Ambient documentation</w:t>
-      </w:r>
-      <w:r>
-        <w:t xml:space="preserve"> </w:t>
-      </w:r>
-      <w:r>
-        <w:t xml:space="preserve">extends the input surface from written notes to the spoken encounter.</w:t>
-      </w:r>
-      <w:r>
-        <w:rPr>
-          <w:vertAlign w:val="superscript"/>
-        </w:rPr>
-        <w:t xml:space="preserve">[21,37]</w:t>
+        <w:t xml:space="preserve">temporal-normalization error</w:t>
+      </w:r>
+      <w:r>
+        <w:t xml:space="preserve"> </w:t>
+      </w:r>
+      <w:r>
+        <w:t xml:space="preserve">(days between computed and reference due dates);</w:t>
+      </w:r>
+      <w:r>
+        <w:t xml:space="preserve"> </w:t>
+      </w:r>
+      <w:r>
+        <w:rPr>
+          <w:b/>
+          <w:bCs/>
+        </w:rPr>
+        <w:t xml:space="preserve">executable-record exact match</w:t>
+      </w:r>
+      <w:r>
+        <w:t xml:space="preserve"> </w:t>
+      </w:r>
+      <w:r>
+        <w:t xml:space="preserve">(whole-ACR correctness);</w:t>
+      </w:r>
+      <w:r>
+        <w:t xml:space="preserve"> </w:t>
+      </w:r>
+      <w:r>
+        <w:rPr>
+          <w:b/>
+          <w:bCs/>
+        </w:rPr>
+        <w:t xml:space="preserve">unsupported-action rate</w:t>
+      </w:r>
+      <w:r>
+        <w:t xml:space="preserve"> </w:t>
+      </w:r>
+      <w:r>
+        <w:t xml:space="preserve">(fabricated commitments, ideally zero);</w:t>
+      </w:r>
+      <w:r>
+        <w:t xml:space="preserve"> </w:t>
+      </w:r>
+      <w:r>
+        <w:rPr>
+          <w:b/>
+          <w:bCs/>
+        </w:rPr>
+        <w:t xml:space="preserve">omitted-action rate</w:t>
+      </w:r>
+      <w:r>
+        <w:t xml:space="preserve"> </w:t>
+      </w:r>
+      <w:r>
+        <w:t xml:space="preserve">(missed commitments);</w:t>
+      </w:r>
+      <w:r>
+        <w:t xml:space="preserve"> </w:t>
+      </w:r>
+      <w:r>
+        <w:rPr>
+          <w:b/>
+          <w:bCs/>
+        </w:rPr>
+        <w:t xml:space="preserve">calibration and selective-risk curves</w:t>
+      </w:r>
+      <w:r>
+        <w:t xml:space="preserve"> </w:t>
+      </w:r>
+      <w:r>
+        <w:t xml:space="preserve">(does confidence predict correctness, and does abstention improve accuracy on the accepted set?);</w:t>
+      </w:r>
+      <w:r>
+        <w:t xml:space="preserve"> </w:t>
+      </w:r>
+      <w:r>
+        <w:rPr>
+          <w:b/>
+          <w:bCs/>
+        </w:rPr>
+        <w:t xml:space="preserve">source-provenance accuracy</w:t>
+      </w:r>
+      <w:r>
+        <w:t xml:space="preserve"> </w:t>
+      </w:r>
+      <w:r>
+        <w:t xml:space="preserve">(does each record point to the correct span?); and, ultimately,</w:t>
+      </w:r>
+      <w:r>
+        <w:t xml:space="preserve"> </w:t>
+      </w:r>
+      <w:r>
+        <w:rPr>
+          <w:b/>
+          <w:bCs/>
+        </w:rPr>
+        <w:t xml:space="preserve">loop-closure outcome</w:t>
+      </w:r>
+      <w:r>
+        <w:t xml:space="preserve"> </w:t>
+      </w:r>
+      <w:r>
+        <w:t xml:space="preserve">(does the acted-upon record reach completion?). The extension from Action + Time to the full ACR tuple is the natural next increment, motivated by real transcribed notes containing medication changes, conditional and generic follow-up, self-care, and actions without explicit timing.</w:t>
       </w:r>
     </w:p>
-    <w:bookmarkEnd w:id="32"/>
-    <w:bookmarkStart w:id="33" w:name="why-fluent-generation-is-not-enough"/>
+    <w:bookmarkEnd w:id="41"/>
+    <w:bookmarkEnd w:id="42"/>
+    <w:bookmarkStart w:id="46" w:name="X62b7eea62547061388b1620cca5feec9c363cb5"/>
+    <w:p>
+      <w:pPr>
+        <w:pStyle w:val="Heading2"/>
+        <w:keepNext/>
+        <w:keepLines/>
+        <w:widowControl w:val="1"/>
+      </w:pPr>
+      <w:r>
+        <w:t xml:space="preserve">9. Enabling Technologies and Requirements for the Third Generation</w:t>
+      </w:r>
+    </w:p>
+    <w:bookmarkStart w:id="43" w:name="enabling-technologies"/>
     <w:p>
       <w:pPr>
         <w:pStyle w:val="Heading3"/>
@@ -4190,7 +6848,7 @@
         <w:widowControl w:val="1"/>
       </w:pPr>
       <w:r>
-        <w:t xml:space="preserve">9.2 Why fluent generation is not enough</w:t>
+        <w:t xml:space="preserve">9.1 Enabling technologies</w:t>
       </w:r>
     </w:p>
     <w:p>
@@ -4202,19 +6860,7 @@
         <w:widowControl w:val="1"/>
       </w:pPr>
       <w:r>
-        <w:t xml:space="preserve">General-purpose large language models interpret clinical language well but are unreliable where the third generation is most demanding: linking an action to its time and normalizing it into an executable schedule, without omission or fabrication, and with a calibrated signal of when to defer.</w:t>
-      </w:r>
-      <w:r>
-        <w:rPr>
-          <w:vertAlign w:val="superscript"/>
-        </w:rPr>
-        <w:t xml:space="preserve">[39,40]</w:t>
-      </w:r>
-      <w:r>
-        <w:t xml:space="preserve"> </w:t>
-      </w:r>
-      <w:r>
-        <w:t xml:space="preserve">Reliability, not fluency, is the binding constraint. This motivates</w:t>
+        <w:t xml:space="preserve">The third generation stands on four technical pillars.</w:t>
       </w:r>
       <w:r>
         <w:t xml:space="preserve"> </w:t>
@@ -4224,25 +6870,19 @@
           <w:b/>
           <w:bCs/>
         </w:rPr>
-        <w:t xml:space="preserve">neural-symbolic</w:t>
-      </w:r>
-      <w:r>
-        <w:t xml:space="preserve"> </w:t>
-      </w:r>
-      <w:r>
-        <w:t xml:space="preserve">designs that pair learned extraction with deterministic, verifiable reasoning,</w:t>
+        <w:t xml:space="preserve">Clinical language models</w:t>
+      </w:r>
+      <w:r>
+        <w:t xml:space="preserve"> </w:t>
+      </w:r>
+      <w:r>
+        <w:t xml:space="preserve">(BioBERT, ClinicalBERT, GatorTron, and large medical LLMs such as Med-PaLM) supply robust semantic interpretation of heterogeneous clinical language.</w:t>
       </w:r>
       <w:r>
         <w:rPr>
           <w:vertAlign w:val="superscript"/>
         </w:rPr>
-        <w:t xml:space="preserve">[33]</w:t>
-      </w:r>
-      <w:r>
-        <w:t xml:space="preserve"> </w:t>
-      </w:r>
-      <w:r>
-        <w:t xml:space="preserve">and</w:t>
+        <w:t xml:space="preserve">[23–26]</w:t>
       </w:r>
       <w:r>
         <w:t xml:space="preserve"> </w:t>
@@ -4252,17 +6892,61 @@
           <w:b/>
           <w:bCs/>
         </w:rPr>
-        <w:t xml:space="preserve">selective prediction</w:t>
-      </w:r>
-      <w:r>
-        <w:t xml:space="preserve"> </w:t>
-      </w:r>
-      <w:r>
-        <w:t xml:space="preserve">that routes uncertain cases to a human.</w:t>
+        <w:t xml:space="preserve">Clinical information extraction</w:t>
+      </w:r>
+      <w:r>
+        <w:t xml:space="preserve">, the NLP line inherited from the previous generation (MedLEE, cTAKES, CLAMP, and the i2b2/n2c2 benchmarks), supplies the entities and relations.</w:t>
+      </w:r>
+      <w:r>
+        <w:rPr>
+          <w:vertAlign w:val="superscript"/>
+        </w:rPr>
+        <w:t xml:space="preserve">[12,13,27,34]</w:t>
+      </w:r>
+      <w:r>
+        <w:t xml:space="preserve"> </w:t>
+      </w:r>
+      <w:r>
+        <w:rPr>
+          <w:b/>
+          <w:bCs/>
+        </w:rPr>
+        <w:t xml:space="preserve">Temporal reasoning</w:t>
+      </w:r>
+      <w:r>
+        <w:t xml:space="preserve">, from the i2b2 2012 temporal-relations challenge and Clinical TempEval to normalization engines, supplies the calendar arithmetic that turns “in two weeks” into a date.</w:t>
+      </w:r>
+      <w:r>
+        <w:rPr>
+          <w:vertAlign w:val="superscript"/>
+        </w:rPr>
+        <w:t xml:space="preserve">[28–32]</w:t>
+      </w:r>
+      <w:r>
+        <w:t xml:space="preserve"> </w:t>
+      </w:r>
+      <w:r>
+        <w:rPr>
+          <w:b/>
+          <w:bCs/>
+        </w:rPr>
+        <w:t xml:space="preserve">Ambient documentation</w:t>
+      </w:r>
+      <w:r>
+        <w:t xml:space="preserve"> </w:t>
+      </w:r>
+      <w:r>
+        <w:t xml:space="preserve">extends the input surface from written notes to the spoken encounter.</w:t>
+      </w:r>
+      <w:r>
+        <w:rPr>
+          <w:vertAlign w:val="superscript"/>
+        </w:rPr>
+        <w:t xml:space="preserve">[21,37]</w:t>
       </w:r>
     </w:p>
-    <w:bookmarkEnd w:id="33"/>
-    <w:bookmarkStart w:id="34" w:name="requirements"/>
+    <w:bookmarkEnd w:id="43"/>
+    <w:bookmarkStart w:id="44" w:name="why-fluent-generation-is-not-enough"/>
     <w:p>
       <w:pPr>
         <w:pStyle w:val="Heading3"/>
@@ -4271,7 +6955,7 @@
         <w:widowControl w:val="1"/>
       </w:pPr>
       <w:r>
-        <w:t xml:space="preserve">9.3 Requirements</w:t>
+        <w:t xml:space="preserve">9.2 Why fluent generation is not enough</w:t>
       </w:r>
     </w:p>
     <w:p>
@@ -4283,7 +6967,19 @@
         <w:widowControl w:val="1"/>
       </w:pPr>
       <w:r>
-        <w:t xml:space="preserve">Four requirements distinguish care-process systems from their predecessors:</w:t>
+        <w:t xml:space="preserve">General-purpose large language models interpret clinical language well but are unreliable where the third generation is most demanding: linking an action to its time and normalizing it into an executable schedule, without omission or fabrication, and with a calibrated signal of when to defer.</w:t>
+      </w:r>
+      <w:r>
+        <w:rPr>
+          <w:vertAlign w:val="superscript"/>
+        </w:rPr>
+        <w:t xml:space="preserve">[39,40]</w:t>
+      </w:r>
+      <w:r>
+        <w:t xml:space="preserve"> </w:t>
+      </w:r>
+      <w:r>
+        <w:t xml:space="preserve">Reliability, not fluency, is the binding constraint. This motivates</w:t>
       </w:r>
       <w:r>
         <w:t xml:space="preserve"> </w:t>
@@ -4293,13 +6989,25 @@
           <w:b/>
           <w:bCs/>
         </w:rPr>
-        <w:t xml:space="preserve">(1) reliable, source-linked extraction</w:t>
-      </w:r>
-      <w:r>
-        <w:t xml:space="preserve"> </w:t>
-      </w:r>
-      <w:r>
-        <w:t xml:space="preserve">(every action traceable to the text that produced it);</w:t>
+        <w:t xml:space="preserve">neural-symbolic</w:t>
+      </w:r>
+      <w:r>
+        <w:t xml:space="preserve"> </w:t>
+      </w:r>
+      <w:r>
+        <w:t xml:space="preserve">designs that pair learned extraction with deterministic, verifiable reasoning,</w:t>
+      </w:r>
+      <w:r>
+        <w:rPr>
+          <w:vertAlign w:val="superscript"/>
+        </w:rPr>
+        <w:t xml:space="preserve">[33]</w:t>
+      </w:r>
+      <w:r>
+        <w:t xml:space="preserve"> </w:t>
+      </w:r>
+      <w:r>
+        <w:t xml:space="preserve">and</w:t>
       </w:r>
       <w:r>
         <w:t xml:space="preserve"> </w:t>
@@ -4309,80 +7017,17 @@
           <w:b/>
           <w:bCs/>
         </w:rPr>
-        <w:t xml:space="preserve">(2) verifiable temporal correctness</w:t>
-      </w:r>
-      <w:r>
-        <w:t xml:space="preserve"> </w:t>
-      </w:r>
-      <w:r>
-        <w:t xml:space="preserve">(dates computed, not guessed);</w:t>
-      </w:r>
-      <w:r>
-        <w:t xml:space="preserve"> </w:t>
-      </w:r>
-      <w:r>
-        <w:rPr>
-          <w:b/>
-          <w:bCs/>
-        </w:rPr>
-        <w:t xml:space="preserve">(3) auditability</w:t>
-      </w:r>
-      <w:r>
-        <w:t xml:space="preserve"> </w:t>
-      </w:r>
-      <w:r>
-        <w:t xml:space="preserve">(outputs a clinician or regulator can inspect); and</w:t>
-      </w:r>
-      <w:r>
-        <w:t xml:space="preserve"> </w:t>
-      </w:r>
-      <w:r>
-        <w:rPr>
-          <w:b/>
-          <w:bCs/>
-        </w:rPr>
-        <w:t xml:space="preserve">(4) calibrated human oversight</w:t>
-      </w:r>
-      <w:r>
-        <w:t xml:space="preserve"> </w:t>
-      </w:r>
-      <w:r>
-        <w:t xml:space="preserve">(selective automation rather than full autonomy). These are safety requirements, and they shape the architecture rather than decorate it. Explainable methods for comparing and justifying extracted content directly support the auditability requirement.</w:t>
-      </w:r>
-      <w:r>
-        <w:rPr>
-          <w:vertAlign w:val="superscript"/>
-        </w:rPr>
-        <w:t xml:space="preserve">[41]</w:t>
-      </w:r>
-      <w:r>
-        <w:t xml:space="preserve"> </w:t>
-      </w:r>
-      <w:r>
-        <w:t xml:space="preserve">The requirements also connect the third generation to the older program of computer-interpretable guidelines and care pathways, which sought executable models of process but lacked a reliable path from free-text communication into those models.</w:t>
-      </w:r>
-      <w:r>
-        <w:rPr>
-          <w:vertAlign w:val="superscript"/>
-        </w:rPr>
-        <w:t xml:space="preserve">[35,36]</w:t>
+        <w:t xml:space="preserve">selective prediction</w:t>
+      </w:r>
+      <w:r>
+        <w:t xml:space="preserve"> </w:t>
+      </w:r>
+      <w:r>
+        <w:t xml:space="preserve">that routes uncertain cases to a human.</w:t>
       </w:r>
     </w:p>
-    <w:bookmarkEnd w:id="34"/>
-    <w:bookmarkEnd w:id="35"/>
-    <w:bookmarkStart w:id="38" w:name="predictions-and-research-agenda"/>
-    <w:p>
-      <w:pPr>
-        <w:pStyle w:val="Heading2"/>
-        <w:keepNext/>
-        <w:keepLines/>
-        <w:widowControl w:val="1"/>
-      </w:pPr>
-      <w:r>
-        <w:t xml:space="preserve">10. Predictions and Research Agenda</w:t>
-      </w:r>
-    </w:p>
-    <w:bookmarkStart w:id="36" w:name="testable-predictions"/>
+    <w:bookmarkEnd w:id="44"/>
+    <w:bookmarkStart w:id="45" w:name="reliability-as-a-formal-system-property"/>
     <w:p>
       <w:pPr>
         <w:pStyle w:val="Heading3"/>
@@ -4391,7 +7036,7 @@
         <w:widowControl w:val="1"/>
       </w:pPr>
       <w:r>
-        <w:t xml:space="preserve">10.1 Testable predictions</w:t>
+        <w:t xml:space="preserve">9.3 Reliability as a formal system property</w:t>
       </w:r>
     </w:p>
     <w:p>
@@ -4403,6 +7048,153 @@
         <w:widowControl w:val="1"/>
       </w:pPr>
       <w:r>
+        <w:t xml:space="preserve">“Reliability, not fluency, is the binding constraint” should be read as an architecture specification, not a slogan. We state it as a set of invariants a care-process system must satisfy, each checkable and each shaping the design rather than decorating it:</w:t>
+      </w:r>
+      <w:r>
+        <w:t xml:space="preserve"> </w:t>
+      </w:r>
+      <w:r>
+        <w:rPr>
+          <w:b/>
+          <w:bCs/>
+        </w:rPr>
+        <w:t xml:space="preserve">(I1) no executable item without provenance</w:t>
+      </w:r>
+      <w:r>
+        <w:t xml:space="preserve">, every acted-upon ACR traces to a source span, speaker, and encounter;</w:t>
+      </w:r>
+      <w:r>
+        <w:t xml:space="preserve"> </w:t>
+      </w:r>
+      <w:r>
+        <w:rPr>
+          <w:b/>
+          <w:bCs/>
+        </w:rPr>
+        <w:t xml:space="preserve">(I2) deterministic computation where deterministic semantics exist</w:t>
+      </w:r>
+      <w:r>
+        <w:t xml:space="preserve">, calendar arithmetic and dependency ordering are computed, not generated;</w:t>
+      </w:r>
+      <w:r>
+        <w:t xml:space="preserve"> </w:t>
+      </w:r>
+      <w:r>
+        <w:rPr>
+          <w:b/>
+          <w:bCs/>
+        </w:rPr>
+        <w:t xml:space="preserve">(I3) uncertainty on every inferred field</w:t>
+      </w:r>
+      <w:r>
+        <w:t xml:space="preserve">, a calibrated confidence accompanies each value;</w:t>
+      </w:r>
+      <w:r>
+        <w:t xml:space="preserve"> </w:t>
+      </w:r>
+      <w:r>
+        <w:rPr>
+          <w:b/>
+          <w:bCs/>
+        </w:rPr>
+        <w:t xml:space="preserve">(I4) abstention / selective prediction</w:t>
+      </w:r>
+      <w:r>
+        <w:t xml:space="preserve">, the system may decline rather than guess;</w:t>
+      </w:r>
+      <w:r>
+        <w:t xml:space="preserve"> </w:t>
+      </w:r>
+      <w:r>
+        <w:rPr>
+          <w:b/>
+          <w:bCs/>
+        </w:rPr>
+        <w:t xml:space="preserve">(I5) risk-proportionate human review</w:t>
+      </w:r>
+      <w:r>
+        <w:t xml:space="preserve">, higher-consequence actions demand tighter oversight;</w:t>
+      </w:r>
+      <w:r>
+        <w:t xml:space="preserve"> </w:t>
+      </w:r>
+      <w:r>
+        <w:rPr>
+          <w:b/>
+          <w:bCs/>
+        </w:rPr>
+        <w:t xml:space="preserve">(I6) an immutable trace from communication to action</w:t>
+      </w:r>
+      <w:r>
+        <w:t xml:space="preserve">, so any executed commitment can be reconstructed and audited;</w:t>
+      </w:r>
+      <w:r>
+        <w:rPr>
+          <w:vertAlign w:val="superscript"/>
+        </w:rPr>
+        <w:t xml:space="preserve">[41]</w:t>
+      </w:r>
+      <w:r>
+        <w:t xml:space="preserve"> </w:t>
+      </w:r>
+      <w:r>
+        <w:t xml:space="preserve">and</w:t>
+      </w:r>
+      <w:r>
+        <w:t xml:space="preserve"> </w:t>
+      </w:r>
+      <w:r>
+        <w:rPr>
+          <w:b/>
+          <w:bCs/>
+        </w:rPr>
+        <w:t xml:space="preserve">(I7) an explicit boundary between extracted and inferred content</w:t>
+      </w:r>
+      <w:r>
+        <w:t xml:space="preserve">, what the clinician actually said versus what the system concluded. This is also where the neural-symbolic argument becomes precise: the point is not that symbolic AI is intrinsically superior, but that some workflow semantics (dates, dependencies, status transitions) are externally verifiable, and verifiable semantics should not remain latent inside generative inference. The invariants connect the third generation to the older program of computer-interpretable guidelines and care pathways, which sought executable models of process but lacked a reliable path from free-text communication into those models.</w:t>
+      </w:r>
+      <w:r>
+        <w:rPr>
+          <w:vertAlign w:val="superscript"/>
+        </w:rPr>
+        <w:t xml:space="preserve">[35,36]</w:t>
+      </w:r>
+    </w:p>
+    <w:bookmarkEnd w:id="45"/>
+    <w:bookmarkEnd w:id="46"/>
+    <w:bookmarkStart w:id="49" w:name="X731b4086ee2ddbaf921b84bd8e4521d3aad28ce"/>
+    <w:p>
+      <w:pPr>
+        <w:pStyle w:val="Heading2"/>
+        <w:keepNext/>
+        <w:keepLines/>
+        <w:widowControl w:val="1"/>
+      </w:pPr>
+      <w:r>
+        <w:t xml:space="preserve">10. Predictions and the Computable Care Process Research Agenda</w:t>
+      </w:r>
+    </w:p>
+    <w:bookmarkStart w:id="47" w:name="testable-predictions"/>
+    <w:p>
+      <w:pPr>
+        <w:pStyle w:val="Heading3"/>
+        <w:keepNext/>
+        <w:keepLines/>
+        <w:widowControl w:val="1"/>
+      </w:pPr>
+      <w:r>
+        <w:t xml:space="preserve">10.1 Testable predictions</w:t>
+      </w:r>
+    </w:p>
+    <w:p>
+      <w:pPr>
+        <w:pStyle w:val="FirstParagraph"/>
+        <w:jc w:val="both"/>
+        <w:keepNext w:val="0"/>
+        <w:keepLines w:val="0"/>
+        <w:widowControl w:val="1"/>
+      </w:pPr>
+      <w:r>
         <w:t xml:space="preserve">If the three-generation model is right, the following are checkable over the next several years, and their failure would count against it:</w:t>
       </w:r>
     </w:p>
@@ -4636,8 +7428,8 @@
         <w:t xml:space="preserve">ambient-scribe products adding order and task generation and results follow-up, not just note drafting (horizon 2–4 years).</w:t>
       </w:r>
     </w:p>
-    <w:bookmarkEnd w:id="36"/>
-    <w:bookmarkStart w:id="37" w:name="open-challenges"/>
+    <w:bookmarkEnd w:id="47"/>
+    <w:bookmarkStart w:id="48" w:name="X7d41ab6fb5df02a53c8b8419adb48e81ff1d7a6"/>
     <w:p>
       <w:pPr>
         <w:pStyle w:val="Heading3"/>
@@ -4646,7 +7438,7 @@
         <w:widowControl w:val="1"/>
       </w:pPr>
       <w:r>
-        <w:t xml:space="preserve">10.2 Open challenges</w:t>
+        <w:t xml:space="preserve">10.2 The Computable Care Process research agenda</w:t>
       </w:r>
     </w:p>
     <w:p>
@@ -4658,17 +7450,42 @@
         <w:widowControl w:val="1"/>
       </w:pPr>
       <w:r>
+        <w:t xml:space="preserve">Beyond the predictions, the framework defines a menu of publishable problems, a shared agenda a community can work through. We group them so that a system or study can locate itself precisely.</w:t>
+      </w:r>
+    </w:p>
+    <w:p>
+      <w:pPr>
+        <w:pStyle w:val="BodyText"/>
+        <w:jc w:val="both"/>
+        <w:keepNext w:val="0"/>
+        <w:keepLines w:val="0"/>
+        <w:widowControl w:val="1"/>
+      </w:pPr>
+      <w:r>
         <w:rPr>
           <w:b/>
           <w:bCs/>
         </w:rPr>
-        <w:t xml:space="preserve">Real-world and multilingual data.</w:t>
-      </w:r>
-      <w:r>
-        <w:t xml:space="preserve"> </w:t>
-      </w:r>
-      <w:r>
-        <w:t xml:space="preserve">Moving from synthetic corpora to de-identified real notes, across languages and documentation styles, is the central empirical risk.</w:t>
+        <w:t xml:space="preserve">The object.</w:t>
+      </w:r>
+      <w:r>
+        <w:t xml:space="preserve"> </w:t>
+      </w:r>
+      <w:r>
+        <w:t xml:space="preserve">A consensus</w:t>
+      </w:r>
+      <w:r>
+        <w:t xml:space="preserve"> </w:t>
+      </w:r>
+      <w:r>
+        <w:rPr>
+          <w:i/>
+          <w:iCs/>
+        </w:rPr>
+        <w:t xml:space="preserve">ACR ontology</w:t>
+      </w:r>
+      <w:r>
+        <w:t xml:space="preserve">, an extensible taxonomy of clinical actions, required-versus-optional field semantics, and reconciliation when messages conflict, revise, or revoke a plan.</w:t>
       </w:r>
       <w:r>
         <w:t xml:space="preserve"> </w:t>
@@ -4678,13 +7495,13 @@
           <w:b/>
           <w:bCs/>
         </w:rPr>
-        <w:t xml:space="preserve">Safety and regulation.</w:t>
-      </w:r>
-      <w:r>
-        <w:t xml:space="preserve"> </w:t>
-      </w:r>
-      <w:r>
-        <w:t xml:space="preserve">Care-process automation acts on patient trajectories; selective prediction, auditability, and human oversight are prerequisites, and regulatory pathways for such software need articulation.</w:t>
+        <w:t xml:space="preserve">Extraction.</w:t>
+      </w:r>
+      <w:r>
+        <w:t xml:space="preserve"> </w:t>
+      </w:r>
+      <w:r>
+        <w:t xml:space="preserve">ACR recovery from multilingual and multimodal communication (written notes, speech, ambient audio), transfer to unseen action types, and cross-message reconciliation that assembles one commitment from several exchanges.</w:t>
       </w:r>
       <w:r>
         <w:t xml:space="preserve"> </w:t>
@@ -4694,19 +7511,45 @@
           <w:b/>
           <w:bCs/>
         </w:rPr>
-        <w:t xml:space="preserve">Integration.</w:t>
-      </w:r>
-      <w:r>
-        <w:t xml:space="preserve"> </w:t>
-      </w:r>
-      <w:r>
-        <w:t xml:space="preserve">Actionable records must write back into scheduling, results-management, and EHR workflows, which makes FHIR-level interoperability and process modeling first-class concerns.</w:t>
-      </w:r>
-      <w:r>
-        <w:rPr>
-          <w:vertAlign w:val="superscript"/>
-        </w:rPr>
-        <w:t xml:space="preserve">[15,35]</w:t>
+        <w:t xml:space="preserve">Reasoning.</w:t>
+      </w:r>
+      <w:r>
+        <w:t xml:space="preserve"> </w:t>
+      </w:r>
+      <w:r>
+        <w:t xml:space="preserve">Temporal and causal reasoning over event-anchored and conditional constraints; distinguishing and reconciling</w:t>
+      </w:r>
+      <w:r>
+        <w:t xml:space="preserve"> </w:t>
+      </w:r>
+      <w:r>
+        <w:rPr>
+          <w:i/>
+          <w:iCs/>
+        </w:rPr>
+        <w:t xml:space="preserve">patient</w:t>
+      </w:r>
+      <w:r>
+        <w:t xml:space="preserve"> </w:t>
+      </w:r>
+      <w:r>
+        <w:t xml:space="preserve">intent from</w:t>
+      </w:r>
+      <w:r>
+        <w:t xml:space="preserve"> </w:t>
+      </w:r>
+      <w:r>
+        <w:rPr>
+          <w:i/>
+          <w:iCs/>
+        </w:rPr>
+        <w:t xml:space="preserve">clinician</w:t>
+      </w:r>
+      <w:r>
+        <w:t xml:space="preserve"> </w:t>
+      </w:r>
+      <w:r>
+        <w:t xml:space="preserve">intent.</w:t>
       </w:r>
       <w:r>
         <w:t xml:space="preserve"> </w:t>
@@ -4716,18 +7559,62 @@
           <w:b/>
           <w:bCs/>
         </w:rPr>
-        <w:t xml:space="preserve">Generalization.</w:t>
-      </w:r>
-      <w:r>
-        <w:t xml:space="preserve"> </w:t>
-      </w:r>
-      <w:r>
-        <w:t xml:space="preserve">An extensible ontology of clinical actions, and methods that transfer to unseen action types, are needed for coverage beyond any fixed schema.</w:t>
+        <w:t xml:space="preserve">Reliability.</w:t>
+      </w:r>
+      <w:r>
+        <w:t xml:space="preserve"> </w:t>
+      </w:r>
+      <w:r>
+        <w:t xml:space="preserve">Calibrated abstention, provenance verification, and the invariants of Section 9 as measurable properties.</w:t>
+      </w:r>
+      <w:r>
+        <w:t xml:space="preserve"> </w:t>
+      </w:r>
+      <w:r>
+        <w:rPr>
+          <w:b/>
+          <w:bCs/>
+        </w:rPr>
+        <w:t xml:space="preserve">Evaluation.</w:t>
+      </w:r>
+      <w:r>
+        <w:t xml:space="preserve"> </w:t>
+      </w:r>
+      <w:r>
+        <w:t xml:space="preserve">Authentic-data benchmarks beyond synthetic corpora, and the executable-correctness suite of Section 8.1 adopted across tasks.</w:t>
+      </w:r>
+      <w:r>
+        <w:t xml:space="preserve"> </w:t>
+      </w:r>
+      <w:r>
+        <w:rPr>
+          <w:b/>
+          <w:bCs/>
+        </w:rPr>
+        <w:t xml:space="preserve">Integration and impact.</w:t>
+      </w:r>
+      <w:r>
+        <w:t xml:space="preserve"> </w:t>
+      </w:r>
+      <w:r>
+        <w:t xml:space="preserve">ACR → FHIR mappings and write-back into scheduling, results-management, and referral systems;</w:t>
+      </w:r>
+      <w:r>
+        <w:rPr>
+          <w:vertAlign w:val="superscript"/>
+        </w:rPr>
+        <w:t xml:space="preserve">[15,35]</w:t>
+      </w:r>
+      <w:r>
+        <w:t xml:space="preserve"> </w:t>
+      </w:r>
+      <w:r>
+        <w:t xml:space="preserve">human-factors design of the review queue; regulatory categorization of care-process software; and, the outcome that matters most, whether automatic loop closure measurably improves clinical outcomes. Moving from synthetic corpora to de-identified real notes across languages and documentation styles remains the central empirical risk, and safe deployment presupposes the selective prediction, auditability, and oversight named above.</w:t>
       </w:r>
     </w:p>
-    <w:bookmarkEnd w:id="37"/>
-    <w:bookmarkEnd w:id="38"/>
-    <w:bookmarkStart w:id="39" w:name="conclusion"/>
+    <w:bookmarkEnd w:id="48"/>
+    <w:bookmarkEnd w:id="49"/>
+    <w:bookmarkStart w:id="50" w:name="conclusion"/>
     <w:p>
       <w:pPr>
         <w:pStyle w:val="Heading2"/>
@@ -4748,11 +7635,11 @@
         <w:widowControl w:val="1"/>
       </w:pPr>
       <w:r>
-        <w:t xml:space="preserve">Healthcare IT has made the document and then the fact computable; the care process is next. Each generation is defined by the unit it makes computable and the technology that makes it so: databases, then clinical NLP, then LLM-based neural-symbolic systems. The third generation converts clinical communication into structured, executable, auditable records of intended action, and its binding constraint is reliability rather than fluency. Follow-up extraction demonstrates that the generation is technically within reach today, convergent developments show it arriving from several directions at once, and the criteria and predictions here make the claim checkable rather than evocative alone.</w:t>
+        <w:t xml:space="preserve">The first generation made clinical information available to computers; the second made clinical state interpretable by computers; the third makes clinical intent operational by computers. Each is defined by the unit it makes computable, record, then fact, then intent, and by the computational stack that makes it so. The defining problem of the third generation is not generating clinical text but transforming what people communicate about future care into source-grounded, verifiable, executable, and monitorable clinical commitments, the Actionable Clinical Record. It does not replace the field’s workflow infrastructure; it supplies the missing middle that finally lets natural clinical communication reach that infrastructure automatically, under reliability treated as a formal system property rather than a hope. Follow-up extraction shows the smallest complete instance is within reach today, convergent developments show it arriving from several directions at once, and the ACR schema, maturity ladder, benchmark suite, and predictions here are offered so that others can build on the framework rather than merely agree with it.</w:t>
       </w:r>
     </w:p>
-    <w:bookmarkEnd w:id="39"/>
-    <w:bookmarkStart w:id="40" w:name="references"/>
+    <w:bookmarkEnd w:id="50"/>
+    <w:bookmarkStart w:id="51" w:name="references"/>
     <w:p>
       <w:pPr>
         <w:pStyle w:val="ReferencesHeading"/>
@@ -4777,7 +7664,7 @@
       </w:pPr>
       <w:r>
         <w:rPr>
-          <w:rFonts w:ascii="Times New Roman" w:hAnsi="Times New Roman"/>
+          <w:rFonts w:ascii="Georgia" w:hAnsi="Georgia"/>
           <w:sz w:val="18"/>
         </w:rPr>
         <w:t xml:space="preserve">1. </w:t>
@@ -4814,7 +7701,7 @@
       </w:pPr>
       <w:r>
         <w:rPr>
-          <w:rFonts w:ascii="Times New Roman" w:hAnsi="Times New Roman"/>
+          <w:rFonts w:ascii="Georgia" w:hAnsi="Georgia"/>
           <w:sz w:val="18"/>
         </w:rPr>
         <w:t xml:space="preserve">2. </w:t>
@@ -4851,7 +7738,7 @@
       </w:pPr>
       <w:r>
         <w:rPr>
-          <w:rFonts w:ascii="Times New Roman" w:hAnsi="Times New Roman"/>
+          <w:rFonts w:ascii="Georgia" w:hAnsi="Georgia"/>
           <w:sz w:val="18"/>
         </w:rPr>
         <w:t xml:space="preserve">3. </w:t>
@@ -4888,7 +7775,7 @@
       </w:pPr>
       <w:r>
         <w:rPr>
-          <w:rFonts w:ascii="Times New Roman" w:hAnsi="Times New Roman"/>
+          <w:rFonts w:ascii="Georgia" w:hAnsi="Georgia"/>
           <w:sz w:val="18"/>
         </w:rPr>
         <w:t xml:space="preserve">4. </w:t>
@@ -4909,7 +7796,7 @@
       </w:pPr>
       <w:r>
         <w:rPr>
-          <w:rFonts w:ascii="Times New Roman" w:hAnsi="Times New Roman"/>
+          <w:rFonts w:ascii="Georgia" w:hAnsi="Georgia"/>
           <w:sz w:val="18"/>
         </w:rPr>
         <w:t xml:space="preserve">5. </w:t>
@@ -4930,7 +7817,7 @@
       </w:pPr>
       <w:r>
         <w:rPr>
-          <w:rFonts w:ascii="Times New Roman" w:hAnsi="Times New Roman"/>
+          <w:rFonts w:ascii="Georgia" w:hAnsi="Georgia"/>
           <w:sz w:val="18"/>
         </w:rPr>
         <w:t xml:space="preserve">6. </w:t>
@@ -4967,7 +7854,7 @@
       </w:pPr>
       <w:r>
         <w:rPr>
-          <w:rFonts w:ascii="Times New Roman" w:hAnsi="Times New Roman"/>
+          <w:rFonts w:ascii="Georgia" w:hAnsi="Georgia"/>
           <w:sz w:val="18"/>
         </w:rPr>
         <w:t xml:space="preserve">7. </w:t>
@@ -5004,7 +7891,7 @@
       </w:pPr>
       <w:r>
         <w:rPr>
-          <w:rFonts w:ascii="Times New Roman" w:hAnsi="Times New Roman"/>
+          <w:rFonts w:ascii="Georgia" w:hAnsi="Georgia"/>
           <w:sz w:val="18"/>
         </w:rPr>
         <w:t xml:space="preserve">8. </w:t>
@@ -5041,7 +7928,7 @@
       </w:pPr>
       <w:r>
         <w:rPr>
-          <w:rFonts w:ascii="Times New Roman" w:hAnsi="Times New Roman"/>
+          <w:rFonts w:ascii="Georgia" w:hAnsi="Georgia"/>
           <w:sz w:val="18"/>
         </w:rPr>
         <w:t xml:space="preserve">9. </w:t>
@@ -5078,7 +7965,7 @@
       </w:pPr>
       <w:r>
         <w:rPr>
-          <w:rFonts w:ascii="Times New Roman" w:hAnsi="Times New Roman"/>
+          <w:rFonts w:ascii="Georgia" w:hAnsi="Georgia"/>
           <w:sz w:val="18"/>
         </w:rPr>
         <w:t xml:space="preserve">10. </w:t>
@@ -5115,7 +8002,7 @@
       </w:pPr>
       <w:r>
         <w:rPr>
-          <w:rFonts w:ascii="Times New Roman" w:hAnsi="Times New Roman"/>
+          <w:rFonts w:ascii="Georgia" w:hAnsi="Georgia"/>
           <w:sz w:val="18"/>
         </w:rPr>
         <w:t xml:space="preserve">11. </w:t>
@@ -5152,7 +8039,7 @@
       </w:pPr>
       <w:r>
         <w:rPr>
-          <w:rFonts w:ascii="Times New Roman" w:hAnsi="Times New Roman"/>
+          <w:rFonts w:ascii="Georgia" w:hAnsi="Georgia"/>
           <w:sz w:val="18"/>
         </w:rPr>
         <w:t xml:space="preserve">12. </w:t>
@@ -5189,7 +8076,7 @@
       </w:pPr>
       <w:r>
         <w:rPr>
-          <w:rFonts w:ascii="Times New Roman" w:hAnsi="Times New Roman"/>
+          <w:rFonts w:ascii="Georgia" w:hAnsi="Georgia"/>
           <w:sz w:val="18"/>
         </w:rPr>
         <w:t xml:space="preserve">13. </w:t>
@@ -5226,7 +8113,7 @@
       </w:pPr>
       <w:r>
         <w:rPr>
-          <w:rFonts w:ascii="Times New Roman" w:hAnsi="Times New Roman"/>
+          <w:rFonts w:ascii="Georgia" w:hAnsi="Georgia"/>
           <w:sz w:val="18"/>
         </w:rPr>
         <w:t xml:space="preserve">14. </w:t>
@@ -5263,7 +8150,7 @@
       </w:pPr>
       <w:r>
         <w:rPr>
-          <w:rFonts w:ascii="Times New Roman" w:hAnsi="Times New Roman"/>
+          <w:rFonts w:ascii="Georgia" w:hAnsi="Georgia"/>
           <w:sz w:val="18"/>
         </w:rPr>
         <w:t xml:space="preserve">15. </w:t>
@@ -5300,7 +8187,7 @@
       </w:pPr>
       <w:r>
         <w:rPr>
-          <w:rFonts w:ascii="Times New Roman" w:hAnsi="Times New Roman"/>
+          <w:rFonts w:ascii="Georgia" w:hAnsi="Georgia"/>
           <w:sz w:val="18"/>
         </w:rPr>
         <w:t xml:space="preserve">16. </w:t>
@@ -5337,7 +8224,7 @@
       </w:pPr>
       <w:r>
         <w:rPr>
-          <w:rFonts w:ascii="Times New Roman" w:hAnsi="Times New Roman"/>
+          <w:rFonts w:ascii="Georgia" w:hAnsi="Georgia"/>
           <w:sz w:val="18"/>
         </w:rPr>
         <w:t xml:space="preserve">17. </w:t>
@@ -5374,7 +8261,7 @@
       </w:pPr>
       <w:r>
         <w:rPr>
-          <w:rFonts w:ascii="Times New Roman" w:hAnsi="Times New Roman"/>
+          <w:rFonts w:ascii="Georgia" w:hAnsi="Georgia"/>
           <w:sz w:val="18"/>
         </w:rPr>
         <w:t xml:space="preserve">18. </w:t>
@@ -5411,7 +8298,7 @@
       </w:pPr>
       <w:r>
         <w:rPr>
-          <w:rFonts w:ascii="Times New Roman" w:hAnsi="Times New Roman"/>
+          <w:rFonts w:ascii="Georgia" w:hAnsi="Georgia"/>
           <w:sz w:val="18"/>
         </w:rPr>
         <w:t xml:space="preserve">19. </w:t>
@@ -5448,7 +8335,7 @@
       </w:pPr>
       <w:r>
         <w:rPr>
-          <w:rFonts w:ascii="Times New Roman" w:hAnsi="Times New Roman"/>
+          <w:rFonts w:ascii="Georgia" w:hAnsi="Georgia"/>
           <w:sz w:val="18"/>
         </w:rPr>
         <w:t xml:space="preserve">20. </w:t>
@@ -5485,7 +8372,7 @@
       </w:pPr>
       <w:r>
         <w:rPr>
-          <w:rFonts w:ascii="Times New Roman" w:hAnsi="Times New Roman"/>
+          <w:rFonts w:ascii="Georgia" w:hAnsi="Georgia"/>
           <w:sz w:val="18"/>
         </w:rPr>
         <w:t xml:space="preserve">21. </w:t>
@@ -5522,7 +8409,7 @@
       </w:pPr>
       <w:r>
         <w:rPr>
-          <w:rFonts w:ascii="Times New Roman" w:hAnsi="Times New Roman"/>
+          <w:rFonts w:ascii="Georgia" w:hAnsi="Georgia"/>
           <w:sz w:val="18"/>
         </w:rPr>
         <w:t xml:space="preserve">22. </w:t>
@@ -5559,7 +8446,7 @@
       </w:pPr>
       <w:r>
         <w:rPr>
-          <w:rFonts w:ascii="Times New Roman" w:hAnsi="Times New Roman"/>
+          <w:rFonts w:ascii="Georgia" w:hAnsi="Georgia"/>
           <w:sz w:val="18"/>
         </w:rPr>
         <w:t xml:space="preserve">23. </w:t>
@@ -5596,7 +8483,7 @@
       </w:pPr>
       <w:r>
         <w:rPr>
-          <w:rFonts w:ascii="Times New Roman" w:hAnsi="Times New Roman"/>
+          <w:rFonts w:ascii="Georgia" w:hAnsi="Georgia"/>
           <w:sz w:val="18"/>
         </w:rPr>
         <w:t xml:space="preserve">24. </w:t>
@@ -5633,7 +8520,7 @@
       </w:pPr>
       <w:r>
         <w:rPr>
-          <w:rFonts w:ascii="Times New Roman" w:hAnsi="Times New Roman"/>
+          <w:rFonts w:ascii="Georgia" w:hAnsi="Georgia"/>
           <w:sz w:val="18"/>
         </w:rPr>
         <w:t xml:space="preserve">25. </w:t>
@@ -5670,7 +8557,7 @@
       </w:pPr>
       <w:r>
         <w:rPr>
-          <w:rFonts w:ascii="Times New Roman" w:hAnsi="Times New Roman"/>
+          <w:rFonts w:ascii="Georgia" w:hAnsi="Georgia"/>
           <w:sz w:val="18"/>
         </w:rPr>
         <w:t xml:space="preserve">26. </w:t>
@@ -5707,7 +8594,7 @@
       </w:pPr>
       <w:r>
         <w:rPr>
-          <w:rFonts w:ascii="Times New Roman" w:hAnsi="Times New Roman"/>
+          <w:rFonts w:ascii="Georgia" w:hAnsi="Georgia"/>
           <w:sz w:val="18"/>
         </w:rPr>
         <w:t xml:space="preserve">27. </w:t>
@@ -5744,7 +8631,7 @@
       </w:pPr>
       <w:r>
         <w:rPr>
-          <w:rFonts w:ascii="Times New Roman" w:hAnsi="Times New Roman"/>
+          <w:rFonts w:ascii="Georgia" w:hAnsi="Georgia"/>
           <w:sz w:val="18"/>
         </w:rPr>
         <w:t xml:space="preserve">28. </w:t>
@@ -5781,7 +8668,7 @@
       </w:pPr>
       <w:r>
         <w:rPr>
-          <w:rFonts w:ascii="Times New Roman" w:hAnsi="Times New Roman"/>
+          <w:rFonts w:ascii="Georgia" w:hAnsi="Georgia"/>
           <w:sz w:val="18"/>
         </w:rPr>
         <w:t xml:space="preserve">29. </w:t>
@@ -5818,7 +8705,7 @@
       </w:pPr>
       <w:r>
         <w:rPr>
-          <w:rFonts w:ascii="Times New Roman" w:hAnsi="Times New Roman"/>
+          <w:rFonts w:ascii="Georgia" w:hAnsi="Georgia"/>
           <w:sz w:val="18"/>
         </w:rPr>
         <w:t xml:space="preserve">30. </w:t>
@@ -5855,7 +8742,7 @@
       </w:pPr>
       <w:r>
         <w:rPr>
-          <w:rFonts w:ascii="Times New Roman" w:hAnsi="Times New Roman"/>
+          <w:rFonts w:ascii="Georgia" w:hAnsi="Georgia"/>
           <w:sz w:val="18"/>
         </w:rPr>
         <w:t xml:space="preserve">31. </w:t>
@@ -5892,7 +8779,7 @@
       </w:pPr>
       <w:r>
         <w:rPr>
-          <w:rFonts w:ascii="Times New Roman" w:hAnsi="Times New Roman"/>
+          <w:rFonts w:ascii="Georgia" w:hAnsi="Georgia"/>
           <w:sz w:val="18"/>
         </w:rPr>
         <w:t xml:space="preserve">32. </w:t>
@@ -5929,7 +8816,7 @@
       </w:pPr>
       <w:r>
         <w:rPr>
-          <w:rFonts w:ascii="Times New Roman" w:hAnsi="Times New Roman"/>
+          <w:rFonts w:ascii="Georgia" w:hAnsi="Georgia"/>
           <w:sz w:val="18"/>
         </w:rPr>
         <w:t xml:space="preserve">33. </w:t>
@@ -5966,7 +8853,7 @@
       </w:pPr>
       <w:r>
         <w:rPr>
-          <w:rFonts w:ascii="Times New Roman" w:hAnsi="Times New Roman"/>
+          <w:rFonts w:ascii="Georgia" w:hAnsi="Georgia"/>
           <w:sz w:val="18"/>
         </w:rPr>
         <w:t xml:space="preserve">34. </w:t>
@@ -6003,7 +8890,7 @@
       </w:pPr>
       <w:r>
         <w:rPr>
-          <w:rFonts w:ascii="Times New Roman" w:hAnsi="Times New Roman"/>
+          <w:rFonts w:ascii="Georgia" w:hAnsi="Georgia"/>
           <w:sz w:val="18"/>
         </w:rPr>
         <w:t xml:space="preserve">35. </w:t>
@@ -6040,7 +8927,7 @@
       </w:pPr>
       <w:r>
         <w:rPr>
-          <w:rFonts w:ascii="Times New Roman" w:hAnsi="Times New Roman"/>
+          <w:rFonts w:ascii="Georgia" w:hAnsi="Georgia"/>
           <w:sz w:val="18"/>
         </w:rPr>
         <w:t xml:space="preserve">36. </w:t>
@@ -6077,7 +8964,7 @@
       </w:pPr>
       <w:r>
         <w:rPr>
-          <w:rFonts w:ascii="Times New Roman" w:hAnsi="Times New Roman"/>
+          <w:rFonts w:ascii="Georgia" w:hAnsi="Georgia"/>
           <w:sz w:val="18"/>
         </w:rPr>
         <w:t xml:space="preserve">37. </w:t>
@@ -6114,7 +9001,7 @@
       </w:pPr>
       <w:r>
         <w:rPr>
-          <w:rFonts w:ascii="Times New Roman" w:hAnsi="Times New Roman"/>
+          <w:rFonts w:ascii="Georgia" w:hAnsi="Georgia"/>
           <w:sz w:val="18"/>
         </w:rPr>
         <w:t xml:space="preserve">38. </w:t>
@@ -6151,7 +9038,7 @@
       </w:pPr>
       <w:r>
         <w:rPr>
-          <w:rFonts w:ascii="Times New Roman" w:hAnsi="Times New Roman"/>
+          <w:rFonts w:ascii="Georgia" w:hAnsi="Georgia"/>
           <w:sz w:val="18"/>
         </w:rPr>
         <w:t xml:space="preserve">39. </w:t>
@@ -6188,7 +9075,7 @@
       </w:pPr>
       <w:r>
         <w:rPr>
-          <w:rFonts w:ascii="Times New Roman" w:hAnsi="Times New Roman"/>
+          <w:rFonts w:ascii="Georgia" w:hAnsi="Georgia"/>
           <w:sz w:val="18"/>
         </w:rPr>
         <w:t xml:space="preserve">40. </w:t>
@@ -6225,7 +9112,7 @@
       </w:pPr>
       <w:r>
         <w:rPr>
-          <w:rFonts w:ascii="Times New Roman" w:hAnsi="Times New Roman"/>
+          <w:rFonts w:ascii="Georgia" w:hAnsi="Georgia"/>
           <w:sz w:val="18"/>
         </w:rPr>
         <w:t xml:space="preserve">41. </w:t>
@@ -6250,7 +9137,44 @@
         <w:t xml:space="preserve">2025;16(12):1090. doi:10.3390/info16121090.</w:t>
       </w:r>
     </w:p>
-    <w:bookmarkEnd w:id="40"/>
+    <w:p>
+      <w:pPr>
+        <w:pStyle w:val="ReferenceEntry"/>
+        <w:spacing w:after="100"/>
+        <w:ind w:left="475" w:hanging="475"/>
+        <w:jc w:val="left"/>
+        <w:keepNext w:val="0"/>
+        <w:keepLines w:val="0"/>
+        <w:widowControl w:val="1"/>
+      </w:pPr>
+      <w:r>
+        <w:rPr>
+          <w:rFonts w:ascii="Georgia" w:hAnsi="Georgia"/>
+          <w:sz w:val="18"/>
+        </w:rPr>
+        <w:t xml:space="preserve">42. </w:t>
+      </w:r>
+      <w:r>
+        <w:t xml:space="preserve">van der Aalst W.</w:t>
+      </w:r>
+      <w:r>
+        <w:t xml:space="preserve"> </w:t>
+      </w:r>
+      <w:r>
+        <w:rPr>
+          <w:i/>
+          <w:iCs/>
+        </w:rPr>
+        <w:t xml:space="preserve">Process Mining: Data Science in Action.</w:t>
+      </w:r>
+      <w:r>
+        <w:t xml:space="preserve"> </w:t>
+      </w:r>
+      <w:r>
+        <w:t xml:space="preserve">2nd ed. Berlin: Springer; 2016. doi:10.1007/978-3-662-49851-4.</w:t>
+      </w:r>
+    </w:p>
+    <w:bookmarkEnd w:id="51"/>
     <w:sectPr>
       <w:type w:val="continuous"/>
       <w:pgSz w:h="15840" w:w="12240"/>
@@ -6275,7 +9199,7 @@
     </w:pPr>
     <w:r>
       <w:rPr>
-        <w:rFonts w:ascii="Times New Roman" w:hAnsi="Times New Roman"/>
+        <w:rFonts w:ascii="Georgia" w:hAnsi="Georgia"/>
         <w:sz w:val="18"/>
       </w:rPr>
       <w:fldChar w:fldCharType="begin"/>
@@ -6869,7 +9793,7 @@
       <w:spacing w:after="0" w:before="0" w:line="240" w:lineRule="auto"/>
     </w:pPr>
     <w:rPr>
-      <w:rFonts w:ascii="Times New Roman" w:hAnsi="Times New Roman"/>
+      <w:rFonts w:ascii="Georgia" w:hAnsi="Georgia"/>
       <w:b w:val="0"/>
       <w:i w:val="0"/>
       <w:sz w:val="20"/>
@@ -6934,7 +9858,7 @@
       <w:outlineLvl w:val="0"/>
     </w:pPr>
     <w:rPr>
-      <w:rFonts w:ascii="Times New Roman" w:asciiTheme="majorHAnsi" w:cstheme="majorBidi" w:eastAsiaTheme="majorEastAsia" w:hAnsi="Times New Roman" w:hAnsiTheme="majorHAnsi"/>
+      <w:rFonts w:ascii="Georgia" w:asciiTheme="majorHAnsi" w:cstheme="majorBidi" w:eastAsiaTheme="majorEastAsia" w:hAnsi="Georgia" w:hAnsiTheme="majorHAnsi"/>
       <w:b/>
       <w:bCs/>
       <w:i w:val="0"/>
@@ -6959,7 +9883,7 @@
       <w:outlineLvl w:val="1"/>
     </w:pPr>
     <w:rPr>
-      <w:rFonts w:ascii="Times New Roman" w:asciiTheme="majorHAnsi" w:cstheme="majorBidi" w:eastAsiaTheme="majorEastAsia" w:hAnsi="Times New Roman" w:hAnsiTheme="majorHAnsi"/>
+      <w:rFonts w:ascii="Georgia" w:asciiTheme="majorHAnsi" w:cstheme="majorBidi" w:eastAsiaTheme="majorEastAsia" w:hAnsi="Georgia" w:hAnsiTheme="majorHAnsi"/>
       <w:b/>
       <w:bCs/>
       <w:i w:val="0"/>
@@ -6984,7 +9908,7 @@
       <w:outlineLvl w:val="2"/>
     </w:pPr>
     <w:rPr>
-      <w:rFonts w:ascii="Times New Roman" w:asciiTheme="majorHAnsi" w:cstheme="majorBidi" w:eastAsiaTheme="majorEastAsia" w:hAnsi="Times New Roman" w:hAnsiTheme="majorHAnsi"/>
+      <w:rFonts w:ascii="Georgia" w:asciiTheme="majorHAnsi" w:cstheme="majorBidi" w:eastAsiaTheme="majorEastAsia" w:hAnsi="Georgia" w:hAnsiTheme="majorHAnsi"/>
       <w:b/>
       <w:bCs/>
       <w:i w:val="0"/>
@@ -7229,7 +10153,7 @@
       <w:jc w:val="center"/>
     </w:pPr>
     <w:rPr>
-      <w:rFonts w:ascii="Times New Roman" w:asciiTheme="majorHAnsi" w:cstheme="majorBidi" w:eastAsiaTheme="majorEastAsia" w:hAnsi="Times New Roman" w:hAnsiTheme="majorHAnsi"/>
+      <w:rFonts w:ascii="Georgia" w:asciiTheme="majorHAnsi" w:cstheme="majorBidi" w:eastAsiaTheme="majorEastAsia" w:hAnsi="Georgia" w:hAnsiTheme="majorHAnsi"/>
       <w:b/>
       <w:i w:val="0"/>
       <w:color w:themeColor="text2" w:themeShade="BF" w:val="17365D"/>
@@ -7271,7 +10195,7 @@
       <w:jc w:val="center"/>
     </w:pPr>
     <w:rPr>
-      <w:rFonts w:ascii="Times New Roman" w:asciiTheme="majorHAnsi" w:cstheme="majorBidi" w:eastAsiaTheme="majorEastAsia" w:hAnsi="Times New Roman" w:hAnsiTheme="majorHAnsi"/>
+      <w:rFonts w:ascii="Georgia" w:asciiTheme="majorHAnsi" w:cstheme="majorBidi" w:eastAsiaTheme="majorEastAsia" w:hAnsi="Georgia" w:hAnsiTheme="majorHAnsi"/>
       <w:b w:val="0"/>
       <w:i w:val="0"/>
       <w:iCs/>
@@ -7322,7 +10246,7 @@
       <w:jc w:val="both"/>
     </w:pPr>
     <w:rPr>
-      <w:rFonts w:ascii="Times New Roman" w:hAnsi="Times New Roman"/>
+      <w:rFonts w:ascii="Georgia" w:hAnsi="Georgia"/>
       <w:b w:val="0"/>
       <w:i w:val="0"/>
       <w:sz w:val="20"/>
@@ -18588,7 +21512,7 @@
       <w:jc w:val="both"/>
     </w:pPr>
     <w:rPr>
-      <w:rFonts w:ascii="Times New Roman" w:hAnsi="Times New Roman"/>
+      <w:rFonts w:ascii="Georgia" w:hAnsi="Georgia"/>
       <w:b w:val="0"/>
       <w:i w:val="0"/>
       <w:sz w:val="20"/>
@@ -18604,7 +21528,7 @@
       <w:jc w:val="both"/>
     </w:pPr>
     <w:rPr>
-      <w:rFonts w:ascii="Times New Roman" w:hAnsi="Times New Roman"/>
+      <w:rFonts w:ascii="Georgia" w:hAnsi="Georgia"/>
       <w:b w:val="0"/>
       <w:i w:val="0"/>
       <w:sz w:val="20"/>
@@ -18620,7 +21544,7 @@
       <w:jc w:val="center"/>
     </w:pPr>
     <w:rPr>
-      <w:rFonts w:ascii="Times New Roman" w:hAnsi="Times New Roman"/>
+      <w:rFonts w:ascii="Georgia" w:hAnsi="Georgia"/>
       <w:b/>
       <w:i w:val="0"/>
       <w:sz w:val="20"/>
@@ -18636,7 +21560,7 @@
       <w:jc w:val="both"/>
     </w:pPr>
     <w:rPr>
-      <w:rFonts w:ascii="Times New Roman" w:hAnsi="Times New Roman"/>
+      <w:rFonts w:ascii="Georgia" w:hAnsi="Georgia"/>
       <w:b w:val="0"/>
       <w:i w:val="0"/>
       <w:sz w:val="20"/>
@@ -18651,7 +21575,7 @@
       <w:jc w:val="center"/>
     </w:pPr>
     <w:rPr>
-      <w:rFonts w:ascii="Times New Roman" w:hAnsi="Times New Roman"/>
+      <w:rFonts w:ascii="Georgia" w:hAnsi="Georgia"/>
       <w:b w:val="0"/>
       <w:i/>
       <w:sz w:val="18"/>
@@ -18666,7 +21590,7 @@
       <w:jc w:val="center"/>
     </w:pPr>
     <w:rPr>
-      <w:rFonts w:ascii="Times New Roman" w:hAnsi="Times New Roman"/>
+      <w:rFonts w:ascii="Georgia" w:hAnsi="Georgia"/>
       <w:b w:val="0"/>
       <w:i/>
       <w:sz w:val="18"/>
@@ -18680,7 +21604,7 @@
       <w:spacing w:after="120" w:before="240"/>
     </w:pPr>
     <w:rPr>
-      <w:rFonts w:ascii="Times New Roman" w:hAnsi="Times New Roman"/>
+      <w:rFonts w:ascii="Georgia" w:hAnsi="Georgia"/>
       <w:b/>
       <w:i w:val="0"/>
       <w:sz w:val="24"/>
@@ -18696,7 +21620,7 @@
       <w:jc w:val="left"/>
     </w:pPr>
     <w:rPr>
-      <w:rFonts w:ascii="Times New Roman" w:hAnsi="Times New Roman"/>
+      <w:rFonts w:ascii="Georgia" w:hAnsi="Georgia"/>
       <w:b w:val="0"/>
       <w:i w:val="0"/>
       <w:sz w:val="18"/>
